--- a/docs/user-guide/en/pages/05-turnover.docx
+++ b/docs/user-guide/en/pages/05-turnover.docx
@@ -65,7 +65,7 @@
       <w:r>
         <w:drawing>
           <wp:inline distT="0" distB="0" distL="0" distR="0">
-            <wp:extent cx="5715000" cy="628650"/>
+            <wp:extent cx="5715000" cy="981075"/>
             <wp:effectExtent t="0" r="0" b="0" l="0"/>
             <wp:docPr id="1" name="" descr="" title=""/>
             <wp:cNvGraphicFramePr>
@@ -90,7 +90,7 @@
                   <pic:spPr bwMode="auto">
                     <a:xfrm>
                       <a:off x="0" y="0"/>
-                      <a:ext cx="5715000" cy="628650"/>
+                      <a:ext cx="5715000" cy="981075"/>
                     </a:xfrm>
                     <a:prstGeom prst="rect">
                       <a:avLst/>

--- a/docs/user-guide/en/pages/05-turnover.docx
+++ b/docs/user-guide/en/pages/05-turnover.docx
@@ -65,7 +65,7 @@
       <w:r>
         <w:drawing>
           <wp:inline distT="0" distB="0" distL="0" distR="0">
-            <wp:extent cx="5715000" cy="981075"/>
+            <wp:extent cx="6953250" cy="1190625"/>
             <wp:effectExtent t="0" r="0" b="0" l="0"/>
             <wp:docPr id="1" name="" descr="" title=""/>
             <wp:cNvGraphicFramePr>
@@ -90,7 +90,7 @@
                   <pic:spPr bwMode="auto">
                     <a:xfrm>
                       <a:off x="0" y="0"/>
-                      <a:ext cx="5715000" cy="981075"/>
+                      <a:ext cx="6953250" cy="1190625"/>
                     </a:xfrm>
                     <a:prstGeom prst="rect">
                       <a:avLst/>
@@ -105,7 +105,7 @@
     </w:p>
     <w:p>
       <w:pPr>
-        <w:spacing w:after="90" w:line="290"/>
+        <w:spacing w:after="70" w:line="270"/>
       </w:pPr>
       <w:r>
         <w:rPr>
@@ -152,7 +152,7 @@
     </w:p>
     <w:tbl>
       <w:tblPr>
-        <w:tblW w:type="dxa" w:w="9399"/>
+        <w:tblW w:type="dxa" w:w="10998"/>
         <w:jc w:val="center"/>
         <w:tblBorders>
           <w:top w:val="single" w:color="auto" w:sz="4"/>
@@ -164,9 +164,9 @@
         </w:tblBorders>
       </w:tblPr>
       <w:tblGrid>
-        <w:gridCol w:w="3133"/>
-        <w:gridCol w:w="3133"/>
-        <w:gridCol w:w="3133"/>
+        <w:gridCol w:w="3666"/>
+        <w:gridCol w:w="3666"/>
+        <w:gridCol w:w="3666"/>
       </w:tblGrid>
       <w:tr>
         <w:trPr>
@@ -174,7 +174,7 @@
         </w:trPr>
         <w:tc>
           <w:tcPr>
-            <w:tcW w:type="dxa" w:w="3133"/>
+            <w:tcW w:type="dxa" w:w="3666"/>
             <w:tcBorders>
               <w:top w:val="none" w:color="FFFFFF" w:sz="0"/>
               <w:left w:val="none" w:color="FFFFFF" w:sz="0"/>
@@ -195,7 +195,7 @@
             <w:r>
               <w:drawing>
                 <wp:inline distT="0" distB="0" distL="0" distR="0">
-                  <wp:extent cx="1809750" cy="714375"/>
+                  <wp:extent cx="2171700" cy="866775"/>
                   <wp:effectExtent t="0" r="0" b="0" l="0"/>
                   <wp:docPr id="1" name="" descr="" title=""/>
                   <wp:cNvGraphicFramePr>
@@ -220,7 +220,7 @@
                         <pic:spPr bwMode="auto">
                           <a:xfrm>
                             <a:off x="0" y="0"/>
-                            <a:ext cx="1809750" cy="714375"/>
+                            <a:ext cx="2171700" cy="866775"/>
                           </a:xfrm>
                           <a:prstGeom prst="rect">
                             <a:avLst/>
@@ -236,7 +236,7 @@
         </w:tc>
         <w:tc>
           <w:tcPr>
-            <w:tcW w:type="dxa" w:w="3133"/>
+            <w:tcW w:type="dxa" w:w="3666"/>
             <w:tcBorders>
               <w:top w:val="none" w:color="FFFFFF" w:sz="0"/>
               <w:left w:val="none" w:color="FFFFFF" w:sz="0"/>
@@ -257,7 +257,7 @@
             <w:r>
               <w:drawing>
                 <wp:inline distT="0" distB="0" distL="0" distR="0">
-                  <wp:extent cx="1809750" cy="714375"/>
+                  <wp:extent cx="2171700" cy="866775"/>
                   <wp:effectExtent t="0" r="0" b="0" l="0"/>
                   <wp:docPr id="1" name="" descr="" title=""/>
                   <wp:cNvGraphicFramePr>
@@ -282,7 +282,7 @@
                         <pic:spPr bwMode="auto">
                           <a:xfrm>
                             <a:off x="0" y="0"/>
-                            <a:ext cx="1809750" cy="714375"/>
+                            <a:ext cx="2171700" cy="866775"/>
                           </a:xfrm>
                           <a:prstGeom prst="rect">
                             <a:avLst/>
@@ -298,7 +298,7 @@
         </w:tc>
         <w:tc>
           <w:tcPr>
-            <w:tcW w:type="dxa" w:w="3133"/>
+            <w:tcW w:type="dxa" w:w="3666"/>
             <w:tcBorders>
               <w:top w:val="none" w:color="FFFFFF" w:sz="0"/>
               <w:left w:val="none" w:color="FFFFFF" w:sz="0"/>
@@ -319,7 +319,7 @@
             <w:r>
               <w:drawing>
                 <wp:inline distT="0" distB="0" distL="0" distR="0">
-                  <wp:extent cx="1809750" cy="714375"/>
+                  <wp:extent cx="2171700" cy="866775"/>
                   <wp:effectExtent t="0" r="0" b="0" l="0"/>
                   <wp:docPr id="1" name="" descr="" title=""/>
                   <wp:cNvGraphicFramePr>
@@ -344,7 +344,7 @@
                         <pic:spPr bwMode="auto">
                           <a:xfrm>
                             <a:off x="0" y="0"/>
-                            <a:ext cx="1809750" cy="714375"/>
+                            <a:ext cx="2171700" cy="866775"/>
                           </a:xfrm>
                           <a:prstGeom prst="rect">
                             <a:avLst/>
@@ -707,7 +707,7 @@
       <w:r>
         <w:drawing>
           <wp:inline distT="0" distB="0" distL="0" distR="0">
-            <wp:extent cx="5715000" cy="1609725"/>
+            <wp:extent cx="6953250" cy="1962150"/>
             <wp:effectExtent t="0" r="0" b="0" l="0"/>
             <wp:docPr id="1" name="" descr="" title=""/>
             <wp:cNvGraphicFramePr>
@@ -732,7 +732,7 @@
                   <pic:spPr bwMode="auto">
                     <a:xfrm>
                       <a:off x="0" y="0"/>
-                      <a:ext cx="5715000" cy="1609725"/>
+                      <a:ext cx="6953250" cy="1962150"/>
                     </a:xfrm>
                     <a:prstGeom prst="rect">
                       <a:avLst/>
@@ -747,7 +747,7 @@
     </w:p>
     <w:p>
       <w:pPr>
-        <w:spacing w:after="90" w:line="290"/>
+        <w:spacing w:after="70" w:line="270"/>
       </w:pPr>
       <w:r>
         <w:rPr>
@@ -815,6 +815,444 @@
       </w:pPr>
       <w:r>
         <w:t xml:space="preserve">Step 4 - Who is leaving?</w:t>
+      </w:r>
+    </w:p>
+    <w:tbl>
+      <w:tblPr>
+        <w:tblW w:type="dxa" w:w="11000"/>
+        <w:jc w:val="center"/>
+        <w:tblBorders>
+          <w:top w:val="single" w:color="auto" w:sz="4"/>
+          <w:left w:val="single" w:color="auto" w:sz="4"/>
+          <w:bottom w:val="single" w:color="auto" w:sz="4"/>
+          <w:right w:val="single" w:color="auto" w:sz="4"/>
+          <w:insideH w:val="single" w:color="auto" w:sz="4"/>
+          <w:insideV w:val="single" w:color="auto" w:sz="4"/>
+        </w:tblBorders>
+      </w:tblPr>
+      <w:tblGrid>
+        <w:gridCol w:w="5500"/>
+        <w:gridCol w:w="5500"/>
+      </w:tblGrid>
+      <w:tr>
+        <w:tc>
+          <w:tcPr>
+            <w:tcW w:type="dxa" w:w="5500"/>
+            <w:tcBorders>
+              <w:top w:val="none" w:color="FFFFFF" w:sz="0"/>
+              <w:left w:val="none" w:color="FFFFFF" w:sz="0"/>
+              <w:bottom w:val="none" w:color="FFFFFF" w:sz="0"/>
+              <w:right w:val="none" w:color="FFFFFF" w:sz="0"/>
+            </w:tcBorders>
+            <w:tcMar>
+              <w:top w:type="dxa" w:w="40"/>
+              <w:left w:type="dxa" w:w="70"/>
+              <w:bottom w:type="dxa" w:w="60"/>
+              <w:right w:type="dxa" w:w="70"/>
+            </w:tcMar>
+          </w:tcPr>
+          <w:p>
+            <w:pPr>
+              <w:keepNext/>
+              <w:spacing w:after="120" w:before="60"/>
+              <w:jc w:val="center"/>
+            </w:pPr>
+            <w:r>
+              <w:drawing>
+                <wp:inline distT="0" distB="0" distL="0" distR="0">
+                  <wp:extent cx="3286125" cy="1971675"/>
+                  <wp:effectExtent t="0" r="0" b="0" l="0"/>
+                  <wp:docPr id="1" name="" descr="" title=""/>
+                  <wp:cNvGraphicFramePr>
+                    <a:graphicFrameLocks xmlns:a="http://schemas.openxmlformats.org/drawingml/2006/main" noChangeAspect="1"/>
+                  </wp:cNvGraphicFramePr>
+                  <a:graphic xmlns:a="http://schemas.openxmlformats.org/drawingml/2006/main">
+                    <a:graphicData uri="http://schemas.openxmlformats.org/drawingml/2006/picture">
+                      <pic:pic xmlns:pic="http://schemas.openxmlformats.org/drawingml/2006/picture">
+                        <pic:nvPicPr>
+                          <pic:cNvPr id="0" name="" descr=""/>
+                          <pic:cNvPicPr>
+                            <a:picLocks noChangeAspect="1" noChangeArrowheads="1"/>
+                          </pic:cNvPicPr>
+                        </pic:nvPicPr>
+                        <pic:blipFill>
+                          <a:blip r:embed="rId14" cstate="none"/>
+                          <a:srcRect/>
+                          <a:stretch>
+                            <a:fillRect/>
+                          </a:stretch>
+                        </pic:blipFill>
+                        <pic:spPr bwMode="auto">
+                          <a:xfrm>
+                            <a:off x="0" y="0"/>
+                            <a:ext cx="3286125" cy="1971675"/>
+                          </a:xfrm>
+                          <a:prstGeom prst="rect">
+                            <a:avLst/>
+                          </a:prstGeom>
+                        </pic:spPr>
+                      </pic:pic>
+                    </a:graphicData>
+                  </a:graphic>
+                </wp:inline>
+              </w:drawing>
+            </w:r>
+          </w:p>
+          <w:p>
+            <w:pPr>
+              <w:spacing w:after="70" w:line="270"/>
+            </w:pPr>
+            <w:r>
+              <w:rPr>
+                <w:rFonts w:ascii="Arial" w:cs="Arial" w:eastAsia="Arial" w:hAnsi="Arial"/>
+                <w:color w:val="27251F"/>
+                <w:sz w:val="21"/>
+                <w:szCs w:val="21"/>
+              </w:rPr>
+              <w:t xml:space="preserve">Resignations in the selected period grouped by job title.</w:t>
+            </w:r>
+          </w:p>
+          <w:p>
+            <w:pPr>
+              <w:spacing w:after="90" w:line="290"/>
+            </w:pPr>
+            <w:r>
+              <w:rPr>
+                <w:rFonts w:ascii="Arial" w:cs="Arial" w:eastAsia="Arial" w:hAnsi="Arial"/>
+                <w:b/>
+                <w:bCs/>
+                <w:color w:val="27251F"/>
+                <w:sz w:val="21"/>
+                <w:szCs w:val="21"/>
+              </w:rPr>
+              <w:t xml:space="preserve">What to look at: </w:t>
+            </w:r>
+            <w:r>
+              <w:rPr>
+                <w:rFonts w:ascii="Arial" w:cs="Arial" w:eastAsia="Arial" w:hAnsi="Arial"/>
+                <w:color w:val="27251F"/>
+                <w:sz w:val="21"/>
+                <w:szCs w:val="21"/>
+              </w:rPr>
+              <w:t xml:space="preserve">which roles are losing the most people.</w:t>
+            </w:r>
+          </w:p>
+        </w:tc>
+        <w:tc>
+          <w:tcPr>
+            <w:tcW w:type="dxa" w:w="5500"/>
+            <w:tcBorders>
+              <w:top w:val="none" w:color="FFFFFF" w:sz="0"/>
+              <w:left w:val="none" w:color="FFFFFF" w:sz="0"/>
+              <w:bottom w:val="none" w:color="FFFFFF" w:sz="0"/>
+              <w:right w:val="none" w:color="FFFFFF" w:sz="0"/>
+            </w:tcBorders>
+            <w:tcMar>
+              <w:top w:type="dxa" w:w="40"/>
+              <w:left w:type="dxa" w:w="70"/>
+              <w:bottom w:type="dxa" w:w="60"/>
+              <w:right w:type="dxa" w:w="70"/>
+            </w:tcMar>
+          </w:tcPr>
+          <w:p>
+            <w:pPr>
+              <w:keepNext/>
+              <w:spacing w:after="120" w:before="60"/>
+              <w:jc w:val="center"/>
+            </w:pPr>
+            <w:r>
+              <w:drawing>
+                <wp:inline distT="0" distB="0" distL="0" distR="0">
+                  <wp:extent cx="3286125" cy="1971675"/>
+                  <wp:effectExtent t="0" r="0" b="0" l="0"/>
+                  <wp:docPr id="1" name="" descr="" title=""/>
+                  <wp:cNvGraphicFramePr>
+                    <a:graphicFrameLocks xmlns:a="http://schemas.openxmlformats.org/drawingml/2006/main" noChangeAspect="1"/>
+                  </wp:cNvGraphicFramePr>
+                  <a:graphic xmlns:a="http://schemas.openxmlformats.org/drawingml/2006/main">
+                    <a:graphicData uri="http://schemas.openxmlformats.org/drawingml/2006/picture">
+                      <pic:pic xmlns:pic="http://schemas.openxmlformats.org/drawingml/2006/picture">
+                        <pic:nvPicPr>
+                          <pic:cNvPr id="0" name="" descr=""/>
+                          <pic:cNvPicPr>
+                            <a:picLocks noChangeAspect="1" noChangeArrowheads="1"/>
+                          </pic:cNvPicPr>
+                        </pic:nvPicPr>
+                        <pic:blipFill>
+                          <a:blip r:embed="rId15" cstate="none"/>
+                          <a:srcRect/>
+                          <a:stretch>
+                            <a:fillRect/>
+                          </a:stretch>
+                        </pic:blipFill>
+                        <pic:spPr bwMode="auto">
+                          <a:xfrm>
+                            <a:off x="0" y="0"/>
+                            <a:ext cx="3286125" cy="1971675"/>
+                          </a:xfrm>
+                          <a:prstGeom prst="rect">
+                            <a:avLst/>
+                          </a:prstGeom>
+                        </pic:spPr>
+                      </pic:pic>
+                    </a:graphicData>
+                  </a:graphic>
+                </wp:inline>
+              </w:drawing>
+            </w:r>
+          </w:p>
+          <w:p>
+            <w:pPr>
+              <w:spacing w:after="70" w:line="270"/>
+            </w:pPr>
+            <w:r>
+              <w:rPr>
+                <w:rFonts w:ascii="Arial" w:cs="Arial" w:eastAsia="Arial" w:hAnsi="Arial"/>
+                <w:color w:val="27251F"/>
+                <w:sz w:val="21"/>
+                <w:szCs w:val="21"/>
+              </w:rPr>
+              <w:t xml:space="preserve">Resignations grouped by how long the employee had worked (under 3 months, 3-6 months, and so on).</w:t>
+            </w:r>
+          </w:p>
+          <w:p>
+            <w:pPr>
+              <w:spacing w:after="90" w:line="290"/>
+            </w:pPr>
+            <w:r>
+              <w:rPr>
+                <w:rFonts w:ascii="Arial" w:cs="Arial" w:eastAsia="Arial" w:hAnsi="Arial"/>
+                <w:b/>
+                <w:bCs/>
+                <w:color w:val="27251F"/>
+                <w:sz w:val="21"/>
+                <w:szCs w:val="21"/>
+              </w:rPr>
+              <w:t xml:space="preserve">What to look at: </w:t>
+            </w:r>
+            <w:r>
+              <w:rPr>
+                <w:rFonts w:ascii="Arial" w:cs="Arial" w:eastAsia="Arial" w:hAnsi="Arial"/>
+                <w:color w:val="27251F"/>
+                <w:sz w:val="21"/>
+                <w:szCs w:val="21"/>
+              </w:rPr>
+              <w:t xml:space="preserve">whether people leave early or after a longer stay.</w:t>
+            </w:r>
+          </w:p>
+        </w:tc>
+      </w:tr>
+    </w:tbl>
+    <w:p>
+      <w:pPr>
+        <w:spacing w:after="30"/>
+      </w:pPr>
+      <w:r>
+        <w:rPr>
+          <w:rFonts w:ascii="Arial" w:cs="Arial" w:eastAsia="Arial" w:hAnsi="Arial"/>
+          <w:color w:val="27251F"/>
+          <w:sz w:val="21"/>
+          <w:szCs w:val="21"/>
+        </w:rPr>
+        <w:t xml:space="preserve"/>
+      </w:r>
+    </w:p>
+    <w:tbl>
+      <w:tblPr>
+        <w:tblW w:type="dxa" w:w="11000"/>
+        <w:jc w:val="center"/>
+        <w:tblBorders>
+          <w:top w:val="single" w:color="auto" w:sz="4"/>
+          <w:left w:val="single" w:color="auto" w:sz="4"/>
+          <w:bottom w:val="single" w:color="auto" w:sz="4"/>
+          <w:right w:val="single" w:color="auto" w:sz="4"/>
+          <w:insideH w:val="single" w:color="auto" w:sz="4"/>
+          <w:insideV w:val="single" w:color="auto" w:sz="4"/>
+        </w:tblBorders>
+      </w:tblPr>
+      <w:tblGrid>
+        <w:gridCol w:w="5500"/>
+        <w:gridCol w:w="5500"/>
+      </w:tblGrid>
+      <w:tr>
+        <w:tc>
+          <w:tcPr>
+            <w:tcW w:type="dxa" w:w="5500"/>
+            <w:tcBorders>
+              <w:top w:val="none" w:color="FFFFFF" w:sz="0"/>
+              <w:left w:val="none" w:color="FFFFFF" w:sz="0"/>
+              <w:bottom w:val="none" w:color="FFFFFF" w:sz="0"/>
+              <w:right w:val="none" w:color="FFFFFF" w:sz="0"/>
+            </w:tcBorders>
+            <w:tcMar>
+              <w:top w:type="dxa" w:w="40"/>
+              <w:left w:type="dxa" w:w="70"/>
+              <w:bottom w:type="dxa" w:w="60"/>
+              <w:right w:type="dxa" w:w="70"/>
+            </w:tcMar>
+          </w:tcPr>
+          <w:p>
+            <w:pPr>
+              <w:keepNext/>
+              <w:spacing w:after="120" w:before="60"/>
+              <w:jc w:val="center"/>
+            </w:pPr>
+            <w:r>
+              <w:drawing>
+                <wp:inline distT="0" distB="0" distL="0" distR="0">
+                  <wp:extent cx="3286125" cy="1971675"/>
+                  <wp:effectExtent t="0" r="0" b="0" l="0"/>
+                  <wp:docPr id="1" name="" descr="" title=""/>
+                  <wp:cNvGraphicFramePr>
+                    <a:graphicFrameLocks xmlns:a="http://schemas.openxmlformats.org/drawingml/2006/main" noChangeAspect="1"/>
+                  </wp:cNvGraphicFramePr>
+                  <a:graphic xmlns:a="http://schemas.openxmlformats.org/drawingml/2006/main">
+                    <a:graphicData uri="http://schemas.openxmlformats.org/drawingml/2006/picture">
+                      <pic:pic xmlns:pic="http://schemas.openxmlformats.org/drawingml/2006/picture">
+                        <pic:nvPicPr>
+                          <pic:cNvPr id="0" name="" descr=""/>
+                          <pic:cNvPicPr>
+                            <a:picLocks noChangeAspect="1" noChangeArrowheads="1"/>
+                          </pic:cNvPicPr>
+                        </pic:nvPicPr>
+                        <pic:blipFill>
+                          <a:blip r:embed="rId16" cstate="none"/>
+                          <a:srcRect/>
+                          <a:stretch>
+                            <a:fillRect/>
+                          </a:stretch>
+                        </pic:blipFill>
+                        <pic:spPr bwMode="auto">
+                          <a:xfrm>
+                            <a:off x="0" y="0"/>
+                            <a:ext cx="3286125" cy="1971675"/>
+                          </a:xfrm>
+                          <a:prstGeom prst="rect">
+                            <a:avLst/>
+                          </a:prstGeom>
+                        </pic:spPr>
+                      </pic:pic>
+                    </a:graphicData>
+                  </a:graphic>
+                </wp:inline>
+              </w:drawing>
+            </w:r>
+          </w:p>
+          <w:p>
+            <w:pPr>
+              <w:spacing w:after="70" w:line="270"/>
+            </w:pPr>
+            <w:r>
+              <w:rPr>
+                <w:rFonts w:ascii="Arial" w:cs="Arial" w:eastAsia="Arial" w:hAnsi="Arial"/>
+                <w:color w:val="27251F"/>
+                <w:sz w:val="21"/>
+                <w:szCs w:val="21"/>
+              </w:rPr>
+              <w:t xml:space="preserve">Resignations grouped by payroll group for the selected period.</w:t>
+            </w:r>
+          </w:p>
+        </w:tc>
+        <w:tc>
+          <w:tcPr>
+            <w:tcW w:type="dxa" w:w="5500"/>
+            <w:tcBorders>
+              <w:top w:val="none" w:color="FFFFFF" w:sz="0"/>
+              <w:left w:val="none" w:color="FFFFFF" w:sz="0"/>
+              <w:bottom w:val="none" w:color="FFFFFF" w:sz="0"/>
+              <w:right w:val="none" w:color="FFFFFF" w:sz="0"/>
+            </w:tcBorders>
+            <w:tcMar>
+              <w:top w:type="dxa" w:w="40"/>
+              <w:left w:type="dxa" w:w="70"/>
+              <w:bottom w:type="dxa" w:w="60"/>
+              <w:right w:type="dxa" w:w="70"/>
+            </w:tcMar>
+          </w:tcPr>
+          <w:p>
+            <w:pPr>
+              <w:keepNext/>
+              <w:spacing w:after="120" w:before="60"/>
+              <w:jc w:val="center"/>
+            </w:pPr>
+            <w:r>
+              <w:drawing>
+                <wp:inline distT="0" distB="0" distL="0" distR="0">
+                  <wp:extent cx="3286125" cy="1971675"/>
+                  <wp:effectExtent t="0" r="0" b="0" l="0"/>
+                  <wp:docPr id="1" name="" descr="" title=""/>
+                  <wp:cNvGraphicFramePr>
+                    <a:graphicFrameLocks xmlns:a="http://schemas.openxmlformats.org/drawingml/2006/main" noChangeAspect="1"/>
+                  </wp:cNvGraphicFramePr>
+                  <a:graphic xmlns:a="http://schemas.openxmlformats.org/drawingml/2006/main">
+                    <a:graphicData uri="http://schemas.openxmlformats.org/drawingml/2006/picture">
+                      <pic:pic xmlns:pic="http://schemas.openxmlformats.org/drawingml/2006/picture">
+                        <pic:nvPicPr>
+                          <pic:cNvPr id="0" name="" descr=""/>
+                          <pic:cNvPicPr>
+                            <a:picLocks noChangeAspect="1" noChangeArrowheads="1"/>
+                          </pic:cNvPicPr>
+                        </pic:nvPicPr>
+                        <pic:blipFill>
+                          <a:blip r:embed="rId17" cstate="none"/>
+                          <a:srcRect/>
+                          <a:stretch>
+                            <a:fillRect/>
+                          </a:stretch>
+                        </pic:blipFill>
+                        <pic:spPr bwMode="auto">
+                          <a:xfrm>
+                            <a:off x="0" y="0"/>
+                            <a:ext cx="3286125" cy="1971675"/>
+                          </a:xfrm>
+                          <a:prstGeom prst="rect">
+                            <a:avLst/>
+                          </a:prstGeom>
+                        </pic:spPr>
+                      </pic:pic>
+                    </a:graphicData>
+                  </a:graphic>
+                </wp:inline>
+              </w:drawing>
+            </w:r>
+          </w:p>
+          <w:p>
+            <w:pPr>
+              <w:spacing w:after="70" w:line="270"/>
+            </w:pPr>
+            <w:r>
+              <w:rPr>
+                <w:rFonts w:ascii="Arial" w:cs="Arial" w:eastAsia="Arial" w:hAnsi="Arial"/>
+                <w:color w:val="27251F"/>
+                <w:sz w:val="21"/>
+                <w:szCs w:val="21"/>
+              </w:rPr>
+              <w:t xml:space="preserve">Gender split of the resignations in the selected period, with counts and percentages on the side.</w:t>
+            </w:r>
+          </w:p>
+        </w:tc>
+      </w:tr>
+    </w:tbl>
+    <w:p>
+      <w:pPr>
+        <w:spacing w:after="30"/>
+      </w:pPr>
+      <w:r>
+        <w:rPr>
+          <w:rFonts w:ascii="Arial" w:cs="Arial" w:eastAsia="Arial" w:hAnsi="Arial"/>
+          <w:color w:val="27251F"/>
+          <w:sz w:val="21"/>
+          <w:szCs w:val="21"/>
+        </w:rPr>
+        <w:t xml:space="preserve"/>
+      </w:r>
+    </w:p>
+    <w:p>
+      <w:pPr>
+        <w:pStyle w:val="Heading2"/>
+      </w:pPr>
+      <w:r>
+        <w:t xml:space="preserve">Step 5 - Why are they leaving?</w:t>
       </w:r>
     </w:p>
     <w:p>
@@ -826,309 +1264,7 @@
       <w:r>
         <w:drawing>
           <wp:inline distT="0" distB="0" distL="0" distR="0">
-            <wp:extent cx="5715000" cy="3429000"/>
-            <wp:effectExtent t="0" r="0" b="0" l="0"/>
-            <wp:docPr id="1" name="" descr="" title=""/>
-            <wp:cNvGraphicFramePr>
-              <a:graphicFrameLocks xmlns:a="http://schemas.openxmlformats.org/drawingml/2006/main" noChangeAspect="1"/>
-            </wp:cNvGraphicFramePr>
-            <a:graphic xmlns:a="http://schemas.openxmlformats.org/drawingml/2006/main">
-              <a:graphicData uri="http://schemas.openxmlformats.org/drawingml/2006/picture">
-                <pic:pic xmlns:pic="http://schemas.openxmlformats.org/drawingml/2006/picture">
-                  <pic:nvPicPr>
-                    <pic:cNvPr id="0" name="" descr=""/>
-                    <pic:cNvPicPr>
-                      <a:picLocks noChangeAspect="1" noChangeArrowheads="1"/>
-                    </pic:cNvPicPr>
-                  </pic:nvPicPr>
-                  <pic:blipFill>
-                    <a:blip r:embed="rId14" cstate="none"/>
-                    <a:srcRect/>
-                    <a:stretch>
-                      <a:fillRect/>
-                    </a:stretch>
-                  </pic:blipFill>
-                  <pic:spPr bwMode="auto">
-                    <a:xfrm>
-                      <a:off x="0" y="0"/>
-                      <a:ext cx="5715000" cy="3429000"/>
-                    </a:xfrm>
-                    <a:prstGeom prst="rect">
-                      <a:avLst/>
-                    </a:prstGeom>
-                  </pic:spPr>
-                </pic:pic>
-              </a:graphicData>
-            </a:graphic>
-          </wp:inline>
-        </w:drawing>
-      </w:r>
-    </w:p>
-    <w:p>
-      <w:pPr>
-        <w:spacing w:after="90" w:line="290"/>
-      </w:pPr>
-      <w:r>
-        <w:rPr>
-          <w:rFonts w:ascii="Arial" w:cs="Arial" w:eastAsia="Arial" w:hAnsi="Arial"/>
-          <w:color w:val="27251F"/>
-          <w:sz w:val="21"/>
-          <w:szCs w:val="21"/>
-        </w:rPr>
-        <w:t xml:space="preserve">Resignations in the selected period grouped by job title.</w:t>
-      </w:r>
-    </w:p>
-    <w:p>
-      <w:pPr>
-        <w:spacing w:after="90" w:line="290"/>
-      </w:pPr>
-      <w:r>
-        <w:rPr>
-          <w:rFonts w:ascii="Arial" w:cs="Arial" w:eastAsia="Arial" w:hAnsi="Arial"/>
-          <w:b/>
-          <w:bCs/>
-          <w:color w:val="27251F"/>
-          <w:sz w:val="21"/>
-          <w:szCs w:val="21"/>
-        </w:rPr>
-        <w:t xml:space="preserve">What to look at: </w:t>
-      </w:r>
-      <w:r>
-        <w:rPr>
-          <w:rFonts w:ascii="Arial" w:cs="Arial" w:eastAsia="Arial" w:hAnsi="Arial"/>
-          <w:color w:val="27251F"/>
-          <w:sz w:val="21"/>
-          <w:szCs w:val="21"/>
-        </w:rPr>
-        <w:t xml:space="preserve">which roles are losing the most people.</w:t>
-      </w:r>
-    </w:p>
-    <w:p>
-      <w:pPr>
-        <w:keepNext/>
-        <w:spacing w:after="120" w:before="60"/>
-        <w:jc w:val="center"/>
-      </w:pPr>
-      <w:r>
-        <w:drawing>
-          <wp:inline distT="0" distB="0" distL="0" distR="0">
-            <wp:extent cx="5715000" cy="3429000"/>
-            <wp:effectExtent t="0" r="0" b="0" l="0"/>
-            <wp:docPr id="1" name="" descr="" title=""/>
-            <wp:cNvGraphicFramePr>
-              <a:graphicFrameLocks xmlns:a="http://schemas.openxmlformats.org/drawingml/2006/main" noChangeAspect="1"/>
-            </wp:cNvGraphicFramePr>
-            <a:graphic xmlns:a="http://schemas.openxmlformats.org/drawingml/2006/main">
-              <a:graphicData uri="http://schemas.openxmlformats.org/drawingml/2006/picture">
-                <pic:pic xmlns:pic="http://schemas.openxmlformats.org/drawingml/2006/picture">
-                  <pic:nvPicPr>
-                    <pic:cNvPr id="0" name="" descr=""/>
-                    <pic:cNvPicPr>
-                      <a:picLocks noChangeAspect="1" noChangeArrowheads="1"/>
-                    </pic:cNvPicPr>
-                  </pic:nvPicPr>
-                  <pic:blipFill>
-                    <a:blip r:embed="rId15" cstate="none"/>
-                    <a:srcRect/>
-                    <a:stretch>
-                      <a:fillRect/>
-                    </a:stretch>
-                  </pic:blipFill>
-                  <pic:spPr bwMode="auto">
-                    <a:xfrm>
-                      <a:off x="0" y="0"/>
-                      <a:ext cx="5715000" cy="3429000"/>
-                    </a:xfrm>
-                    <a:prstGeom prst="rect">
-                      <a:avLst/>
-                    </a:prstGeom>
-                  </pic:spPr>
-                </pic:pic>
-              </a:graphicData>
-            </a:graphic>
-          </wp:inline>
-        </w:drawing>
-      </w:r>
-    </w:p>
-    <w:p>
-      <w:pPr>
-        <w:spacing w:after="90" w:line="290"/>
-      </w:pPr>
-      <w:r>
-        <w:rPr>
-          <w:rFonts w:ascii="Arial" w:cs="Arial" w:eastAsia="Arial" w:hAnsi="Arial"/>
-          <w:color w:val="27251F"/>
-          <w:sz w:val="21"/>
-          <w:szCs w:val="21"/>
-        </w:rPr>
-        <w:t xml:space="preserve">Resignations grouped by how long the employee had worked (under 3 months, 3-6 months, and so on).</w:t>
-      </w:r>
-    </w:p>
-    <w:p>
-      <w:pPr>
-        <w:spacing w:after="90" w:line="290"/>
-      </w:pPr>
-      <w:r>
-        <w:rPr>
-          <w:rFonts w:ascii="Arial" w:cs="Arial" w:eastAsia="Arial" w:hAnsi="Arial"/>
-          <w:b/>
-          <w:bCs/>
-          <w:color w:val="27251F"/>
-          <w:sz w:val="21"/>
-          <w:szCs w:val="21"/>
-        </w:rPr>
-        <w:t xml:space="preserve">What to look at: </w:t>
-      </w:r>
-      <w:r>
-        <w:rPr>
-          <w:rFonts w:ascii="Arial" w:cs="Arial" w:eastAsia="Arial" w:hAnsi="Arial"/>
-          <w:color w:val="27251F"/>
-          <w:sz w:val="21"/>
-          <w:szCs w:val="21"/>
-        </w:rPr>
-        <w:t xml:space="preserve">whether people leave early or after a longer stay.</w:t>
-      </w:r>
-    </w:p>
-    <w:p>
-      <w:pPr>
-        <w:keepNext/>
-        <w:spacing w:after="120" w:before="60"/>
-        <w:jc w:val="center"/>
-      </w:pPr>
-      <w:r>
-        <w:drawing>
-          <wp:inline distT="0" distB="0" distL="0" distR="0">
-            <wp:extent cx="5715000" cy="3429000"/>
-            <wp:effectExtent t="0" r="0" b="0" l="0"/>
-            <wp:docPr id="1" name="" descr="" title=""/>
-            <wp:cNvGraphicFramePr>
-              <a:graphicFrameLocks xmlns:a="http://schemas.openxmlformats.org/drawingml/2006/main" noChangeAspect="1"/>
-            </wp:cNvGraphicFramePr>
-            <a:graphic xmlns:a="http://schemas.openxmlformats.org/drawingml/2006/main">
-              <a:graphicData uri="http://schemas.openxmlformats.org/drawingml/2006/picture">
-                <pic:pic xmlns:pic="http://schemas.openxmlformats.org/drawingml/2006/picture">
-                  <pic:nvPicPr>
-                    <pic:cNvPr id="0" name="" descr=""/>
-                    <pic:cNvPicPr>
-                      <a:picLocks noChangeAspect="1" noChangeArrowheads="1"/>
-                    </pic:cNvPicPr>
-                  </pic:nvPicPr>
-                  <pic:blipFill>
-                    <a:blip r:embed="rId16" cstate="none"/>
-                    <a:srcRect/>
-                    <a:stretch>
-                      <a:fillRect/>
-                    </a:stretch>
-                  </pic:blipFill>
-                  <pic:spPr bwMode="auto">
-                    <a:xfrm>
-                      <a:off x="0" y="0"/>
-                      <a:ext cx="5715000" cy="3429000"/>
-                    </a:xfrm>
-                    <a:prstGeom prst="rect">
-                      <a:avLst/>
-                    </a:prstGeom>
-                  </pic:spPr>
-                </pic:pic>
-              </a:graphicData>
-            </a:graphic>
-          </wp:inline>
-        </w:drawing>
-      </w:r>
-    </w:p>
-    <w:p>
-      <w:pPr>
-        <w:spacing w:after="90" w:line="290"/>
-      </w:pPr>
-      <w:r>
-        <w:rPr>
-          <w:rFonts w:ascii="Arial" w:cs="Arial" w:eastAsia="Arial" w:hAnsi="Arial"/>
-          <w:color w:val="27251F"/>
-          <w:sz w:val="21"/>
-          <w:szCs w:val="21"/>
-        </w:rPr>
-        <w:t xml:space="preserve">Resignations grouped by payroll group for the selected period.</w:t>
-      </w:r>
-    </w:p>
-    <w:p>
-      <w:pPr>
-        <w:keepNext/>
-        <w:spacing w:after="120" w:before="60"/>
-        <w:jc w:val="center"/>
-      </w:pPr>
-      <w:r>
-        <w:drawing>
-          <wp:inline distT="0" distB="0" distL="0" distR="0">
-            <wp:extent cx="5715000" cy="3429000"/>
-            <wp:effectExtent t="0" r="0" b="0" l="0"/>
-            <wp:docPr id="1" name="" descr="" title=""/>
-            <wp:cNvGraphicFramePr>
-              <a:graphicFrameLocks xmlns:a="http://schemas.openxmlformats.org/drawingml/2006/main" noChangeAspect="1"/>
-            </wp:cNvGraphicFramePr>
-            <a:graphic xmlns:a="http://schemas.openxmlformats.org/drawingml/2006/main">
-              <a:graphicData uri="http://schemas.openxmlformats.org/drawingml/2006/picture">
-                <pic:pic xmlns:pic="http://schemas.openxmlformats.org/drawingml/2006/picture">
-                  <pic:nvPicPr>
-                    <pic:cNvPr id="0" name="" descr=""/>
-                    <pic:cNvPicPr>
-                      <a:picLocks noChangeAspect="1" noChangeArrowheads="1"/>
-                    </pic:cNvPicPr>
-                  </pic:nvPicPr>
-                  <pic:blipFill>
-                    <a:blip r:embed="rId17" cstate="none"/>
-                    <a:srcRect/>
-                    <a:stretch>
-                      <a:fillRect/>
-                    </a:stretch>
-                  </pic:blipFill>
-                  <pic:spPr bwMode="auto">
-                    <a:xfrm>
-                      <a:off x="0" y="0"/>
-                      <a:ext cx="5715000" cy="3429000"/>
-                    </a:xfrm>
-                    <a:prstGeom prst="rect">
-                      <a:avLst/>
-                    </a:prstGeom>
-                  </pic:spPr>
-                </pic:pic>
-              </a:graphicData>
-            </a:graphic>
-          </wp:inline>
-        </w:drawing>
-      </w:r>
-    </w:p>
-    <w:p>
-      <w:pPr>
-        <w:spacing w:after="90" w:line="290"/>
-      </w:pPr>
-      <w:r>
-        <w:rPr>
-          <w:rFonts w:ascii="Arial" w:cs="Arial" w:eastAsia="Arial" w:hAnsi="Arial"/>
-          <w:color w:val="27251F"/>
-          <w:sz w:val="21"/>
-          <w:szCs w:val="21"/>
-        </w:rPr>
-        <w:t xml:space="preserve">Gender split of the resignations in the selected period, with counts and percentages on the side.</w:t>
-      </w:r>
-    </w:p>
-    <w:p>
-      <w:pPr>
-        <w:pStyle w:val="Heading2"/>
-      </w:pPr>
-      <w:r>
-        <w:t xml:space="preserve">Step 5 - Why are they leaving?</w:t>
-      </w:r>
-    </w:p>
-    <w:p>
-      <w:pPr>
-        <w:keepNext/>
-        <w:spacing w:after="120" w:before="60"/>
-        <w:jc w:val="center"/>
-      </w:pPr>
-      <w:r>
-        <w:drawing>
-          <wp:inline distT="0" distB="0" distL="0" distR="0">
-            <wp:extent cx="5715000" cy="1609725"/>
+            <wp:extent cx="6953250" cy="1962150"/>
             <wp:effectExtent t="0" r="0" b="0" l="0"/>
             <wp:docPr id="1" name="" descr="" title=""/>
             <wp:cNvGraphicFramePr>
@@ -1153,7 +1289,7 @@
                   <pic:spPr bwMode="auto">
                     <a:xfrm>
                       <a:off x="0" y="0"/>
-                      <a:ext cx="5715000" cy="1609725"/>
+                      <a:ext cx="6953250" cy="1962150"/>
                     </a:xfrm>
                     <a:prstGeom prst="rect">
                       <a:avLst/>
@@ -1168,7 +1304,7 @@
     </w:p>
     <w:p>
       <w:pPr>
-        <w:spacing w:after="90" w:line="290"/>
+        <w:spacing w:after="70" w:line="270"/>
       </w:pPr>
       <w:r>
         <w:rPr>
@@ -1222,7 +1358,7 @@
       <w:r>
         <w:drawing>
           <wp:inline distT="0" distB="0" distL="0" distR="0">
-            <wp:extent cx="5715000" cy="1609725"/>
+            <wp:extent cx="6953250" cy="1962150"/>
             <wp:effectExtent t="0" r="0" b="0" l="0"/>
             <wp:docPr id="1" name="" descr="" title=""/>
             <wp:cNvGraphicFramePr>
@@ -1247,7 +1383,7 @@
                   <pic:spPr bwMode="auto">
                     <a:xfrm>
                       <a:off x="0" y="0"/>
-                      <a:ext cx="5715000" cy="1609725"/>
+                      <a:ext cx="6953250" cy="1962150"/>
                     </a:xfrm>
                     <a:prstGeom prst="rect">
                       <a:avLst/>
@@ -1262,7 +1398,7 @@
     </w:p>
     <w:p>
       <w:pPr>
-        <w:spacing w:after="90" w:line="290"/>
+        <w:spacing w:after="70" w:line="270"/>
       </w:pPr>
       <w:r>
         <w:rPr>
@@ -1291,7 +1427,7 @@
       <w:r>
         <w:drawing>
           <wp:inline distT="0" distB="0" distL="0" distR="0">
-            <wp:extent cx="5715000" cy="1685925"/>
+            <wp:extent cx="6953250" cy="2047875"/>
             <wp:effectExtent t="0" r="0" b="0" l="0"/>
             <wp:docPr id="1" name="" descr="" title=""/>
             <wp:cNvGraphicFramePr>
@@ -1316,7 +1452,7 @@
                   <pic:spPr bwMode="auto">
                     <a:xfrm>
                       <a:off x="0" y="0"/>
-                      <a:ext cx="5715000" cy="1685925"/>
+                      <a:ext cx="6953250" cy="2047875"/>
                     </a:xfrm>
                     <a:prstGeom prst="rect">
                       <a:avLst/>
@@ -1331,7 +1467,7 @@
     </w:p>
     <w:p>
       <w:pPr>
-        <w:spacing w:after="90" w:line="290"/>
+        <w:spacing w:after="70" w:line="270"/>
       </w:pPr>
       <w:r>
         <w:rPr>
@@ -1399,6 +1535,270 @@
       </w:pPr>
       <w:r>
         <w:t xml:space="preserve">Step 8 - Who should you talk to?</w:t>
+      </w:r>
+    </w:p>
+    <w:tbl>
+      <w:tblPr>
+        <w:tblW w:type="dxa" w:w="11000"/>
+        <w:jc w:val="center"/>
+        <w:tblBorders>
+          <w:top w:val="single" w:color="auto" w:sz="4"/>
+          <w:left w:val="single" w:color="auto" w:sz="4"/>
+          <w:bottom w:val="single" w:color="auto" w:sz="4"/>
+          <w:right w:val="single" w:color="auto" w:sz="4"/>
+          <w:insideH w:val="single" w:color="auto" w:sz="4"/>
+          <w:insideV w:val="single" w:color="auto" w:sz="4"/>
+        </w:tblBorders>
+      </w:tblPr>
+      <w:tblGrid>
+        <w:gridCol w:w="5500"/>
+        <w:gridCol w:w="5500"/>
+      </w:tblGrid>
+      <w:tr>
+        <w:tc>
+          <w:tcPr>
+            <w:tcW w:type="dxa" w:w="5500"/>
+            <w:tcBorders>
+              <w:top w:val="none" w:color="FFFFFF" w:sz="0"/>
+              <w:left w:val="none" w:color="FFFFFF" w:sz="0"/>
+              <w:bottom w:val="none" w:color="FFFFFF" w:sz="0"/>
+              <w:right w:val="none" w:color="FFFFFF" w:sz="0"/>
+            </w:tcBorders>
+            <w:tcMar>
+              <w:top w:type="dxa" w:w="40"/>
+              <w:left w:type="dxa" w:w="70"/>
+              <w:bottom w:type="dxa" w:w="60"/>
+              <w:right w:type="dxa" w:w="70"/>
+            </w:tcMar>
+          </w:tcPr>
+          <w:p>
+            <w:pPr>
+              <w:keepNext/>
+              <w:spacing w:after="120" w:before="60"/>
+              <w:jc w:val="center"/>
+            </w:pPr>
+            <w:r>
+              <w:drawing>
+                <wp:inline distT="0" distB="0" distL="0" distR="0">
+                  <wp:extent cx="3286125" cy="3009900"/>
+                  <wp:effectExtent t="0" r="0" b="0" l="0"/>
+                  <wp:docPr id="1" name="" descr="" title=""/>
+                  <wp:cNvGraphicFramePr>
+                    <a:graphicFrameLocks xmlns:a="http://schemas.openxmlformats.org/drawingml/2006/main" noChangeAspect="1"/>
+                  </wp:cNvGraphicFramePr>
+                  <a:graphic xmlns:a="http://schemas.openxmlformats.org/drawingml/2006/main">
+                    <a:graphicData uri="http://schemas.openxmlformats.org/drawingml/2006/picture">
+                      <pic:pic xmlns:pic="http://schemas.openxmlformats.org/drawingml/2006/picture">
+                        <pic:nvPicPr>
+                          <pic:cNvPr id="0" name="" descr=""/>
+                          <pic:cNvPicPr>
+                            <a:picLocks noChangeAspect="1" noChangeArrowheads="1"/>
+                          </pic:cNvPicPr>
+                        </pic:nvPicPr>
+                        <pic:blipFill>
+                          <a:blip r:embed="rId21" cstate="none"/>
+                          <a:srcRect/>
+                          <a:stretch>
+                            <a:fillRect/>
+                          </a:stretch>
+                        </pic:blipFill>
+                        <pic:spPr bwMode="auto">
+                          <a:xfrm>
+                            <a:off x="0" y="0"/>
+                            <a:ext cx="3286125" cy="3009900"/>
+                          </a:xfrm>
+                          <a:prstGeom prst="rect">
+                            <a:avLst/>
+                          </a:prstGeom>
+                        </pic:spPr>
+                      </pic:pic>
+                    </a:graphicData>
+                  </a:graphic>
+                </wp:inline>
+              </w:drawing>
+            </w:r>
+          </w:p>
+        </w:tc>
+        <w:tc>
+          <w:tcPr>
+            <w:tcW w:type="dxa" w:w="5500"/>
+            <w:tcBorders>
+              <w:top w:val="none" w:color="FFFFFF" w:sz="0"/>
+              <w:left w:val="none" w:color="FFFFFF" w:sz="0"/>
+              <w:bottom w:val="none" w:color="FFFFFF" w:sz="0"/>
+              <w:right w:val="none" w:color="FFFFFF" w:sz="0"/>
+            </w:tcBorders>
+            <w:tcMar>
+              <w:top w:type="dxa" w:w="40"/>
+              <w:left w:type="dxa" w:w="70"/>
+              <w:bottom w:type="dxa" w:w="60"/>
+              <w:right w:type="dxa" w:w="70"/>
+            </w:tcMar>
+          </w:tcPr>
+          <w:p>
+            <w:pPr>
+              <w:keepNext/>
+              <w:spacing w:after="120" w:before="60"/>
+              <w:jc w:val="center"/>
+            </w:pPr>
+            <w:r>
+              <w:drawing>
+                <wp:inline distT="0" distB="0" distL="0" distR="0">
+                  <wp:extent cx="3286125" cy="914400"/>
+                  <wp:effectExtent t="0" r="0" b="0" l="0"/>
+                  <wp:docPr id="1" name="" descr="" title=""/>
+                  <wp:cNvGraphicFramePr>
+                    <a:graphicFrameLocks xmlns:a="http://schemas.openxmlformats.org/drawingml/2006/main" noChangeAspect="1"/>
+                  </wp:cNvGraphicFramePr>
+                  <a:graphic xmlns:a="http://schemas.openxmlformats.org/drawingml/2006/main">
+                    <a:graphicData uri="http://schemas.openxmlformats.org/drawingml/2006/picture">
+                      <pic:pic xmlns:pic="http://schemas.openxmlformats.org/drawingml/2006/picture">
+                        <pic:nvPicPr>
+                          <pic:cNvPr id="0" name="" descr=""/>
+                          <pic:cNvPicPr>
+                            <a:picLocks noChangeAspect="1" noChangeArrowheads="1"/>
+                          </pic:cNvPicPr>
+                        </pic:nvPicPr>
+                        <pic:blipFill>
+                          <a:blip r:embed="rId22" cstate="none"/>
+                          <a:srcRect/>
+                          <a:stretch>
+                            <a:fillRect/>
+                          </a:stretch>
+                        </pic:blipFill>
+                        <pic:spPr bwMode="auto">
+                          <a:xfrm>
+                            <a:off x="0" y="0"/>
+                            <a:ext cx="3286125" cy="914400"/>
+                          </a:xfrm>
+                          <a:prstGeom prst="rect">
+                            <a:avLst/>
+                          </a:prstGeom>
+                        </pic:spPr>
+                      </pic:pic>
+                    </a:graphicData>
+                  </a:graphic>
+                </wp:inline>
+              </w:drawing>
+            </w:r>
+          </w:p>
+          <w:p>
+            <w:pPr>
+              <w:keepNext/>
+              <w:spacing w:after="120" w:before="60"/>
+              <w:jc w:val="center"/>
+            </w:pPr>
+            <w:r>
+              <w:drawing>
+                <wp:inline distT="0" distB="0" distL="0" distR="0">
+                  <wp:extent cx="3286125" cy="914400"/>
+                  <wp:effectExtent t="0" r="0" b="0" l="0"/>
+                  <wp:docPr id="1" name="" descr="" title=""/>
+                  <wp:cNvGraphicFramePr>
+                    <a:graphicFrameLocks xmlns:a="http://schemas.openxmlformats.org/drawingml/2006/main" noChangeAspect="1"/>
+                  </wp:cNvGraphicFramePr>
+                  <a:graphic xmlns:a="http://schemas.openxmlformats.org/drawingml/2006/main">
+                    <a:graphicData uri="http://schemas.openxmlformats.org/drawingml/2006/picture">
+                      <pic:pic xmlns:pic="http://schemas.openxmlformats.org/drawingml/2006/picture">
+                        <pic:nvPicPr>
+                          <pic:cNvPr id="0" name="" descr=""/>
+                          <pic:cNvPicPr>
+                            <a:picLocks noChangeAspect="1" noChangeArrowheads="1"/>
+                          </pic:cNvPicPr>
+                        </pic:nvPicPr>
+                        <pic:blipFill>
+                          <a:blip r:embed="rId23" cstate="none"/>
+                          <a:srcRect/>
+                          <a:stretch>
+                            <a:fillRect/>
+                          </a:stretch>
+                        </pic:blipFill>
+                        <pic:spPr bwMode="auto">
+                          <a:xfrm>
+                            <a:off x="0" y="0"/>
+                            <a:ext cx="3286125" cy="914400"/>
+                          </a:xfrm>
+                          <a:prstGeom prst="rect">
+                            <a:avLst/>
+                          </a:prstGeom>
+                        </pic:spPr>
+                      </pic:pic>
+                    </a:graphicData>
+                  </a:graphic>
+                </wp:inline>
+              </w:drawing>
+            </w:r>
+          </w:p>
+          <w:p>
+            <w:pPr>
+              <w:keepNext/>
+              <w:spacing w:after="120" w:before="60"/>
+              <w:jc w:val="center"/>
+            </w:pPr>
+            <w:r>
+              <w:drawing>
+                <wp:inline distT="0" distB="0" distL="0" distR="0">
+                  <wp:extent cx="3286125" cy="1095375"/>
+                  <wp:effectExtent t="0" r="0" b="0" l="0"/>
+                  <wp:docPr id="1" name="" descr="" title=""/>
+                  <wp:cNvGraphicFramePr>
+                    <a:graphicFrameLocks xmlns:a="http://schemas.openxmlformats.org/drawingml/2006/main" noChangeAspect="1"/>
+                  </wp:cNvGraphicFramePr>
+                  <a:graphic xmlns:a="http://schemas.openxmlformats.org/drawingml/2006/main">
+                    <a:graphicData uri="http://schemas.openxmlformats.org/drawingml/2006/picture">
+                      <pic:pic xmlns:pic="http://schemas.openxmlformats.org/drawingml/2006/picture">
+                        <pic:nvPicPr>
+                          <pic:cNvPr id="0" name="" descr=""/>
+                          <pic:cNvPicPr>
+                            <a:picLocks noChangeAspect="1" noChangeArrowheads="1"/>
+                          </pic:cNvPicPr>
+                        </pic:nvPicPr>
+                        <pic:blipFill>
+                          <a:blip r:embed="rId24" cstate="none"/>
+                          <a:srcRect/>
+                          <a:stretch>
+                            <a:fillRect/>
+                          </a:stretch>
+                        </pic:blipFill>
+                        <pic:spPr bwMode="auto">
+                          <a:xfrm>
+                            <a:off x="0" y="0"/>
+                            <a:ext cx="3286125" cy="1095375"/>
+                          </a:xfrm>
+                          <a:prstGeom prst="rect">
+                            <a:avLst/>
+                          </a:prstGeom>
+                        </pic:spPr>
+                      </pic:pic>
+                    </a:graphicData>
+                  </a:graphic>
+                </wp:inline>
+              </w:drawing>
+            </w:r>
+          </w:p>
+        </w:tc>
+      </w:tr>
+    </w:tbl>
+    <w:p>
+      <w:pPr>
+        <w:spacing w:after="70" w:line="270"/>
+      </w:pPr>
+      <w:r>
+        <w:rPr>
+          <w:rFonts w:ascii="Arial" w:cs="Arial" w:eastAsia="Arial" w:hAnsi="Arial"/>
+          <w:color w:val="27251F"/>
+          <w:sz w:val="21"/>
+          <w:szCs w:val="21"/>
+        </w:rPr>
+        <w:t xml:space="preserve">Operation Consultants, Directors, Managers and Senior Consultants ranked by their weighted average turnover rate: the sum of resignations across all their stores divided by the sum of average headcount across those stores - not a simple average of each store's rate.</w:t>
+      </w:r>
+    </w:p>
+    <w:p>
+      <w:pPr>
+        <w:pStyle w:val="Heading2"/>
+      </w:pPr>
+      <w:r>
+        <w:t xml:space="preserve">Step 9 - Spot the pattern store by store</w:t>
       </w:r>
     </w:p>
     <w:p>
@@ -1410,217 +1810,7 @@
       <w:r>
         <w:drawing>
           <wp:inline distT="0" distB="0" distL="0" distR="0">
-            <wp:extent cx="5715000" cy="5238750"/>
-            <wp:effectExtent t="0" r="0" b="0" l="0"/>
-            <wp:docPr id="1" name="" descr="" title=""/>
-            <wp:cNvGraphicFramePr>
-              <a:graphicFrameLocks xmlns:a="http://schemas.openxmlformats.org/drawingml/2006/main" noChangeAspect="1"/>
-            </wp:cNvGraphicFramePr>
-            <a:graphic xmlns:a="http://schemas.openxmlformats.org/drawingml/2006/main">
-              <a:graphicData uri="http://schemas.openxmlformats.org/drawingml/2006/picture">
-                <pic:pic xmlns:pic="http://schemas.openxmlformats.org/drawingml/2006/picture">
-                  <pic:nvPicPr>
-                    <pic:cNvPr id="0" name="" descr=""/>
-                    <pic:cNvPicPr>
-                      <a:picLocks noChangeAspect="1" noChangeArrowheads="1"/>
-                    </pic:cNvPicPr>
-                  </pic:nvPicPr>
-                  <pic:blipFill>
-                    <a:blip r:embed="rId21" cstate="none"/>
-                    <a:srcRect/>
-                    <a:stretch>
-                      <a:fillRect/>
-                    </a:stretch>
-                  </pic:blipFill>
-                  <pic:spPr bwMode="auto">
-                    <a:xfrm>
-                      <a:off x="0" y="0"/>
-                      <a:ext cx="5715000" cy="5238750"/>
-                    </a:xfrm>
-                    <a:prstGeom prst="rect">
-                      <a:avLst/>
-                    </a:prstGeom>
-                  </pic:spPr>
-                </pic:pic>
-              </a:graphicData>
-            </a:graphic>
-          </wp:inline>
-        </w:drawing>
-      </w:r>
-    </w:p>
-    <w:p>
-      <w:pPr>
-        <w:keepNext/>
-        <w:spacing w:after="120" w:before="60"/>
-        <w:jc w:val="center"/>
-      </w:pPr>
-      <w:r>
-        <w:drawing>
-          <wp:inline distT="0" distB="0" distL="0" distR="0">
-            <wp:extent cx="5715000" cy="1600200"/>
-            <wp:effectExtent t="0" r="0" b="0" l="0"/>
-            <wp:docPr id="1" name="" descr="" title=""/>
-            <wp:cNvGraphicFramePr>
-              <a:graphicFrameLocks xmlns:a="http://schemas.openxmlformats.org/drawingml/2006/main" noChangeAspect="1"/>
-            </wp:cNvGraphicFramePr>
-            <a:graphic xmlns:a="http://schemas.openxmlformats.org/drawingml/2006/main">
-              <a:graphicData uri="http://schemas.openxmlformats.org/drawingml/2006/picture">
-                <pic:pic xmlns:pic="http://schemas.openxmlformats.org/drawingml/2006/picture">
-                  <pic:nvPicPr>
-                    <pic:cNvPr id="0" name="" descr=""/>
-                    <pic:cNvPicPr>
-                      <a:picLocks noChangeAspect="1" noChangeArrowheads="1"/>
-                    </pic:cNvPicPr>
-                  </pic:nvPicPr>
-                  <pic:blipFill>
-                    <a:blip r:embed="rId22" cstate="none"/>
-                    <a:srcRect/>
-                    <a:stretch>
-                      <a:fillRect/>
-                    </a:stretch>
-                  </pic:blipFill>
-                  <pic:spPr bwMode="auto">
-                    <a:xfrm>
-                      <a:off x="0" y="0"/>
-                      <a:ext cx="5715000" cy="1600200"/>
-                    </a:xfrm>
-                    <a:prstGeom prst="rect">
-                      <a:avLst/>
-                    </a:prstGeom>
-                  </pic:spPr>
-                </pic:pic>
-              </a:graphicData>
-            </a:graphic>
-          </wp:inline>
-        </w:drawing>
-      </w:r>
-    </w:p>
-    <w:p>
-      <w:pPr>
-        <w:keepNext/>
-        <w:spacing w:after="120" w:before="60"/>
-        <w:jc w:val="center"/>
-      </w:pPr>
-      <w:r>
-        <w:drawing>
-          <wp:inline distT="0" distB="0" distL="0" distR="0">
-            <wp:extent cx="5715000" cy="1600200"/>
-            <wp:effectExtent t="0" r="0" b="0" l="0"/>
-            <wp:docPr id="1" name="" descr="" title=""/>
-            <wp:cNvGraphicFramePr>
-              <a:graphicFrameLocks xmlns:a="http://schemas.openxmlformats.org/drawingml/2006/main" noChangeAspect="1"/>
-            </wp:cNvGraphicFramePr>
-            <a:graphic xmlns:a="http://schemas.openxmlformats.org/drawingml/2006/main">
-              <a:graphicData uri="http://schemas.openxmlformats.org/drawingml/2006/picture">
-                <pic:pic xmlns:pic="http://schemas.openxmlformats.org/drawingml/2006/picture">
-                  <pic:nvPicPr>
-                    <pic:cNvPr id="0" name="" descr=""/>
-                    <pic:cNvPicPr>
-                      <a:picLocks noChangeAspect="1" noChangeArrowheads="1"/>
-                    </pic:cNvPicPr>
-                  </pic:nvPicPr>
-                  <pic:blipFill>
-                    <a:blip r:embed="rId23" cstate="none"/>
-                    <a:srcRect/>
-                    <a:stretch>
-                      <a:fillRect/>
-                    </a:stretch>
-                  </pic:blipFill>
-                  <pic:spPr bwMode="auto">
-                    <a:xfrm>
-                      <a:off x="0" y="0"/>
-                      <a:ext cx="5715000" cy="1600200"/>
-                    </a:xfrm>
-                    <a:prstGeom prst="rect">
-                      <a:avLst/>
-                    </a:prstGeom>
-                  </pic:spPr>
-                </pic:pic>
-              </a:graphicData>
-            </a:graphic>
-          </wp:inline>
-        </w:drawing>
-      </w:r>
-    </w:p>
-    <w:p>
-      <w:pPr>
-        <w:keepNext/>
-        <w:spacing w:after="120" w:before="60"/>
-        <w:jc w:val="center"/>
-      </w:pPr>
-      <w:r>
-        <w:drawing>
-          <wp:inline distT="0" distB="0" distL="0" distR="0">
-            <wp:extent cx="5715000" cy="1905000"/>
-            <wp:effectExtent t="0" r="0" b="0" l="0"/>
-            <wp:docPr id="1" name="" descr="" title=""/>
-            <wp:cNvGraphicFramePr>
-              <a:graphicFrameLocks xmlns:a="http://schemas.openxmlformats.org/drawingml/2006/main" noChangeAspect="1"/>
-            </wp:cNvGraphicFramePr>
-            <a:graphic xmlns:a="http://schemas.openxmlformats.org/drawingml/2006/main">
-              <a:graphicData uri="http://schemas.openxmlformats.org/drawingml/2006/picture">
-                <pic:pic xmlns:pic="http://schemas.openxmlformats.org/drawingml/2006/picture">
-                  <pic:nvPicPr>
-                    <pic:cNvPr id="0" name="" descr=""/>
-                    <pic:cNvPicPr>
-                      <a:picLocks noChangeAspect="1" noChangeArrowheads="1"/>
-                    </pic:cNvPicPr>
-                  </pic:nvPicPr>
-                  <pic:blipFill>
-                    <a:blip r:embed="rId24" cstate="none"/>
-                    <a:srcRect/>
-                    <a:stretch>
-                      <a:fillRect/>
-                    </a:stretch>
-                  </pic:blipFill>
-                  <pic:spPr bwMode="auto">
-                    <a:xfrm>
-                      <a:off x="0" y="0"/>
-                      <a:ext cx="5715000" cy="1905000"/>
-                    </a:xfrm>
-                    <a:prstGeom prst="rect">
-                      <a:avLst/>
-                    </a:prstGeom>
-                  </pic:spPr>
-                </pic:pic>
-              </a:graphicData>
-            </a:graphic>
-          </wp:inline>
-        </w:drawing>
-      </w:r>
-    </w:p>
-    <w:p>
-      <w:pPr>
-        <w:spacing w:after="90" w:line="290"/>
-      </w:pPr>
-      <w:r>
-        <w:rPr>
-          <w:rFonts w:ascii="Arial" w:cs="Arial" w:eastAsia="Arial" w:hAnsi="Arial"/>
-          <w:color w:val="27251F"/>
-          <w:sz w:val="21"/>
-          <w:szCs w:val="21"/>
-        </w:rPr>
-        <w:t xml:space="preserve">Operation Consultants, Directors, Managers and Senior Consultants ranked by their weighted average turnover rate: the sum of resignations across all their stores divided by the sum of average headcount across those stores - not a simple average of each store's rate.</w:t>
-      </w:r>
-    </w:p>
-    <w:p>
-      <w:pPr>
-        <w:pStyle w:val="Heading2"/>
-      </w:pPr>
-      <w:r>
-        <w:t xml:space="preserve">Step 9 - Spot the pattern store by store</w:t>
-      </w:r>
-    </w:p>
-    <w:p>
-      <w:pPr>
-        <w:keepNext/>
-        <w:spacing w:after="120" w:before="60"/>
-        <w:jc w:val="center"/>
-      </w:pPr>
-      <w:r>
-        <w:drawing>
-          <wp:inline distT="0" distB="0" distL="0" distR="0">
-            <wp:extent cx="5715000" cy="1895475"/>
+            <wp:extent cx="6953250" cy="2305050"/>
             <wp:effectExtent t="0" r="0" b="0" l="0"/>
             <wp:docPr id="1" name="" descr="" title=""/>
             <wp:cNvGraphicFramePr>
@@ -1645,7 +1835,7 @@
                   <pic:spPr bwMode="auto">
                     <a:xfrm>
                       <a:off x="0" y="0"/>
-                      <a:ext cx="5715000" cy="1895475"/>
+                      <a:ext cx="6953250" cy="2305050"/>
                     </a:xfrm>
                     <a:prstGeom prst="rect">
                       <a:avLst/>
@@ -1660,7 +1850,7 @@
     </w:p>
     <w:p>
       <w:pPr>
-        <w:spacing w:after="90" w:line="290"/>
+        <w:spacing w:after="70" w:line="270"/>
       </w:pPr>
       <w:r>
         <w:rPr>
@@ -1701,7 +1891,7 @@
       <w:headerReference w:type="default" r:id="rId7"/>
       <w:footerReference w:type="default" r:id="rId8"/>
       <w:pgSz w:w="11906" w:h="16838" w:orient="portrait"/>
-      <w:pgMar w:top="1300" w:right="1250" w:bottom="1000" w:left="1250" w:header="708" w:footer="708" w:gutter="0"/>
+      <w:pgMar w:top="1500" w:right="432" w:bottom="994" w:left="432" w:header="706" w:footer="706" w:gutter="0"/>
       <w:pgNumType/>
       <w:docGrid w:linePitch="360"/>
     </w:sectPr>

--- a/docs/user-guide/en/pages/05-turnover.docx
+++ b/docs/user-guide/en/pages/05-turnover.docx
@@ -195,7 +195,7 @@
             <w:r>
               <w:drawing>
                 <wp:inline distT="0" distB="0" distL="0" distR="0">
-                  <wp:extent cx="2171700" cy="866775"/>
+                  <wp:extent cx="1666875" cy="657225"/>
                   <wp:effectExtent t="0" r="0" b="0" l="0"/>
                   <wp:docPr id="1" name="" descr="" title=""/>
                   <wp:cNvGraphicFramePr>
@@ -220,7 +220,7 @@
                         <pic:spPr bwMode="auto">
                           <a:xfrm>
                             <a:off x="0" y="0"/>
-                            <a:ext cx="2171700" cy="866775"/>
+                            <a:ext cx="1666875" cy="657225"/>
                           </a:xfrm>
                           <a:prstGeom prst="rect">
                             <a:avLst/>
@@ -257,7 +257,7 @@
             <w:r>
               <w:drawing>
                 <wp:inline distT="0" distB="0" distL="0" distR="0">
-                  <wp:extent cx="2171700" cy="866775"/>
+                  <wp:extent cx="1666875" cy="657225"/>
                   <wp:effectExtent t="0" r="0" b="0" l="0"/>
                   <wp:docPr id="1" name="" descr="" title=""/>
                   <wp:cNvGraphicFramePr>
@@ -282,7 +282,7 @@
                         <pic:spPr bwMode="auto">
                           <a:xfrm>
                             <a:off x="0" y="0"/>
-                            <a:ext cx="2171700" cy="866775"/>
+                            <a:ext cx="1666875" cy="657225"/>
                           </a:xfrm>
                           <a:prstGeom prst="rect">
                             <a:avLst/>
@@ -319,7 +319,7 @@
             <w:r>
               <w:drawing>
                 <wp:inline distT="0" distB="0" distL="0" distR="0">
-                  <wp:extent cx="2171700" cy="866775"/>
+                  <wp:extent cx="1666875" cy="657225"/>
                   <wp:effectExtent t="0" r="0" b="0" l="0"/>
                   <wp:docPr id="1" name="" descr="" title=""/>
                   <wp:cNvGraphicFramePr>
@@ -344,7 +344,7 @@
                         <pic:spPr bwMode="auto">
                           <a:xfrm>
                             <a:off x="0" y="0"/>
-                            <a:ext cx="2171700" cy="866775"/>
+                            <a:ext cx="1666875" cy="657225"/>
                           </a:xfrm>
                           <a:prstGeom prst="rect">
                             <a:avLst/>

--- a/docs/user-guide/en/pages/05-turnover.docx
+++ b/docs/user-guide/en/pages/05-turnover.docx
@@ -1,6 +1,6 @@
 
 <file path=word/document.xml><?xml version="1.0" encoding="utf-8"?>
-<w:document xmlns:wpc="http://schemas.microsoft.com/office/word/2010/wordprocessingCanvas" xmlns:mc="http://schemas.openxmlformats.org/markup-compatibility/2006" xmlns:o="urn:schemas-microsoft-com:office:office" xmlns:r="http://schemas.openxmlformats.org/officeDocument/2006/relationships" xmlns:m="http://schemas.openxmlformats.org/officeDocument/2006/math" xmlns:v="urn:schemas-microsoft-com:vml" xmlns:wp14="http://schemas.microsoft.com/office/word/2010/wordprocessingDrawing" xmlns:wp="http://schemas.openxmlformats.org/drawingml/2006/wordprocessingDrawing" xmlns:w10="urn:schemas-microsoft-com:office:word" xmlns:w="http://schemas.openxmlformats.org/wordprocessingml/2006/main" xmlns:w14="http://schemas.microsoft.com/office/word/2010/wordml" xmlns:w15="http://schemas.microsoft.com/office/word/2012/wordml" xmlns:wpg="http://schemas.microsoft.com/office/word/2010/wordprocessingGroup" xmlns:wpi="http://schemas.microsoft.com/office/word/2010/wordprocessingInk" xmlns:wne="http://schemas.microsoft.com/office/word/2006/wordml" xmlns:wps="http://schemas.microsoft.com/office/word/2010/wordprocessingShape" xmlns:cx="http://schemas.microsoft.com/office/drawing/2014/chartex" xmlns:cx1="http://schemas.microsoft.com/office/drawing/2015/9/8/chartex" xmlns:cx2="http://schemas.microsoft.com/office/drawing/2015/10/21/chartex" xmlns:cx3="http://schemas.microsoft.com/office/drawing/2016/5/9/chartex" xmlns:cx4="http://schemas.microsoft.com/office/drawing/2016/5/10/chartex" xmlns:cx5="http://schemas.microsoft.com/office/drawing/2016/5/11/chartex" xmlns:cx6="http://schemas.microsoft.com/office/drawing/2016/5/12/chartex" xmlns:cx7="http://schemas.microsoft.com/office/drawing/2016/5/13/chartex" xmlns:cx8="http://schemas.microsoft.com/office/drawing/2016/5/14/chartex" xmlns:aink="http://schemas.microsoft.com/office/drawing/2016/ink" xmlns:am3d="http://schemas.microsoft.com/office/drawing/2017/model3d" xmlns:w16cex="http://schemas.microsoft.com/office/word/2018/wordml/cex" xmlns:w16cid="http://schemas.microsoft.com/office/word/2016/wordml/cid" xmlns:w16="http://schemas.microsoft.com/office/word/2018/wordml" xmlns:w16sdtdh="http://schemas.microsoft.com/office/word/2020/wordml/sdtdatahash" xmlns:w16se="http://schemas.microsoft.com/office/word/2015/wordml/symex" mc:Ignorable="w14 w15 wp14">
+<w:document xmlns:wpc="http://schemas.microsoft.com/office/word/2010/wordprocessingCanvas" xmlns:cx="http://schemas.microsoft.com/office/drawing/2014/chartex" xmlns:cx1="http://schemas.microsoft.com/office/drawing/2015/9/8/chartex" xmlns:cx2="http://schemas.microsoft.com/office/drawing/2015/10/21/chartex" xmlns:cx3="http://schemas.microsoft.com/office/drawing/2016/5/9/chartex" xmlns:cx4="http://schemas.microsoft.com/office/drawing/2016/5/10/chartex" xmlns:cx5="http://schemas.microsoft.com/office/drawing/2016/5/11/chartex" xmlns:cx6="http://schemas.microsoft.com/office/drawing/2016/5/12/chartex" xmlns:cx7="http://schemas.microsoft.com/office/drawing/2016/5/13/chartex" xmlns:cx8="http://schemas.microsoft.com/office/drawing/2016/5/14/chartex" xmlns:mc="http://schemas.openxmlformats.org/markup-compatibility/2006" xmlns:aink="http://schemas.microsoft.com/office/drawing/2016/ink" xmlns:am3d="http://schemas.microsoft.com/office/drawing/2017/model3d" xmlns:o="urn:schemas-microsoft-com:office:office" xmlns:oel="http://schemas.microsoft.com/office/2019/extlst" xmlns:r="http://schemas.openxmlformats.org/officeDocument/2006/relationships" xmlns:m="http://schemas.openxmlformats.org/officeDocument/2006/math" xmlns:v="urn:schemas-microsoft-com:vml" xmlns:wp14="http://schemas.microsoft.com/office/word/2010/wordprocessingDrawing" xmlns:wp="http://schemas.openxmlformats.org/drawingml/2006/wordprocessingDrawing" xmlns:w10="urn:schemas-microsoft-com:office:word" xmlns:w="http://schemas.openxmlformats.org/wordprocessingml/2006/main" xmlns:w14="http://schemas.microsoft.com/office/word/2010/wordml" xmlns:w15="http://schemas.microsoft.com/office/word/2012/wordml" xmlns:w16cex="http://schemas.microsoft.com/office/word/2018/wordml/cex" xmlns:w16cid="http://schemas.microsoft.com/office/word/2016/wordml/cid" xmlns:w16="http://schemas.microsoft.com/office/word/2018/wordml" xmlns:w16du="http://schemas.microsoft.com/office/word/2023/wordml/word16du" xmlns:w16sdtdh="http://schemas.microsoft.com/office/word/2020/wordml/sdtdatahash" xmlns:w16sdtfl="http://schemas.microsoft.com/office/word/2024/wordml/sdtformatlock" xmlns:w16se="http://schemas.microsoft.com/office/word/2015/wordml/symex" xmlns:wpg="http://schemas.microsoft.com/office/word/2010/wordprocessingGroup" xmlns:wpi="http://schemas.microsoft.com/office/word/2010/wordprocessingInk" xmlns:wne="http://schemas.microsoft.com/office/word/2006/wordml" xmlns:wps="http://schemas.microsoft.com/office/word/2010/wordprocessingShape" mc:Ignorable="w14 w15 w16se w16cid w16 w16cex w16sdtdh w16sdtfl w16du wp14">
   <w:body>
     <w:p>
       <w:pPr>
@@ -8,44 +8,63 @@
         <w:pageBreakBefore/>
       </w:pPr>
       <w:r>
-        <w:t xml:space="preserve">Turnover</w:t>
-      </w:r>
-    </w:p>
-    <w:p>
-      <w:pPr>
-        <w:spacing w:after="90" w:line="290"/>
-      </w:pPr>
-      <w:r>
-        <w:rPr>
-          <w:rFonts w:ascii="Arial" w:cs="Arial" w:eastAsia="Arial" w:hAnsi="Arial"/>
+        <w:t>Turnover</w:t>
+      </w:r>
+    </w:p>
+    <w:p>
+      <w:pPr>
+        <w:spacing w:after="90" w:line="290" w:lineRule="auto"/>
+      </w:pPr>
+      <w:r>
+        <w:rPr>
           <w:color w:val="666666"/>
           <w:sz w:val="19"/>
           <w:szCs w:val="19"/>
         </w:rPr>
-        <w:t xml:space="preserve">Where to find it: </w:t>
-      </w:r>
-      <w:r>
-        <w:rPr>
-          <w:rFonts w:ascii="Arial" w:cs="Arial" w:eastAsia="Arial" w:hAnsi="Arial"/>
+        <w:t xml:space="preserve">Where to find it: Side </w:t>
+      </w:r>
+      <w:proofErr w:type="gramStart"/>
+      <w:r>
+        <w:rPr>
           <w:color w:val="666666"/>
           <w:sz w:val="19"/>
           <w:szCs w:val="19"/>
         </w:rPr>
-        <w:t xml:space="preserve">Side menu  &gt;  Turnover</w:t>
-      </w:r>
-    </w:p>
-    <w:p>
-      <w:pPr>
-        <w:spacing w:after="90" w:line="290"/>
-      </w:pPr>
-      <w:r>
-        <w:rPr>
-          <w:rFonts w:ascii="Arial" w:cs="Arial" w:eastAsia="Arial" w:hAnsi="Arial"/>
-          <w:color w:val="27251F"/>
-          <w:sz w:val="21"/>
-          <w:szCs w:val="21"/>
-        </w:rPr>
-        <w:t xml:space="preserve">Use this page to understand who is leaving and where. It tracks how many employees resigned and how that compares with headcount, broken down by month, job title, tenure, payroll group, gender and store. The cards at the top summarise the selected period; everything below drills into it.</w:t>
+        <w:t>menu  &gt;</w:t>
+      </w:r>
+      <w:proofErr w:type="gramEnd"/>
+      <w:r>
+        <w:rPr>
+          <w:color w:val="666666"/>
+          <w:sz w:val="19"/>
+          <w:szCs w:val="19"/>
+        </w:rPr>
+        <w:t xml:space="preserve">  Turnover</w:t>
+      </w:r>
+    </w:p>
+    <w:p>
+      <w:pPr>
+        <w:spacing w:after="90" w:line="290" w:lineRule="auto"/>
+      </w:pPr>
+      <w:r>
+        <w:rPr>
+          <w:color w:val="27251F"/>
+        </w:rPr>
+        <w:t xml:space="preserve">Use this page to understand who is leaving and where. It tracks how many employees resigned and how that compares with headcount, broken down by month, job title, tenure, payroll group, gender and store. The cards at the top </w:t>
+      </w:r>
+      <w:proofErr w:type="spellStart"/>
+      <w:r>
+        <w:rPr>
+          <w:color w:val="27251F"/>
+        </w:rPr>
+        <w:t>summarise</w:t>
+      </w:r>
+      <w:proofErr w:type="spellEnd"/>
+      <w:r>
+        <w:rPr>
+          <w:color w:val="27251F"/>
+        </w:rPr>
+        <w:t xml:space="preserve"> the selected period; everything below drills into it.</w:t>
       </w:r>
     </w:p>
     <w:p>
@@ -53,21 +72,24 @@
         <w:pStyle w:val="Heading2"/>
       </w:pPr>
       <w:r>
-        <w:t xml:space="preserve">Step 1 - Choose the period and your scope</w:t>
+        <w:t>Step 1 - Choose the period and your scope</w:t>
       </w:r>
     </w:p>
     <w:p>
       <w:pPr>
         <w:keepNext/>
-        <w:spacing w:after="120" w:before="60"/>
+        <w:spacing w:before="60" w:after="120"/>
         <w:jc w:val="center"/>
       </w:pPr>
       <w:r>
+        <w:rPr>
+          <w:noProof/>
+        </w:rPr>
         <w:drawing>
-          <wp:inline distT="0" distB="0" distL="0" distR="0">
+          <wp:inline distT="0" distB="0" distL="0" distR="0" wp14:anchorId="3DD67157" wp14:editId="66C6E654">
             <wp:extent cx="6953250" cy="1190625"/>
-            <wp:effectExtent t="0" r="0" b="0" l="0"/>
-            <wp:docPr id="1" name="" descr="" title=""/>
+            <wp:effectExtent l="0" t="0" r="0" b="0"/>
+            <wp:docPr id="1" name="Picture 1"/>
             <wp:cNvGraphicFramePr>
               <a:graphicFrameLocks xmlns:a="http://schemas.openxmlformats.org/drawingml/2006/main" noChangeAspect="1"/>
             </wp:cNvGraphicFramePr>
@@ -75,13 +97,13 @@
               <a:graphicData uri="http://schemas.openxmlformats.org/drawingml/2006/picture">
                 <pic:pic xmlns:pic="http://schemas.openxmlformats.org/drawingml/2006/picture">
                   <pic:nvPicPr>
-                    <pic:cNvPr id="0" name="" descr=""/>
+                    <pic:cNvPr id="0" name=""/>
                     <pic:cNvPicPr>
                       <a:picLocks noChangeAspect="1" noChangeArrowheads="1"/>
                     </pic:cNvPicPr>
                   </pic:nvPicPr>
                   <pic:blipFill>
-                    <a:blip r:embed="rId9" cstate="none"/>
+                    <a:blip r:embed="rId7"/>
                     <a:srcRect/>
                     <a:stretch>
                       <a:fillRect/>
@@ -105,41 +127,32 @@
     </w:p>
     <w:p>
       <w:pPr>
-        <w:spacing w:after="70" w:line="270"/>
-      </w:pPr>
-      <w:r>
-        <w:rPr>
-          <w:rFonts w:ascii="Arial" w:cs="Arial" w:eastAsia="Arial" w:hAnsi="Arial"/>
-          <w:color w:val="27251F"/>
-          <w:sz w:val="21"/>
-          <w:szCs w:val="21"/>
-        </w:rPr>
-        <w:t xml:space="preserve">Pick a Store, Operation Manager, Operation Consultant, Senior Operation Consultant or Operation Director and every chart and table on the page switches to that selection. The From/To period narrows the cards, the job title / tenure / payroll / gender / reasons charts and the store table.</w:t>
-      </w:r>
-    </w:p>
-    <w:p>
-      <w:pPr>
-        <w:spacing w:after="90" w:line="290"/>
-      </w:pPr>
-      <w:r>
-        <w:rPr>
-          <w:rFonts w:ascii="Arial" w:cs="Arial" w:eastAsia="Arial" w:hAnsi="Arial"/>
+        <w:spacing w:after="70" w:line="270" w:lineRule="auto"/>
+      </w:pPr>
+      <w:r>
+        <w:rPr>
+          <w:color w:val="27251F"/>
+        </w:rPr>
+        <w:t>Pick a Store, Operation Manager, Operation Consultant, Senior Operation Consultant or Operation Director and every chart and table on the page switches to that selection. The From/To period narrows the cards, the job title / tenure / payroll / gender / reasons charts and the store table.</w:t>
+      </w:r>
+    </w:p>
+    <w:p>
+      <w:pPr>
+        <w:spacing w:after="90" w:line="290" w:lineRule="auto"/>
+      </w:pPr>
+      <w:r>
+        <w:rPr>
           <w:b/>
           <w:bCs/>
           <w:color w:val="27251F"/>
-          <w:sz w:val="21"/>
-          <w:szCs w:val="21"/>
         </w:rPr>
         <w:t xml:space="preserve">Good to know: </w:t>
       </w:r>
       <w:r>
         <w:rPr>
-          <w:rFonts w:ascii="Arial" w:cs="Arial" w:eastAsia="Arial" w:hAnsi="Arial"/>
-          <w:color w:val="27251F"/>
-          <w:sz w:val="21"/>
-          <w:szCs w:val="21"/>
-        </w:rPr>
-        <w:t xml:space="preserve">the "Turnover Rate by Month" chart, the "Monthly Turnover Trend" chart and the full matrix always show the complete history from the selected year onward, because they are built to show trends over time.</w:t>
+          <w:color w:val="27251F"/>
+        </w:rPr>
+        <w:t>the "Turnover Rate by Month" chart, the "Monthly Turnover Trend" chart and the full matrix always show the complete history from the selected year onward, because they are built to show trends over time.</w:t>
       </w:r>
     </w:p>
     <w:p>
@@ -147,21 +160,26 @@
         <w:pStyle w:val="Heading2"/>
       </w:pPr>
       <w:r>
-        <w:t xml:space="preserve">Step 2 - Read the headline numbers</w:t>
+        <w:t>Step 2 - Read the headline numbers</w:t>
       </w:r>
     </w:p>
     <w:tbl>
       <w:tblPr>
-        <w:tblW w:type="dxa" w:w="10998"/>
+        <w:tblW w:w="10998" w:type="dxa"/>
         <w:jc w:val="center"/>
         <w:tblBorders>
-          <w:top w:val="single" w:color="auto" w:sz="4"/>
-          <w:left w:val="single" w:color="auto" w:sz="4"/>
-          <w:bottom w:val="single" w:color="auto" w:sz="4"/>
-          <w:right w:val="single" w:color="auto" w:sz="4"/>
-          <w:insideH w:val="single" w:color="auto" w:sz="4"/>
-          <w:insideV w:val="single" w:color="auto" w:sz="4"/>
+          <w:top w:val="single" w:sz="4" w:space="0" w:color="auto"/>
+          <w:left w:val="single" w:sz="4" w:space="0" w:color="auto"/>
+          <w:bottom w:val="single" w:sz="4" w:space="0" w:color="auto"/>
+          <w:right w:val="single" w:sz="4" w:space="0" w:color="auto"/>
+          <w:insideH w:val="single" w:sz="4" w:space="0" w:color="auto"/>
+          <w:insideV w:val="single" w:sz="4" w:space="0" w:color="auto"/>
         </w:tblBorders>
+        <w:tblCellMar>
+          <w:left w:w="10" w:type="dxa"/>
+          <w:right w:w="10" w:type="dxa"/>
+        </w:tblCellMar>
+        <w:tblLook w:val="04A0" w:firstRow="1" w:lastRow="0" w:firstColumn="1" w:lastColumn="0" w:noHBand="0" w:noVBand="1"/>
       </w:tblPr>
       <w:tblGrid>
         <w:gridCol w:w="3666"/>
@@ -169,23 +187,30 @@
         <w:gridCol w:w="3666"/>
       </w:tblGrid>
       <w:tr>
+        <w:tblPrEx>
+          <w:tblCellMar>
+            <w:top w:w="0" w:type="dxa"/>
+            <w:bottom w:w="0" w:type="dxa"/>
+          </w:tblCellMar>
+        </w:tblPrEx>
         <w:trPr>
           <w:cantSplit/>
+          <w:jc w:val="center"/>
         </w:trPr>
         <w:tc>
           <w:tcPr>
-            <w:tcW w:type="dxa" w:w="3666"/>
+            <w:tcW w:w="3666" w:type="dxa"/>
             <w:tcBorders>
-              <w:top w:val="none" w:color="FFFFFF" w:sz="0"/>
-              <w:left w:val="none" w:color="FFFFFF" w:sz="0"/>
-              <w:bottom w:val="none" w:color="FFFFFF" w:sz="0"/>
-              <w:right w:val="none" w:color="FFFFFF" w:sz="0"/>
+              <w:top w:val="none" w:sz="0" w:space="0" w:color="FFFFFF"/>
+              <w:left w:val="none" w:sz="0" w:space="0" w:color="FFFFFF"/>
+              <w:bottom w:val="none" w:sz="0" w:space="0" w:color="FFFFFF"/>
+              <w:right w:val="none" w:sz="0" w:space="0" w:color="FFFFFF"/>
             </w:tcBorders>
             <w:tcMar>
-              <w:top w:type="dxa" w:w="40"/>
-              <w:left w:type="dxa" w:w="40"/>
-              <w:bottom w:type="dxa" w:w="80"/>
-              <w:right w:type="dxa" w:w="40"/>
+              <w:top w:w="40" w:type="dxa"/>
+              <w:left w:w="40" w:type="dxa"/>
+              <w:bottom w:w="80" w:type="dxa"/>
+              <w:right w:w="40" w:type="dxa"/>
             </w:tcMar>
           </w:tcPr>
           <w:p>
@@ -193,11 +218,14 @@
               <w:jc w:val="center"/>
             </w:pPr>
             <w:r>
+              <w:rPr>
+                <w:noProof/>
+              </w:rPr>
               <w:drawing>
-                <wp:inline distT="0" distB="0" distL="0" distR="0">
+                <wp:inline distT="0" distB="0" distL="0" distR="0" wp14:anchorId="777F088B" wp14:editId="5F77A924">
                   <wp:extent cx="1666875" cy="657225"/>
-                  <wp:effectExtent t="0" r="0" b="0" l="0"/>
-                  <wp:docPr id="1" name="" descr="" title=""/>
+                  <wp:effectExtent l="0" t="0" r="0" b="0"/>
+                  <wp:docPr id="1818340994" name="Picture 1818340994"/>
                   <wp:cNvGraphicFramePr>
                     <a:graphicFrameLocks xmlns:a="http://schemas.openxmlformats.org/drawingml/2006/main" noChangeAspect="1"/>
                   </wp:cNvGraphicFramePr>
@@ -205,13 +233,13 @@
                     <a:graphicData uri="http://schemas.openxmlformats.org/drawingml/2006/picture">
                       <pic:pic xmlns:pic="http://schemas.openxmlformats.org/drawingml/2006/picture">
                         <pic:nvPicPr>
-                          <pic:cNvPr id="0" name="" descr=""/>
+                          <pic:cNvPr id="0" name=""/>
                           <pic:cNvPicPr>
                             <a:picLocks noChangeAspect="1" noChangeArrowheads="1"/>
                           </pic:cNvPicPr>
                         </pic:nvPicPr>
                         <pic:blipFill>
-                          <a:blip r:embed="rId10" cstate="none"/>
+                          <a:blip r:embed="rId8"/>
                           <a:srcRect/>
                           <a:stretch>
                             <a:fillRect/>
@@ -236,18 +264,18 @@
         </w:tc>
         <w:tc>
           <w:tcPr>
-            <w:tcW w:type="dxa" w:w="3666"/>
+            <w:tcW w:w="3666" w:type="dxa"/>
             <w:tcBorders>
-              <w:top w:val="none" w:color="FFFFFF" w:sz="0"/>
-              <w:left w:val="none" w:color="FFFFFF" w:sz="0"/>
-              <w:bottom w:val="none" w:color="FFFFFF" w:sz="0"/>
-              <w:right w:val="none" w:color="FFFFFF" w:sz="0"/>
+              <w:top w:val="none" w:sz="0" w:space="0" w:color="FFFFFF"/>
+              <w:left w:val="none" w:sz="0" w:space="0" w:color="FFFFFF"/>
+              <w:bottom w:val="none" w:sz="0" w:space="0" w:color="FFFFFF"/>
+              <w:right w:val="none" w:sz="0" w:space="0" w:color="FFFFFF"/>
             </w:tcBorders>
             <w:tcMar>
-              <w:top w:type="dxa" w:w="40"/>
-              <w:left w:type="dxa" w:w="40"/>
-              <w:bottom w:type="dxa" w:w="80"/>
-              <w:right w:type="dxa" w:w="40"/>
+              <w:top w:w="40" w:type="dxa"/>
+              <w:left w:w="40" w:type="dxa"/>
+              <w:bottom w:w="80" w:type="dxa"/>
+              <w:right w:w="40" w:type="dxa"/>
             </w:tcMar>
           </w:tcPr>
           <w:p>
@@ -255,11 +283,14 @@
               <w:jc w:val="center"/>
             </w:pPr>
             <w:r>
+              <w:rPr>
+                <w:noProof/>
+              </w:rPr>
               <w:drawing>
-                <wp:inline distT="0" distB="0" distL="0" distR="0">
+                <wp:inline distT="0" distB="0" distL="0" distR="0" wp14:anchorId="0CA0B29B" wp14:editId="0BF0A6B3">
                   <wp:extent cx="1666875" cy="657225"/>
-                  <wp:effectExtent t="0" r="0" b="0" l="0"/>
-                  <wp:docPr id="1" name="" descr="" title=""/>
+                  <wp:effectExtent l="0" t="0" r="0" b="0"/>
+                  <wp:docPr id="123249237" name="Picture 123249237"/>
                   <wp:cNvGraphicFramePr>
                     <a:graphicFrameLocks xmlns:a="http://schemas.openxmlformats.org/drawingml/2006/main" noChangeAspect="1"/>
                   </wp:cNvGraphicFramePr>
@@ -267,13 +298,13 @@
                     <a:graphicData uri="http://schemas.openxmlformats.org/drawingml/2006/picture">
                       <pic:pic xmlns:pic="http://schemas.openxmlformats.org/drawingml/2006/picture">
                         <pic:nvPicPr>
-                          <pic:cNvPr id="0" name="" descr=""/>
+                          <pic:cNvPr id="0" name=""/>
                           <pic:cNvPicPr>
                             <a:picLocks noChangeAspect="1" noChangeArrowheads="1"/>
                           </pic:cNvPicPr>
                         </pic:nvPicPr>
                         <pic:blipFill>
-                          <a:blip r:embed="rId11" cstate="none"/>
+                          <a:blip r:embed="rId9"/>
                           <a:srcRect/>
                           <a:stretch>
                             <a:fillRect/>
@@ -298,18 +329,18 @@
         </w:tc>
         <w:tc>
           <w:tcPr>
-            <w:tcW w:type="dxa" w:w="3666"/>
+            <w:tcW w:w="3666" w:type="dxa"/>
             <w:tcBorders>
-              <w:top w:val="none" w:color="FFFFFF" w:sz="0"/>
-              <w:left w:val="none" w:color="FFFFFF" w:sz="0"/>
-              <w:bottom w:val="none" w:color="FFFFFF" w:sz="0"/>
-              <w:right w:val="none" w:color="FFFFFF" w:sz="0"/>
+              <w:top w:val="none" w:sz="0" w:space="0" w:color="FFFFFF"/>
+              <w:left w:val="none" w:sz="0" w:space="0" w:color="FFFFFF"/>
+              <w:bottom w:val="none" w:sz="0" w:space="0" w:color="FFFFFF"/>
+              <w:right w:val="none" w:sz="0" w:space="0" w:color="FFFFFF"/>
             </w:tcBorders>
             <w:tcMar>
-              <w:top w:type="dxa" w:w="40"/>
-              <w:left w:type="dxa" w:w="40"/>
-              <w:bottom w:type="dxa" w:w="80"/>
-              <w:right w:type="dxa" w:w="40"/>
+              <w:top w:w="40" w:type="dxa"/>
+              <w:left w:w="40" w:type="dxa"/>
+              <w:bottom w:w="80" w:type="dxa"/>
+              <w:right w:w="40" w:type="dxa"/>
             </w:tcMar>
           </w:tcPr>
           <w:p>
@@ -317,11 +348,14 @@
               <w:jc w:val="center"/>
             </w:pPr>
             <w:r>
+              <w:rPr>
+                <w:noProof/>
+              </w:rPr>
               <w:drawing>
-                <wp:inline distT="0" distB="0" distL="0" distR="0">
+                <wp:inline distT="0" distB="0" distL="0" distR="0" wp14:anchorId="2A37D1F5" wp14:editId="3A7E6EEF">
                   <wp:extent cx="1666875" cy="657225"/>
-                  <wp:effectExtent t="0" r="0" b="0" l="0"/>
-                  <wp:docPr id="1" name="" descr="" title=""/>
+                  <wp:effectExtent l="0" t="0" r="0" b="0"/>
+                  <wp:docPr id="1467364777" name="Picture 1467364777"/>
                   <wp:cNvGraphicFramePr>
                     <a:graphicFrameLocks xmlns:a="http://schemas.openxmlformats.org/drawingml/2006/main" noChangeAspect="1"/>
                   </wp:cNvGraphicFramePr>
@@ -329,13 +363,13 @@
                     <a:graphicData uri="http://schemas.openxmlformats.org/drawingml/2006/picture">
                       <pic:pic xmlns:pic="http://schemas.openxmlformats.org/drawingml/2006/picture">
                         <pic:nvPicPr>
-                          <pic:cNvPr id="0" name="" descr=""/>
+                          <pic:cNvPr id="0" name=""/>
                           <pic:cNvPicPr>
                             <a:picLocks noChangeAspect="1" noChangeArrowheads="1"/>
                           </pic:cNvPicPr>
                         </pic:nvPicPr>
                         <pic:blipFill>
-                          <a:blip r:embed="rId12" cstate="none"/>
+                          <a:blip r:embed="rId10"/>
                           <a:srcRect/>
                           <a:stretch>
                             <a:fillRect/>
@@ -364,288 +398,315 @@
       <w:pPr>
         <w:spacing w:after="40"/>
       </w:pPr>
-      <w:r>
-        <w:rPr>
-          <w:rFonts w:ascii="Arial" w:cs="Arial" w:eastAsia="Arial" w:hAnsi="Arial"/>
-          <w:color w:val="27251F"/>
-          <w:sz w:val="21"/>
-          <w:szCs w:val="21"/>
-        </w:rPr>
-        <w:t xml:space="preserve"/>
-      </w:r>
     </w:p>
     <w:tbl>
       <w:tblPr>
-        <w:tblW w:type="dxa" w:w="9400"/>
+        <w:tblW w:w="9400" w:type="dxa"/>
         <w:tblBorders>
-          <w:top w:val="single" w:color="auto" w:sz="4"/>
-          <w:left w:val="single" w:color="auto" w:sz="4"/>
-          <w:bottom w:val="single" w:color="auto" w:sz="4"/>
-          <w:right w:val="single" w:color="auto" w:sz="4"/>
-          <w:insideH w:val="single" w:color="auto" w:sz="4"/>
-          <w:insideV w:val="single" w:color="auto" w:sz="4"/>
+          <w:top w:val="single" w:sz="4" w:space="0" w:color="auto"/>
+          <w:left w:val="single" w:sz="4" w:space="0" w:color="auto"/>
+          <w:bottom w:val="single" w:sz="4" w:space="0" w:color="auto"/>
+          <w:right w:val="single" w:sz="4" w:space="0" w:color="auto"/>
+          <w:insideH w:val="single" w:sz="4" w:space="0" w:color="auto"/>
+          <w:insideV w:val="single" w:sz="4" w:space="0" w:color="auto"/>
         </w:tblBorders>
+        <w:tblCellMar>
+          <w:left w:w="10" w:type="dxa"/>
+          <w:right w:w="10" w:type="dxa"/>
+        </w:tblCellMar>
+        <w:tblLook w:val="04A0" w:firstRow="1" w:lastRow="0" w:firstColumn="1" w:lastColumn="0" w:noHBand="0" w:noVBand="1"/>
       </w:tblPr>
       <w:tblGrid>
         <w:gridCol w:w="2600"/>
         <w:gridCol w:w="6800"/>
       </w:tblGrid>
       <w:tr>
+        <w:tblPrEx>
+          <w:tblCellMar>
+            <w:top w:w="0" w:type="dxa"/>
+            <w:bottom w:w="0" w:type="dxa"/>
+          </w:tblCellMar>
+        </w:tblPrEx>
         <w:trPr>
           <w:cantSplit/>
           <w:tblHeader/>
         </w:trPr>
         <w:tc>
           <w:tcPr>
-            <w:tcW w:type="dxa" w:w="2600"/>
+            <w:tcW w:w="2600" w:type="dxa"/>
             <w:tcBorders>
-              <w:top w:val="single" w:color="D9D9D6" w:sz="4"/>
-              <w:left w:val="single" w:color="D9D9D6" w:sz="4"/>
-              <w:bottom w:val="single" w:color="D9D9D6" w:sz="4"/>
-              <w:right w:val="single" w:color="D9D9D6" w:sz="4"/>
+              <w:top w:val="single" w:sz="4" w:space="0" w:color="D9D9D6"/>
+              <w:left w:val="single" w:sz="4" w:space="0" w:color="D9D9D6"/>
+              <w:bottom w:val="single" w:sz="4" w:space="0" w:color="D9D9D6"/>
+              <w:right w:val="single" w:sz="4" w:space="0" w:color="D9D9D6"/>
             </w:tcBorders>
-            <w:shd w:fill="FFC72C" w:color="auto" w:val="clear"/>
+            <w:shd w:val="clear" w:color="auto" w:fill="FFC72C"/>
             <w:tcMar>
-              <w:top w:type="dxa" w:w="70"/>
-              <w:left w:type="dxa" w:w="110"/>
-              <w:bottom w:type="dxa" w:w="70"/>
-              <w:right w:type="dxa" w:w="110"/>
+              <w:top w:w="70" w:type="dxa"/>
+              <w:left w:w="110" w:type="dxa"/>
+              <w:bottom w:w="70" w:type="dxa"/>
+              <w:right w:w="110" w:type="dxa"/>
             </w:tcMar>
           </w:tcPr>
           <w:p>
             <w:r>
               <w:rPr>
-                <w:rFonts w:ascii="Arial" w:cs="Arial" w:eastAsia="Arial" w:hAnsi="Arial"/>
                 <w:b/>
                 <w:bCs/>
                 <w:color w:val="27251F"/>
                 <w:sz w:val="19"/>
                 <w:szCs w:val="19"/>
               </w:rPr>
-              <w:t xml:space="preserve">Card</w:t>
+              <w:t>Card</w:t>
             </w:r>
           </w:p>
         </w:tc>
         <w:tc>
           <w:tcPr>
-            <w:tcW w:type="dxa" w:w="6800"/>
+            <w:tcW w:w="6800" w:type="dxa"/>
             <w:tcBorders>
-              <w:top w:val="single" w:color="D9D9D6" w:sz="4"/>
-              <w:left w:val="single" w:color="D9D9D6" w:sz="4"/>
-              <w:bottom w:val="single" w:color="D9D9D6" w:sz="4"/>
-              <w:right w:val="single" w:color="D9D9D6" w:sz="4"/>
+              <w:top w:val="single" w:sz="4" w:space="0" w:color="D9D9D6"/>
+              <w:left w:val="single" w:sz="4" w:space="0" w:color="D9D9D6"/>
+              <w:bottom w:val="single" w:sz="4" w:space="0" w:color="D9D9D6"/>
+              <w:right w:val="single" w:sz="4" w:space="0" w:color="D9D9D6"/>
             </w:tcBorders>
-            <w:shd w:fill="FFC72C" w:color="auto" w:val="clear"/>
+            <w:shd w:val="clear" w:color="auto" w:fill="FFC72C"/>
             <w:tcMar>
-              <w:top w:type="dxa" w:w="70"/>
-              <w:left w:type="dxa" w:w="110"/>
-              <w:bottom w:type="dxa" w:w="70"/>
-              <w:right w:type="dxa" w:w="110"/>
+              <w:top w:w="70" w:type="dxa"/>
+              <w:left w:w="110" w:type="dxa"/>
+              <w:bottom w:w="70" w:type="dxa"/>
+              <w:right w:w="110" w:type="dxa"/>
             </w:tcMar>
           </w:tcPr>
           <w:p>
             <w:r>
               <w:rPr>
-                <w:rFonts w:ascii="Arial" w:cs="Arial" w:eastAsia="Arial" w:hAnsi="Arial"/>
                 <w:b/>
                 <w:bCs/>
                 <w:color w:val="27251F"/>
                 <w:sz w:val="19"/>
                 <w:szCs w:val="19"/>
               </w:rPr>
-              <w:t xml:space="preserve">What it shows</w:t>
+              <w:t>What it shows</w:t>
             </w:r>
           </w:p>
         </w:tc>
       </w:tr>
       <w:tr>
+        <w:tblPrEx>
+          <w:tblCellMar>
+            <w:top w:w="0" w:type="dxa"/>
+            <w:bottom w:w="0" w:type="dxa"/>
+          </w:tblCellMar>
+        </w:tblPrEx>
         <w:trPr>
           <w:cantSplit/>
-          <w:tblHeader w:val="false"/>
         </w:trPr>
         <w:tc>
           <w:tcPr>
-            <w:tcW w:type="dxa" w:w="2600"/>
+            <w:tcW w:w="2600" w:type="dxa"/>
             <w:tcBorders>
-              <w:top w:val="single" w:color="D9D9D6" w:sz="4"/>
-              <w:left w:val="single" w:color="D9D9D6" w:sz="4"/>
-              <w:bottom w:val="single" w:color="D9D9D6" w:sz="4"/>
-              <w:right w:val="single" w:color="D9D9D6" w:sz="4"/>
+              <w:top w:val="single" w:sz="4" w:space="0" w:color="D9D9D6"/>
+              <w:left w:val="single" w:sz="4" w:space="0" w:color="D9D9D6"/>
+              <w:bottom w:val="single" w:sz="4" w:space="0" w:color="D9D9D6"/>
+              <w:right w:val="single" w:sz="4" w:space="0" w:color="D9D9D6"/>
             </w:tcBorders>
-            <w:shd w:fill="FFFFFF" w:color="auto" w:val="clear"/>
+            <w:shd w:val="clear" w:color="auto" w:fill="FFFFFF"/>
             <w:tcMar>
-              <w:top w:type="dxa" w:w="70"/>
-              <w:left w:type="dxa" w:w="110"/>
-              <w:bottom w:type="dxa" w:w="70"/>
-              <w:right w:type="dxa" w:w="110"/>
+              <w:top w:w="70" w:type="dxa"/>
+              <w:left w:w="110" w:type="dxa"/>
+              <w:bottom w:w="70" w:type="dxa"/>
+              <w:right w:w="110" w:type="dxa"/>
             </w:tcMar>
           </w:tcPr>
           <w:p>
             <w:r>
               <w:rPr>
-                <w:rFonts w:ascii="Arial" w:cs="Arial" w:eastAsia="Arial" w:hAnsi="Arial"/>
                 <w:color w:val="27251F"/>
                 <w:sz w:val="19"/>
                 <w:szCs w:val="19"/>
               </w:rPr>
-              <w:t xml:space="preserve">Resignations</w:t>
+              <w:t>Resignations</w:t>
             </w:r>
           </w:p>
         </w:tc>
         <w:tc>
           <w:tcPr>
-            <w:tcW w:type="dxa" w:w="6800"/>
+            <w:tcW w:w="6800" w:type="dxa"/>
             <w:tcBorders>
-              <w:top w:val="single" w:color="D9D9D6" w:sz="4"/>
-              <w:left w:val="single" w:color="D9D9D6" w:sz="4"/>
-              <w:bottom w:val="single" w:color="D9D9D6" w:sz="4"/>
-              <w:right w:val="single" w:color="D9D9D6" w:sz="4"/>
+              <w:top w:val="single" w:sz="4" w:space="0" w:color="D9D9D6"/>
+              <w:left w:val="single" w:sz="4" w:space="0" w:color="D9D9D6"/>
+              <w:bottom w:val="single" w:sz="4" w:space="0" w:color="D9D9D6"/>
+              <w:right w:val="single" w:sz="4" w:space="0" w:color="D9D9D6"/>
             </w:tcBorders>
-            <w:shd w:fill="FFFFFF" w:color="auto" w:val="clear"/>
+            <w:shd w:val="clear" w:color="auto" w:fill="FFFFFF"/>
             <w:tcMar>
-              <w:top w:type="dxa" w:w="70"/>
-              <w:left w:type="dxa" w:w="110"/>
-              <w:bottom w:type="dxa" w:w="70"/>
-              <w:right w:type="dxa" w:w="110"/>
+              <w:top w:w="70" w:type="dxa"/>
+              <w:left w:w="110" w:type="dxa"/>
+              <w:bottom w:w="70" w:type="dxa"/>
+              <w:right w:w="110" w:type="dxa"/>
             </w:tcMar>
           </w:tcPr>
           <w:p>
             <w:r>
               <w:rPr>
-                <w:rFonts w:ascii="Arial" w:cs="Arial" w:eastAsia="Arial" w:hAnsi="Arial"/>
                 <w:color w:val="27251F"/>
                 <w:sz w:val="19"/>
                 <w:szCs w:val="19"/>
               </w:rPr>
-              <w:t xml:space="preserve">Total resignations in the selected period.</w:t>
+              <w:t>Total resignations in the selected period.</w:t>
             </w:r>
           </w:p>
         </w:tc>
       </w:tr>
       <w:tr>
+        <w:tblPrEx>
+          <w:tblCellMar>
+            <w:top w:w="0" w:type="dxa"/>
+            <w:bottom w:w="0" w:type="dxa"/>
+          </w:tblCellMar>
+        </w:tblPrEx>
         <w:trPr>
           <w:cantSplit/>
-          <w:tblHeader w:val="false"/>
         </w:trPr>
         <w:tc>
           <w:tcPr>
-            <w:tcW w:type="dxa" w:w="2600"/>
+            <w:tcW w:w="2600" w:type="dxa"/>
             <w:tcBorders>
-              <w:top w:val="single" w:color="D9D9D6" w:sz="4"/>
-              <w:left w:val="single" w:color="D9D9D6" w:sz="4"/>
-              <w:bottom w:val="single" w:color="D9D9D6" w:sz="4"/>
-              <w:right w:val="single" w:color="D9D9D6" w:sz="4"/>
+              <w:top w:val="single" w:sz="4" w:space="0" w:color="D9D9D6"/>
+              <w:left w:val="single" w:sz="4" w:space="0" w:color="D9D9D6"/>
+              <w:bottom w:val="single" w:sz="4" w:space="0" w:color="D9D9D6"/>
+              <w:right w:val="single" w:sz="4" w:space="0" w:color="D9D9D6"/>
             </w:tcBorders>
-            <w:shd w:fill="FFFFFF" w:color="auto" w:val="clear"/>
+            <w:shd w:val="clear" w:color="auto" w:fill="FFFFFF"/>
             <w:tcMar>
-              <w:top w:type="dxa" w:w="70"/>
-              <w:left w:type="dxa" w:w="110"/>
-              <w:bottom w:type="dxa" w:w="70"/>
-              <w:right w:type="dxa" w:w="110"/>
+              <w:top w:w="70" w:type="dxa"/>
+              <w:left w:w="110" w:type="dxa"/>
+              <w:bottom w:w="70" w:type="dxa"/>
+              <w:right w:w="110" w:type="dxa"/>
             </w:tcMar>
           </w:tcPr>
           <w:p>
             <w:r>
               <w:rPr>
-                <w:rFonts w:ascii="Arial" w:cs="Arial" w:eastAsia="Arial" w:hAnsi="Arial"/>
                 <w:color w:val="27251F"/>
                 <w:sz w:val="19"/>
                 <w:szCs w:val="19"/>
               </w:rPr>
-              <w:t xml:space="preserve">Turnover Rate</w:t>
+              <w:t>Turnover Rate</w:t>
             </w:r>
           </w:p>
         </w:tc>
         <w:tc>
           <w:tcPr>
-            <w:tcW w:type="dxa" w:w="6800"/>
+            <w:tcW w:w="6800" w:type="dxa"/>
             <w:tcBorders>
-              <w:top w:val="single" w:color="D9D9D6" w:sz="4"/>
-              <w:left w:val="single" w:color="D9D9D6" w:sz="4"/>
-              <w:bottom w:val="single" w:color="D9D9D6" w:sz="4"/>
-              <w:right w:val="single" w:color="D9D9D6" w:sz="4"/>
+              <w:top w:val="single" w:sz="4" w:space="0" w:color="D9D9D6"/>
+              <w:left w:val="single" w:sz="4" w:space="0" w:color="D9D9D6"/>
+              <w:bottom w:val="single" w:sz="4" w:space="0" w:color="D9D9D6"/>
+              <w:right w:val="single" w:sz="4" w:space="0" w:color="D9D9D6"/>
             </w:tcBorders>
-            <w:shd w:fill="FFFFFF" w:color="auto" w:val="clear"/>
+            <w:shd w:val="clear" w:color="auto" w:fill="FFFFFF"/>
             <w:tcMar>
-              <w:top w:type="dxa" w:w="70"/>
-              <w:left w:type="dxa" w:w="110"/>
-              <w:bottom w:type="dxa" w:w="70"/>
-              <w:right w:type="dxa" w:w="110"/>
+              <w:top w:w="70" w:type="dxa"/>
+              <w:left w:w="110" w:type="dxa"/>
+              <w:bottom w:w="70" w:type="dxa"/>
+              <w:right w:w="110" w:type="dxa"/>
             </w:tcMar>
           </w:tcPr>
           <w:p>
             <w:r>
               <w:rPr>
-                <w:rFonts w:ascii="Arial" w:cs="Arial" w:eastAsia="Arial" w:hAnsi="Arial"/>
                 <w:color w:val="27251F"/>
                 <w:sz w:val="19"/>
                 <w:szCs w:val="19"/>
               </w:rPr>
-              <w:t xml:space="preserve">Resignations divided by the average headcount for the period.</w:t>
+              <w:t xml:space="preserve">Resignations </w:t>
+            </w:r>
+            <w:proofErr w:type="gramStart"/>
+            <w:r>
+              <w:rPr>
+                <w:color w:val="27251F"/>
+                <w:sz w:val="19"/>
+                <w:szCs w:val="19"/>
+              </w:rPr>
+              <w:t>divided</w:t>
+            </w:r>
+            <w:proofErr w:type="gramEnd"/>
+            <w:r>
+              <w:rPr>
+                <w:color w:val="27251F"/>
+                <w:sz w:val="19"/>
+                <w:szCs w:val="19"/>
+              </w:rPr>
+              <w:t xml:space="preserve"> by the average headcount for the period.</w:t>
             </w:r>
           </w:p>
         </w:tc>
       </w:tr>
       <w:tr>
+        <w:tblPrEx>
+          <w:tblCellMar>
+            <w:top w:w="0" w:type="dxa"/>
+            <w:bottom w:w="0" w:type="dxa"/>
+          </w:tblCellMar>
+        </w:tblPrEx>
         <w:trPr>
           <w:cantSplit/>
-          <w:tblHeader w:val="false"/>
         </w:trPr>
         <w:tc>
           <w:tcPr>
-            <w:tcW w:type="dxa" w:w="2600"/>
+            <w:tcW w:w="2600" w:type="dxa"/>
             <w:tcBorders>
-              <w:top w:val="single" w:color="D9D9D6" w:sz="4"/>
-              <w:left w:val="single" w:color="D9D9D6" w:sz="4"/>
-              <w:bottom w:val="single" w:color="D9D9D6" w:sz="4"/>
-              <w:right w:val="single" w:color="D9D9D6" w:sz="4"/>
+              <w:top w:val="single" w:sz="4" w:space="0" w:color="D9D9D6"/>
+              <w:left w:val="single" w:sz="4" w:space="0" w:color="D9D9D6"/>
+              <w:bottom w:val="single" w:sz="4" w:space="0" w:color="D9D9D6"/>
+              <w:right w:val="single" w:sz="4" w:space="0" w:color="D9D9D6"/>
             </w:tcBorders>
-            <w:shd w:fill="FFFFFF" w:color="auto" w:val="clear"/>
+            <w:shd w:val="clear" w:color="auto" w:fill="FFFFFF"/>
             <w:tcMar>
-              <w:top w:type="dxa" w:w="70"/>
-              <w:left w:type="dxa" w:w="110"/>
-              <w:bottom w:type="dxa" w:w="70"/>
-              <w:right w:type="dxa" w:w="110"/>
+              <w:top w:w="70" w:type="dxa"/>
+              <w:left w:w="110" w:type="dxa"/>
+              <w:bottom w:w="70" w:type="dxa"/>
+              <w:right w:w="110" w:type="dxa"/>
             </w:tcMar>
           </w:tcPr>
           <w:p>
             <w:r>
               <w:rPr>
-                <w:rFonts w:ascii="Arial" w:cs="Arial" w:eastAsia="Arial" w:hAnsi="Arial"/>
                 <w:color w:val="27251F"/>
                 <w:sz w:val="19"/>
                 <w:szCs w:val="19"/>
               </w:rPr>
-              <w:t xml:space="preserve">Trend vs Prior Period</w:t>
+              <w:t>Trend vs Prior Period</w:t>
             </w:r>
           </w:p>
         </w:tc>
         <w:tc>
           <w:tcPr>
-            <w:tcW w:type="dxa" w:w="6800"/>
+            <w:tcW w:w="6800" w:type="dxa"/>
             <w:tcBorders>
-              <w:top w:val="single" w:color="D9D9D6" w:sz="4"/>
-              <w:left w:val="single" w:color="D9D9D6" w:sz="4"/>
-              <w:bottom w:val="single" w:color="D9D9D6" w:sz="4"/>
-              <w:right w:val="single" w:color="D9D9D6" w:sz="4"/>
+              <w:top w:val="single" w:sz="4" w:space="0" w:color="D9D9D6"/>
+              <w:left w:val="single" w:sz="4" w:space="0" w:color="D9D9D6"/>
+              <w:bottom w:val="single" w:sz="4" w:space="0" w:color="D9D9D6"/>
+              <w:right w:val="single" w:sz="4" w:space="0" w:color="D9D9D6"/>
             </w:tcBorders>
-            <w:shd w:fill="FFFFFF" w:color="auto" w:val="clear"/>
+            <w:shd w:val="clear" w:color="auto" w:fill="FFFFFF"/>
             <w:tcMar>
-              <w:top w:type="dxa" w:w="70"/>
-              <w:left w:type="dxa" w:w="110"/>
-              <w:bottom w:type="dxa" w:w="70"/>
-              <w:right w:type="dxa" w:w="110"/>
+              <w:top w:w="70" w:type="dxa"/>
+              <w:left w:w="110" w:type="dxa"/>
+              <w:bottom w:w="70" w:type="dxa"/>
+              <w:right w:w="110" w:type="dxa"/>
             </w:tcMar>
           </w:tcPr>
           <w:p>
             <w:r>
               <w:rPr>
-                <w:rFonts w:ascii="Arial" w:cs="Arial" w:eastAsia="Arial" w:hAnsi="Arial"/>
                 <w:color w:val="27251F"/>
                 <w:sz w:val="19"/>
                 <w:szCs w:val="19"/>
               </w:rPr>
-              <w:t xml:space="preserve">The change in turnover rate compared with the equivalent prior period.</w:t>
+              <w:t>The change in turnover rate compared with the equivalent prior period.</w:t>
             </w:r>
           </w:p>
         </w:tc>
@@ -655,39 +716,24 @@
       <w:pPr>
         <w:spacing w:after="40"/>
       </w:pPr>
-      <w:r>
-        <w:rPr>
-          <w:rFonts w:ascii="Arial" w:cs="Arial" w:eastAsia="Arial" w:hAnsi="Arial"/>
-          <w:color w:val="27251F"/>
-          <w:sz w:val="21"/>
-          <w:szCs w:val="21"/>
-        </w:rPr>
-        <w:t xml:space="preserve"/>
-      </w:r>
-    </w:p>
-    <w:p>
-      <w:pPr>
-        <w:spacing w:after="90" w:line="290"/>
-      </w:pPr>
-      <w:r>
-        <w:rPr>
-          <w:rFonts w:ascii="Arial" w:cs="Arial" w:eastAsia="Arial" w:hAnsi="Arial"/>
+    </w:p>
+    <w:p>
+      <w:pPr>
+        <w:spacing w:after="90" w:line="290" w:lineRule="auto"/>
+      </w:pPr>
+      <w:r>
+        <w:rPr>
           <w:b/>
           <w:bCs/>
           <w:color w:val="27251F"/>
-          <w:sz w:val="21"/>
-          <w:szCs w:val="21"/>
         </w:rPr>
         <w:t xml:space="preserve">What to look at: </w:t>
       </w:r>
       <w:r>
         <w:rPr>
-          <w:rFonts w:ascii="Arial" w:cs="Arial" w:eastAsia="Arial" w:hAnsi="Arial"/>
-          <w:color w:val="27251F"/>
-          <w:sz w:val="21"/>
-          <w:szCs w:val="21"/>
-        </w:rPr>
-        <w:t xml:space="preserve">Turnover Rate and its trend. A green downward arrow means turnover improved against the prior period.</w:t>
+          <w:color w:val="27251F"/>
+        </w:rPr>
+        <w:t>Turnover Rate and its trend. A green downward arrow means turnover improved against the prior period.</w:t>
       </w:r>
     </w:p>
     <w:p>
@@ -695,21 +741,24 @@
         <w:pStyle w:val="Heading2"/>
       </w:pPr>
       <w:r>
-        <w:t xml:space="preserve">Step 3 - Is turnover seasonal?</w:t>
+        <w:t>Step 3 - Is turnover seasonal?</w:t>
       </w:r>
     </w:p>
     <w:p>
       <w:pPr>
         <w:keepNext/>
-        <w:spacing w:after="120" w:before="60"/>
+        <w:spacing w:before="60" w:after="120"/>
         <w:jc w:val="center"/>
       </w:pPr>
       <w:r>
+        <w:rPr>
+          <w:noProof/>
+        </w:rPr>
         <w:drawing>
-          <wp:inline distT="0" distB="0" distL="0" distR="0">
-            <wp:extent cx="6953250" cy="1962150"/>
-            <wp:effectExtent t="0" r="0" b="0" l="0"/>
-            <wp:docPr id="1" name="" descr="" title=""/>
+          <wp:inline distT="0" distB="0" distL="0" distR="0" wp14:anchorId="1159D602" wp14:editId="11C29C9B">
+            <wp:extent cx="6910104" cy="1949975"/>
+            <wp:effectExtent l="0" t="0" r="5080" b="0"/>
+            <wp:docPr id="1617171494" name="Picture 1617171494"/>
             <wp:cNvGraphicFramePr>
               <a:graphicFrameLocks xmlns:a="http://schemas.openxmlformats.org/drawingml/2006/main" noChangeAspect="1"/>
             </wp:cNvGraphicFramePr>
@@ -717,13 +766,13 @@
               <a:graphicData uri="http://schemas.openxmlformats.org/drawingml/2006/picture">
                 <pic:pic xmlns:pic="http://schemas.openxmlformats.org/drawingml/2006/picture">
                   <pic:nvPicPr>
-                    <pic:cNvPr id="0" name="" descr=""/>
+                    <pic:cNvPr id="0" name=""/>
                     <pic:cNvPicPr>
                       <a:picLocks noChangeAspect="1" noChangeArrowheads="1"/>
                     </pic:cNvPicPr>
                   </pic:nvPicPr>
                   <pic:blipFill>
-                    <a:blip r:embed="rId13" cstate="none"/>
+                    <a:blip r:embed="rId11"/>
                     <a:srcRect/>
                     <a:stretch>
                       <a:fillRect/>
@@ -732,7 +781,7 @@
                   <pic:spPr bwMode="auto">
                     <a:xfrm>
                       <a:off x="0" y="0"/>
-                      <a:ext cx="6953250" cy="1962150"/>
+                      <a:ext cx="7040565" cy="1986790"/>
                     </a:xfrm>
                     <a:prstGeom prst="rect">
                       <a:avLst/>
@@ -747,66 +796,115 @@
     </w:p>
     <w:p>
       <w:pPr>
-        <w:spacing w:after="70" w:line="270"/>
-      </w:pPr>
-      <w:r>
-        <w:rPr>
-          <w:rFonts w:ascii="Arial" w:cs="Arial" w:eastAsia="Arial" w:hAnsi="Arial"/>
-          <w:color w:val="27251F"/>
-          <w:sz w:val="21"/>
-          <w:szCs w:val="21"/>
-        </w:rPr>
-        <w:t xml:space="preserve">Turnover rate for every calendar month on record. Each bar = (resignations that month / average headcount that month) x 100. This chart always shows the full history and ignores the From/To filter, so you can see long-term seasonality.</w:t>
-      </w:r>
-    </w:p>
-    <w:p>
-      <w:pPr>
-        <w:spacing w:after="90" w:line="290"/>
-      </w:pPr>
-      <w:r>
-        <w:rPr>
-          <w:rFonts w:ascii="Arial" w:cs="Arial" w:eastAsia="Arial" w:hAnsi="Arial"/>
+        <w:spacing w:after="70" w:line="270" w:lineRule="auto"/>
+        <w:rPr>
+          <w:color w:val="27251F"/>
+          <w:rtl/>
+        </w:rPr>
+      </w:pPr>
+    </w:p>
+    <w:p>
+      <w:pPr>
+        <w:spacing w:after="70" w:line="270" w:lineRule="auto"/>
+        <w:rPr>
+          <w:color w:val="27251F"/>
+          <w:rtl/>
+        </w:rPr>
+      </w:pPr>
+    </w:p>
+    <w:p>
+      <w:pPr>
+        <w:spacing w:after="70" w:line="270" w:lineRule="auto"/>
+      </w:pPr>
+      <w:r>
+        <w:rPr>
+          <w:color w:val="27251F"/>
+        </w:rPr>
+        <w:t xml:space="preserve">Turnover rate for every calendar month on record. Each bar = (resignations that month / average headcount that month) x 100. This chart always shows the full history and ignores the </w:t>
+      </w:r>
+      <w:proofErr w:type="gramStart"/>
+      <w:r>
+        <w:rPr>
+          <w:color w:val="27251F"/>
+        </w:rPr>
+        <w:t>From</w:t>
+      </w:r>
+      <w:proofErr w:type="gramEnd"/>
+      <w:r>
+        <w:rPr>
+          <w:color w:val="27251F"/>
+        </w:rPr>
+        <w:t>/To filter, so you can see long-term seasonality.</w:t>
+      </w:r>
+    </w:p>
+    <w:p>
+      <w:pPr>
+        <w:spacing w:after="90" w:line="290" w:lineRule="auto"/>
+      </w:pPr>
+      <w:r>
+        <w:rPr>
           <w:b/>
           <w:bCs/>
           <w:color w:val="27251F"/>
-          <w:sz w:val="21"/>
-          <w:szCs w:val="21"/>
         </w:rPr>
         <w:t xml:space="preserve">What to look at: </w:t>
       </w:r>
       <w:r>
         <w:rPr>
-          <w:rFonts w:ascii="Arial" w:cs="Arial" w:eastAsia="Arial" w:hAnsi="Arial"/>
-          <w:color w:val="27251F"/>
-          <w:sz w:val="21"/>
-          <w:szCs w:val="21"/>
-        </w:rPr>
-        <w:t xml:space="preserve">months that regularly stand out.</w:t>
-      </w:r>
-    </w:p>
-    <w:p>
-      <w:pPr>
-        <w:spacing w:after="90" w:line="290"/>
-      </w:pPr>
-      <w:r>
-        <w:rPr>
-          <w:rFonts w:ascii="Arial" w:cs="Arial" w:eastAsia="Arial" w:hAnsi="Arial"/>
+          <w:color w:val="27251F"/>
+        </w:rPr>
+        <w:t>months that regularly stand out.</w:t>
+      </w:r>
+    </w:p>
+    <w:p>
+      <w:pPr>
+        <w:spacing w:after="90" w:line="290" w:lineRule="auto"/>
+      </w:pPr>
+      <w:r>
+        <w:rPr>
           <w:b/>
           <w:bCs/>
           <w:color w:val="27251F"/>
-          <w:sz w:val="21"/>
-          <w:szCs w:val="21"/>
-        </w:rPr>
-        <w:t xml:space="preserve">Then decide: </w:t>
-      </w:r>
-      <w:r>
-        <w:rPr>
-          <w:rFonts w:ascii="Arial" w:cs="Arial" w:eastAsia="Arial" w:hAnsi="Arial"/>
-          <w:color w:val="27251F"/>
-          <w:sz w:val="21"/>
-          <w:szCs w:val="21"/>
-        </w:rPr>
-        <w:t xml:space="preserve">prepare extra hiring and retention effort ahead of the months that are usually worst.</w:t>
+        </w:rPr>
+        <w:t xml:space="preserve">Then </w:t>
+      </w:r>
+      <w:proofErr w:type="gramStart"/>
+      <w:r>
+        <w:rPr>
+          <w:b/>
+          <w:bCs/>
+          <w:color w:val="27251F"/>
+        </w:rPr>
+        <w:t>decide:</w:t>
+      </w:r>
+      <w:proofErr w:type="gramEnd"/>
+      <w:r>
+        <w:rPr>
+          <w:b/>
+          <w:bCs/>
+          <w:color w:val="27251F"/>
+        </w:rPr>
+        <w:t xml:space="preserve"> </w:t>
+      </w:r>
+      <w:r>
+        <w:rPr>
+          <w:color w:val="27251F"/>
+        </w:rPr>
+        <w:t xml:space="preserve">prepare extra hiring and </w:t>
+      </w:r>
+      <w:proofErr w:type="gramStart"/>
+      <w:r>
+        <w:rPr>
+          <w:color w:val="27251F"/>
+        </w:rPr>
+        <w:t>retention effort</w:t>
+      </w:r>
+      <w:proofErr w:type="gramEnd"/>
+      <w:r>
+        <w:rPr>
+          <w:color w:val="27251F"/>
+        </w:rPr>
+        <w:t xml:space="preserve"> ahead of the months that are usually worst.</w:t>
       </w:r>
     </w:p>
     <w:p>
@@ -814,55 +912,72 @@
         <w:pStyle w:val="Heading2"/>
       </w:pPr>
       <w:r>
-        <w:t xml:space="preserve">Step 4 - Who is leaving?</w:t>
+        <w:t>Step 4 - Who is leaving?</w:t>
       </w:r>
     </w:p>
     <w:tbl>
       <w:tblPr>
-        <w:tblW w:type="dxa" w:w="11000"/>
+        <w:tblW w:w="11000" w:type="dxa"/>
         <w:jc w:val="center"/>
         <w:tblBorders>
-          <w:top w:val="single" w:color="auto" w:sz="4"/>
-          <w:left w:val="single" w:color="auto" w:sz="4"/>
-          <w:bottom w:val="single" w:color="auto" w:sz="4"/>
-          <w:right w:val="single" w:color="auto" w:sz="4"/>
-          <w:insideH w:val="single" w:color="auto" w:sz="4"/>
-          <w:insideV w:val="single" w:color="auto" w:sz="4"/>
+          <w:top w:val="single" w:sz="4" w:space="0" w:color="auto"/>
+          <w:left w:val="single" w:sz="4" w:space="0" w:color="auto"/>
+          <w:bottom w:val="single" w:sz="4" w:space="0" w:color="auto"/>
+          <w:right w:val="single" w:sz="4" w:space="0" w:color="auto"/>
+          <w:insideH w:val="single" w:sz="4" w:space="0" w:color="auto"/>
+          <w:insideV w:val="single" w:sz="4" w:space="0" w:color="auto"/>
         </w:tblBorders>
+        <w:tblCellMar>
+          <w:left w:w="10" w:type="dxa"/>
+          <w:right w:w="10" w:type="dxa"/>
+        </w:tblCellMar>
+        <w:tblLook w:val="04A0" w:firstRow="1" w:lastRow="0" w:firstColumn="1" w:lastColumn="0" w:noHBand="0" w:noVBand="1"/>
       </w:tblPr>
       <w:tblGrid>
         <w:gridCol w:w="5500"/>
         <w:gridCol w:w="5500"/>
       </w:tblGrid>
       <w:tr>
+        <w:tblPrEx>
+          <w:tblCellMar>
+            <w:top w:w="0" w:type="dxa"/>
+            <w:bottom w:w="0" w:type="dxa"/>
+          </w:tblCellMar>
+        </w:tblPrEx>
+        <w:trPr>
+          <w:jc w:val="center"/>
+        </w:trPr>
         <w:tc>
           <w:tcPr>
-            <w:tcW w:type="dxa" w:w="5500"/>
+            <w:tcW w:w="5500" w:type="dxa"/>
             <w:tcBorders>
-              <w:top w:val="none" w:color="FFFFFF" w:sz="0"/>
-              <w:left w:val="none" w:color="FFFFFF" w:sz="0"/>
-              <w:bottom w:val="none" w:color="FFFFFF" w:sz="0"/>
-              <w:right w:val="none" w:color="FFFFFF" w:sz="0"/>
+              <w:top w:val="none" w:sz="0" w:space="0" w:color="FFFFFF"/>
+              <w:left w:val="none" w:sz="0" w:space="0" w:color="FFFFFF"/>
+              <w:bottom w:val="none" w:sz="0" w:space="0" w:color="FFFFFF"/>
+              <w:right w:val="none" w:sz="0" w:space="0" w:color="FFFFFF"/>
             </w:tcBorders>
             <w:tcMar>
-              <w:top w:type="dxa" w:w="40"/>
-              <w:left w:type="dxa" w:w="70"/>
-              <w:bottom w:type="dxa" w:w="60"/>
-              <w:right w:type="dxa" w:w="70"/>
+              <w:top w:w="40" w:type="dxa"/>
+              <w:left w:w="70" w:type="dxa"/>
+              <w:bottom w:w="60" w:type="dxa"/>
+              <w:right w:w="70" w:type="dxa"/>
             </w:tcMar>
           </w:tcPr>
           <w:p>
             <w:pPr>
               <w:keepNext/>
-              <w:spacing w:after="120" w:before="60"/>
+              <w:spacing w:before="60" w:after="120"/>
               <w:jc w:val="center"/>
             </w:pPr>
             <w:r>
+              <w:rPr>
+                <w:noProof/>
+              </w:rPr>
               <w:drawing>
-                <wp:inline distT="0" distB="0" distL="0" distR="0">
+                <wp:inline distT="0" distB="0" distL="0" distR="0" wp14:anchorId="15AC1879" wp14:editId="0633899E">
                   <wp:extent cx="3286125" cy="1971675"/>
-                  <wp:effectExtent t="0" r="0" b="0" l="0"/>
-                  <wp:docPr id="1" name="" descr="" title=""/>
+                  <wp:effectExtent l="0" t="0" r="0" b="0"/>
+                  <wp:docPr id="1647815237" name="Picture 1647815237"/>
                   <wp:cNvGraphicFramePr>
                     <a:graphicFrameLocks xmlns:a="http://schemas.openxmlformats.org/drawingml/2006/main" noChangeAspect="1"/>
                   </wp:cNvGraphicFramePr>
@@ -870,13 +985,13 @@
                     <a:graphicData uri="http://schemas.openxmlformats.org/drawingml/2006/picture">
                       <pic:pic xmlns:pic="http://schemas.openxmlformats.org/drawingml/2006/picture">
                         <pic:nvPicPr>
-                          <pic:cNvPr id="0" name="" descr=""/>
+                          <pic:cNvPr id="0" name=""/>
                           <pic:cNvPicPr>
                             <a:picLocks noChangeAspect="1" noChangeArrowheads="1"/>
                           </pic:cNvPicPr>
                         </pic:nvPicPr>
                         <pic:blipFill>
-                          <a:blip r:embed="rId14" cstate="none"/>
+                          <a:blip r:embed="rId12"/>
                           <a:srcRect/>
                           <a:stretch>
                             <a:fillRect/>
@@ -900,72 +1015,80 @@
           </w:p>
           <w:p>
             <w:pPr>
-              <w:spacing w:after="70" w:line="270"/>
+              <w:spacing w:after="70" w:line="270" w:lineRule="auto"/>
             </w:pPr>
             <w:r>
               <w:rPr>
-                <w:rFonts w:ascii="Arial" w:cs="Arial" w:eastAsia="Arial" w:hAnsi="Arial"/>
                 <w:color w:val="27251F"/>
-                <w:sz w:val="21"/>
-                <w:szCs w:val="21"/>
               </w:rPr>
-              <w:t xml:space="preserve">Resignations in the selected period grouped by job title.</w:t>
+              <w:t>Resignations in the selected period grouped by job title.</w:t>
             </w:r>
           </w:p>
           <w:p>
             <w:pPr>
-              <w:spacing w:after="90" w:line="290"/>
+              <w:spacing w:after="90" w:line="290" w:lineRule="auto"/>
             </w:pPr>
             <w:r>
               <w:rPr>
-                <w:rFonts w:ascii="Arial" w:cs="Arial" w:eastAsia="Arial" w:hAnsi="Arial"/>
                 <w:b/>
                 <w:bCs/>
                 <w:color w:val="27251F"/>
-                <w:sz w:val="21"/>
-                <w:szCs w:val="21"/>
               </w:rPr>
               <w:t xml:space="preserve">What to look at: </w:t>
             </w:r>
             <w:r>
               <w:rPr>
-                <w:rFonts w:ascii="Arial" w:cs="Arial" w:eastAsia="Arial" w:hAnsi="Arial"/>
                 <w:color w:val="27251F"/>
-                <w:sz w:val="21"/>
-                <w:szCs w:val="21"/>
               </w:rPr>
-              <w:t xml:space="preserve">which roles are losing the most people.</w:t>
+              <w:t xml:space="preserve">which roles are losing </w:t>
+            </w:r>
+            <w:proofErr w:type="gramStart"/>
+            <w:r>
+              <w:rPr>
+                <w:color w:val="27251F"/>
+              </w:rPr>
+              <w:t>the most</w:t>
+            </w:r>
+            <w:proofErr w:type="gramEnd"/>
+            <w:r>
+              <w:rPr>
+                <w:color w:val="27251F"/>
+              </w:rPr>
+              <w:t xml:space="preserve"> people.</w:t>
             </w:r>
           </w:p>
         </w:tc>
         <w:tc>
           <w:tcPr>
-            <w:tcW w:type="dxa" w:w="5500"/>
+            <w:tcW w:w="5500" w:type="dxa"/>
             <w:tcBorders>
-              <w:top w:val="none" w:color="FFFFFF" w:sz="0"/>
-              <w:left w:val="none" w:color="FFFFFF" w:sz="0"/>
-              <w:bottom w:val="none" w:color="FFFFFF" w:sz="0"/>
-              <w:right w:val="none" w:color="FFFFFF" w:sz="0"/>
+              <w:top w:val="none" w:sz="0" w:space="0" w:color="FFFFFF"/>
+              <w:left w:val="none" w:sz="0" w:space="0" w:color="FFFFFF"/>
+              <w:bottom w:val="none" w:sz="0" w:space="0" w:color="FFFFFF"/>
+              <w:right w:val="none" w:sz="0" w:space="0" w:color="FFFFFF"/>
             </w:tcBorders>
             <w:tcMar>
-              <w:top w:type="dxa" w:w="40"/>
-              <w:left w:type="dxa" w:w="70"/>
-              <w:bottom w:type="dxa" w:w="60"/>
-              <w:right w:type="dxa" w:w="70"/>
+              <w:top w:w="40" w:type="dxa"/>
+              <w:left w:w="70" w:type="dxa"/>
+              <w:bottom w:w="60" w:type="dxa"/>
+              <w:right w:w="70" w:type="dxa"/>
             </w:tcMar>
           </w:tcPr>
           <w:p>
             <w:pPr>
               <w:keepNext/>
-              <w:spacing w:after="120" w:before="60"/>
+              <w:spacing w:before="60" w:after="120"/>
               <w:jc w:val="center"/>
             </w:pPr>
             <w:r>
+              <w:rPr>
+                <w:noProof/>
+              </w:rPr>
               <w:drawing>
-                <wp:inline distT="0" distB="0" distL="0" distR="0">
+                <wp:inline distT="0" distB="0" distL="0" distR="0" wp14:anchorId="02331399" wp14:editId="7C837399">
                   <wp:extent cx="3286125" cy="1971675"/>
-                  <wp:effectExtent t="0" r="0" b="0" l="0"/>
-                  <wp:docPr id="1" name="" descr="" title=""/>
+                  <wp:effectExtent l="0" t="0" r="0" b="0"/>
+                  <wp:docPr id="398757894" name="Picture 398757894"/>
                   <wp:cNvGraphicFramePr>
                     <a:graphicFrameLocks xmlns:a="http://schemas.openxmlformats.org/drawingml/2006/main" noChangeAspect="1"/>
                   </wp:cNvGraphicFramePr>
@@ -973,13 +1096,13 @@
                     <a:graphicData uri="http://schemas.openxmlformats.org/drawingml/2006/picture">
                       <pic:pic xmlns:pic="http://schemas.openxmlformats.org/drawingml/2006/picture">
                         <pic:nvPicPr>
-                          <pic:cNvPr id="0" name="" descr=""/>
+                          <pic:cNvPr id="0" name=""/>
                           <pic:cNvPicPr>
                             <a:picLocks noChangeAspect="1" noChangeArrowheads="1"/>
                           </pic:cNvPicPr>
                         </pic:nvPicPr>
                         <pic:blipFill>
-                          <a:blip r:embed="rId15" cstate="none"/>
+                          <a:blip r:embed="rId13"/>
                           <a:srcRect/>
                           <a:stretch>
                             <a:fillRect/>
@@ -1003,41 +1126,32 @@
           </w:p>
           <w:p>
             <w:pPr>
-              <w:spacing w:after="70" w:line="270"/>
+              <w:spacing w:after="70" w:line="270" w:lineRule="auto"/>
             </w:pPr>
             <w:r>
               <w:rPr>
-                <w:rFonts w:ascii="Arial" w:cs="Arial" w:eastAsia="Arial" w:hAnsi="Arial"/>
                 <w:color w:val="27251F"/>
-                <w:sz w:val="21"/>
-                <w:szCs w:val="21"/>
               </w:rPr>
-              <w:t xml:space="preserve">Resignations grouped by how long the employee had worked (under 3 months, 3-6 months, and so on).</w:t>
+              <w:t>Resignations grouped by how long the employee had worked (under 3 months, 3-6 months, and so on).</w:t>
             </w:r>
           </w:p>
           <w:p>
             <w:pPr>
-              <w:spacing w:after="90" w:line="290"/>
+              <w:spacing w:after="90" w:line="290" w:lineRule="auto"/>
             </w:pPr>
             <w:r>
               <w:rPr>
-                <w:rFonts w:ascii="Arial" w:cs="Arial" w:eastAsia="Arial" w:hAnsi="Arial"/>
                 <w:b/>
                 <w:bCs/>
                 <w:color w:val="27251F"/>
-                <w:sz w:val="21"/>
-                <w:szCs w:val="21"/>
               </w:rPr>
               <w:t xml:space="preserve">What to look at: </w:t>
             </w:r>
             <w:r>
               <w:rPr>
-                <w:rFonts w:ascii="Arial" w:cs="Arial" w:eastAsia="Arial" w:hAnsi="Arial"/>
                 <w:color w:val="27251F"/>
-                <w:sz w:val="21"/>
-                <w:szCs w:val="21"/>
               </w:rPr>
-              <w:t xml:space="preserve">whether people leave early or after a longer stay.</w:t>
+              <w:t>whether people leave early or after a longer stay.</w:t>
             </w:r>
           </w:p>
         </w:tc>
@@ -1047,62 +1161,70 @@
       <w:pPr>
         <w:spacing w:after="30"/>
       </w:pPr>
-      <w:r>
-        <w:rPr>
-          <w:rFonts w:ascii="Arial" w:cs="Arial" w:eastAsia="Arial" w:hAnsi="Arial"/>
-          <w:color w:val="27251F"/>
-          <w:sz w:val="21"/>
-          <w:szCs w:val="21"/>
-        </w:rPr>
-        <w:t xml:space="preserve"/>
-      </w:r>
     </w:p>
     <w:tbl>
       <w:tblPr>
-        <w:tblW w:type="dxa" w:w="11000"/>
+        <w:tblW w:w="11000" w:type="dxa"/>
         <w:jc w:val="center"/>
         <w:tblBorders>
-          <w:top w:val="single" w:color="auto" w:sz="4"/>
-          <w:left w:val="single" w:color="auto" w:sz="4"/>
-          <w:bottom w:val="single" w:color="auto" w:sz="4"/>
-          <w:right w:val="single" w:color="auto" w:sz="4"/>
-          <w:insideH w:val="single" w:color="auto" w:sz="4"/>
-          <w:insideV w:val="single" w:color="auto" w:sz="4"/>
+          <w:top w:val="single" w:sz="4" w:space="0" w:color="auto"/>
+          <w:left w:val="single" w:sz="4" w:space="0" w:color="auto"/>
+          <w:bottom w:val="single" w:sz="4" w:space="0" w:color="auto"/>
+          <w:right w:val="single" w:sz="4" w:space="0" w:color="auto"/>
+          <w:insideH w:val="single" w:sz="4" w:space="0" w:color="auto"/>
+          <w:insideV w:val="single" w:sz="4" w:space="0" w:color="auto"/>
         </w:tblBorders>
+        <w:tblCellMar>
+          <w:left w:w="10" w:type="dxa"/>
+          <w:right w:w="10" w:type="dxa"/>
+        </w:tblCellMar>
+        <w:tblLook w:val="04A0" w:firstRow="1" w:lastRow="0" w:firstColumn="1" w:lastColumn="0" w:noHBand="0" w:noVBand="1"/>
       </w:tblPr>
       <w:tblGrid>
         <w:gridCol w:w="5500"/>
         <w:gridCol w:w="5500"/>
       </w:tblGrid>
       <w:tr>
+        <w:tblPrEx>
+          <w:tblCellMar>
+            <w:top w:w="0" w:type="dxa"/>
+            <w:bottom w:w="0" w:type="dxa"/>
+          </w:tblCellMar>
+        </w:tblPrEx>
+        <w:trPr>
+          <w:jc w:val="center"/>
+        </w:trPr>
         <w:tc>
           <w:tcPr>
-            <w:tcW w:type="dxa" w:w="5500"/>
+            <w:tcW w:w="5500" w:type="dxa"/>
             <w:tcBorders>
-              <w:top w:val="none" w:color="FFFFFF" w:sz="0"/>
-              <w:left w:val="none" w:color="FFFFFF" w:sz="0"/>
-              <w:bottom w:val="none" w:color="FFFFFF" w:sz="0"/>
-              <w:right w:val="none" w:color="FFFFFF" w:sz="0"/>
+              <w:top w:val="none" w:sz="0" w:space="0" w:color="FFFFFF"/>
+              <w:left w:val="none" w:sz="0" w:space="0" w:color="FFFFFF"/>
+              <w:bottom w:val="none" w:sz="0" w:space="0" w:color="FFFFFF"/>
+              <w:right w:val="none" w:sz="0" w:space="0" w:color="FFFFFF"/>
             </w:tcBorders>
             <w:tcMar>
-              <w:top w:type="dxa" w:w="40"/>
-              <w:left w:type="dxa" w:w="70"/>
-              <w:bottom w:type="dxa" w:w="60"/>
-              <w:right w:type="dxa" w:w="70"/>
+              <w:top w:w="40" w:type="dxa"/>
+              <w:left w:w="70" w:type="dxa"/>
+              <w:bottom w:w="60" w:type="dxa"/>
+              <w:right w:w="70" w:type="dxa"/>
             </w:tcMar>
           </w:tcPr>
           <w:p>
             <w:pPr>
               <w:keepNext/>
-              <w:spacing w:after="120" w:before="60"/>
+              <w:spacing w:before="60" w:after="120"/>
               <w:jc w:val="center"/>
             </w:pPr>
             <w:r>
+              <w:rPr>
+                <w:noProof/>
+              </w:rPr>
               <w:drawing>
-                <wp:inline distT="0" distB="0" distL="0" distR="0">
+                <wp:inline distT="0" distB="0" distL="0" distR="0" wp14:anchorId="59F6BC6E" wp14:editId="69A79E80">
                   <wp:extent cx="3286125" cy="1971675"/>
-                  <wp:effectExtent t="0" r="0" b="0" l="0"/>
-                  <wp:docPr id="1" name="" descr="" title=""/>
+                  <wp:effectExtent l="0" t="0" r="0" b="0"/>
+                  <wp:docPr id="580504316" name="Picture 580504316"/>
                   <wp:cNvGraphicFramePr>
                     <a:graphicFrameLocks xmlns:a="http://schemas.openxmlformats.org/drawingml/2006/main" noChangeAspect="1"/>
                   </wp:cNvGraphicFramePr>
@@ -1110,13 +1232,13 @@
                     <a:graphicData uri="http://schemas.openxmlformats.org/drawingml/2006/picture">
                       <pic:pic xmlns:pic="http://schemas.openxmlformats.org/drawingml/2006/picture">
                         <pic:nvPicPr>
-                          <pic:cNvPr id="0" name="" descr=""/>
+                          <pic:cNvPr id="0" name=""/>
                           <pic:cNvPicPr>
                             <a:picLocks noChangeAspect="1" noChangeArrowheads="1"/>
                           </pic:cNvPicPr>
                         </pic:nvPicPr>
                         <pic:blipFill>
-                          <a:blip r:embed="rId16" cstate="none"/>
+                          <a:blip r:embed="rId14"/>
                           <a:srcRect/>
                           <a:stretch>
                             <a:fillRect/>
@@ -1140,47 +1262,47 @@
           </w:p>
           <w:p>
             <w:pPr>
-              <w:spacing w:after="70" w:line="270"/>
+              <w:spacing w:after="70" w:line="270" w:lineRule="auto"/>
             </w:pPr>
             <w:r>
               <w:rPr>
-                <w:rFonts w:ascii="Arial" w:cs="Arial" w:eastAsia="Arial" w:hAnsi="Arial"/>
                 <w:color w:val="27251F"/>
-                <w:sz w:val="21"/>
-                <w:szCs w:val="21"/>
               </w:rPr>
-              <w:t xml:space="preserve">Resignations grouped by payroll group for the selected period.</w:t>
+              <w:t>Resignations grouped by payroll group for the selected period.</w:t>
             </w:r>
           </w:p>
         </w:tc>
         <w:tc>
           <w:tcPr>
-            <w:tcW w:type="dxa" w:w="5500"/>
+            <w:tcW w:w="5500" w:type="dxa"/>
             <w:tcBorders>
-              <w:top w:val="none" w:color="FFFFFF" w:sz="0"/>
-              <w:left w:val="none" w:color="FFFFFF" w:sz="0"/>
-              <w:bottom w:val="none" w:color="FFFFFF" w:sz="0"/>
-              <w:right w:val="none" w:color="FFFFFF" w:sz="0"/>
+              <w:top w:val="none" w:sz="0" w:space="0" w:color="FFFFFF"/>
+              <w:left w:val="none" w:sz="0" w:space="0" w:color="FFFFFF"/>
+              <w:bottom w:val="none" w:sz="0" w:space="0" w:color="FFFFFF"/>
+              <w:right w:val="none" w:sz="0" w:space="0" w:color="FFFFFF"/>
             </w:tcBorders>
             <w:tcMar>
-              <w:top w:type="dxa" w:w="40"/>
-              <w:left w:type="dxa" w:w="70"/>
-              <w:bottom w:type="dxa" w:w="60"/>
-              <w:right w:type="dxa" w:w="70"/>
+              <w:top w:w="40" w:type="dxa"/>
+              <w:left w:w="70" w:type="dxa"/>
+              <w:bottom w:w="60" w:type="dxa"/>
+              <w:right w:w="70" w:type="dxa"/>
             </w:tcMar>
           </w:tcPr>
           <w:p>
             <w:pPr>
               <w:keepNext/>
-              <w:spacing w:after="120" w:before="60"/>
+              <w:spacing w:before="60" w:after="120"/>
               <w:jc w:val="center"/>
             </w:pPr>
             <w:r>
+              <w:rPr>
+                <w:noProof/>
+              </w:rPr>
               <w:drawing>
-                <wp:inline distT="0" distB="0" distL="0" distR="0">
+                <wp:inline distT="0" distB="0" distL="0" distR="0" wp14:anchorId="5E788CD5" wp14:editId="51BFBCA4">
                   <wp:extent cx="3286125" cy="1971675"/>
-                  <wp:effectExtent t="0" r="0" b="0" l="0"/>
-                  <wp:docPr id="1" name="" descr="" title=""/>
+                  <wp:effectExtent l="0" t="0" r="0" b="0"/>
+                  <wp:docPr id="1990094375" name="Picture 1990094375"/>
                   <wp:cNvGraphicFramePr>
                     <a:graphicFrameLocks xmlns:a="http://schemas.openxmlformats.org/drawingml/2006/main" noChangeAspect="1"/>
                   </wp:cNvGraphicFramePr>
@@ -1188,13 +1310,13 @@
                     <a:graphicData uri="http://schemas.openxmlformats.org/drawingml/2006/picture">
                       <pic:pic xmlns:pic="http://schemas.openxmlformats.org/drawingml/2006/picture">
                         <pic:nvPicPr>
-                          <pic:cNvPr id="0" name="" descr=""/>
+                          <pic:cNvPr id="0" name=""/>
                           <pic:cNvPicPr>
                             <a:picLocks noChangeAspect="1" noChangeArrowheads="1"/>
                           </pic:cNvPicPr>
                         </pic:nvPicPr>
                         <pic:blipFill>
-                          <a:blip r:embed="rId17" cstate="none"/>
+                          <a:blip r:embed="rId15"/>
                           <a:srcRect/>
                           <a:stretch>
                             <a:fillRect/>
@@ -1218,16 +1340,13 @@
           </w:p>
           <w:p>
             <w:pPr>
-              <w:spacing w:after="70" w:line="270"/>
+              <w:spacing w:after="70" w:line="270" w:lineRule="auto"/>
             </w:pPr>
             <w:r>
               <w:rPr>
-                <w:rFonts w:ascii="Arial" w:cs="Arial" w:eastAsia="Arial" w:hAnsi="Arial"/>
                 <w:color w:val="27251F"/>
-                <w:sz w:val="21"/>
-                <w:szCs w:val="21"/>
               </w:rPr>
-              <w:t xml:space="preserve">Gender split of the resignations in the selected period, with counts and percentages on the side.</w:t>
+              <w:t>Gender split of the resignations in the selected period, with counts and percentages on the side.</w:t>
             </w:r>
           </w:p>
         </w:tc>
@@ -1237,36 +1356,31 @@
       <w:pPr>
         <w:spacing w:after="30"/>
       </w:pPr>
-      <w:r>
-        <w:rPr>
-          <w:rFonts w:ascii="Arial" w:cs="Arial" w:eastAsia="Arial" w:hAnsi="Arial"/>
-          <w:color w:val="27251F"/>
-          <w:sz w:val="21"/>
-          <w:szCs w:val="21"/>
-        </w:rPr>
-        <w:t xml:space="preserve"/>
-      </w:r>
     </w:p>
     <w:p>
       <w:pPr>
         <w:pStyle w:val="Heading2"/>
       </w:pPr>
       <w:r>
-        <w:t xml:space="preserve">Step 5 - Why are they leaving?</w:t>
+        <w:lastRenderedPageBreak/>
+        <w:t>Step 5 - Why are they leaving?</w:t>
       </w:r>
     </w:p>
     <w:p>
       <w:pPr>
         <w:keepNext/>
-        <w:spacing w:after="120" w:before="60"/>
+        <w:spacing w:before="60" w:after="120"/>
         <w:jc w:val="center"/>
       </w:pPr>
       <w:r>
+        <w:rPr>
+          <w:noProof/>
+        </w:rPr>
         <w:drawing>
-          <wp:inline distT="0" distB="0" distL="0" distR="0">
+          <wp:inline distT="0" distB="0" distL="0" distR="0" wp14:anchorId="43B4C3AF" wp14:editId="08C3DDD4">
             <wp:extent cx="6953250" cy="1962150"/>
-            <wp:effectExtent t="0" r="0" b="0" l="0"/>
-            <wp:docPr id="1" name="" descr="" title=""/>
+            <wp:effectExtent l="0" t="0" r="0" b="0"/>
+            <wp:docPr id="1526843417" name="Picture 1526843417"/>
             <wp:cNvGraphicFramePr>
               <a:graphicFrameLocks xmlns:a="http://schemas.openxmlformats.org/drawingml/2006/main" noChangeAspect="1"/>
             </wp:cNvGraphicFramePr>
@@ -1274,13 +1388,13 @@
               <a:graphicData uri="http://schemas.openxmlformats.org/drawingml/2006/picture">
                 <pic:pic xmlns:pic="http://schemas.openxmlformats.org/drawingml/2006/picture">
                   <pic:nvPicPr>
-                    <pic:cNvPr id="0" name="" descr=""/>
+                    <pic:cNvPr id="0" name=""/>
                     <pic:cNvPicPr>
                       <a:picLocks noChangeAspect="1" noChangeArrowheads="1"/>
                     </pic:cNvPicPr>
                   </pic:nvPicPr>
                   <pic:blipFill>
-                    <a:blip r:embed="rId18" cstate="none"/>
+                    <a:blip r:embed="rId16"/>
                     <a:srcRect/>
                     <a:stretch>
                       <a:fillRect/>
@@ -1304,41 +1418,46 @@
     </w:p>
     <w:p>
       <w:pPr>
-        <w:spacing w:after="70" w:line="270"/>
-      </w:pPr>
-      <w:r>
-        <w:rPr>
-          <w:rFonts w:ascii="Arial" w:cs="Arial" w:eastAsia="Arial" w:hAnsi="Arial"/>
-          <w:color w:val="27251F"/>
-          <w:sz w:val="21"/>
-          <w:szCs w:val="21"/>
-        </w:rPr>
-        <w:t xml:space="preserve">Every resignation in the selected period grouped by the reason the employee gave for leaving.</w:t>
-      </w:r>
-    </w:p>
-    <w:p>
-      <w:pPr>
-        <w:spacing w:after="90" w:line="290"/>
-      </w:pPr>
-      <w:r>
-        <w:rPr>
-          <w:rFonts w:ascii="Arial" w:cs="Arial" w:eastAsia="Arial" w:hAnsi="Arial"/>
+        <w:spacing w:after="70" w:line="270" w:lineRule="auto"/>
+      </w:pPr>
+      <w:r>
+        <w:rPr>
+          <w:color w:val="27251F"/>
+        </w:rPr>
+        <w:t xml:space="preserve">Every resignation in the selected period </w:t>
+      </w:r>
+      <w:proofErr w:type="gramStart"/>
+      <w:r>
+        <w:rPr>
+          <w:color w:val="27251F"/>
+        </w:rPr>
+        <w:t>grouped</w:t>
+      </w:r>
+      <w:proofErr w:type="gramEnd"/>
+      <w:r>
+        <w:rPr>
+          <w:color w:val="27251F"/>
+        </w:rPr>
+        <w:t xml:space="preserve"> by the reason the employee gave for leaving.</w:t>
+      </w:r>
+    </w:p>
+    <w:p>
+      <w:pPr>
+        <w:spacing w:after="90" w:line="290" w:lineRule="auto"/>
+      </w:pPr>
+      <w:r>
+        <w:rPr>
           <w:b/>
           <w:bCs/>
           <w:color w:val="27251F"/>
-          <w:sz w:val="21"/>
-          <w:szCs w:val="21"/>
         </w:rPr>
         <w:t xml:space="preserve">Then decide: </w:t>
       </w:r>
       <w:r>
         <w:rPr>
-          <w:rFonts w:ascii="Arial" w:cs="Arial" w:eastAsia="Arial" w:hAnsi="Arial"/>
-          <w:color w:val="27251F"/>
-          <w:sz w:val="21"/>
-          <w:szCs w:val="21"/>
-        </w:rPr>
-        <w:t xml:space="preserve">the biggest reason is where your retention effort should go first.</w:t>
+          <w:color w:val="27251F"/>
+        </w:rPr>
+        <w:t>the biggest reason is where your retention effort should go first.</w:t>
       </w:r>
     </w:p>
     <w:p>
@@ -1346,21 +1465,24 @@
         <w:pStyle w:val="Heading2"/>
       </w:pPr>
       <w:r>
-        <w:t xml:space="preserve">Step 6 - Is the trend improving?</w:t>
+        <w:t>Step 6 - Is the trend improving?</w:t>
       </w:r>
     </w:p>
     <w:p>
       <w:pPr>
         <w:keepNext/>
-        <w:spacing w:after="120" w:before="60"/>
+        <w:spacing w:before="60" w:after="120"/>
         <w:jc w:val="center"/>
       </w:pPr>
       <w:r>
+        <w:rPr>
+          <w:noProof/>
+        </w:rPr>
         <w:drawing>
-          <wp:inline distT="0" distB="0" distL="0" distR="0">
+          <wp:inline distT="0" distB="0" distL="0" distR="0" wp14:anchorId="5D21CBE8" wp14:editId="74985E77">
             <wp:extent cx="6953250" cy="1962150"/>
-            <wp:effectExtent t="0" r="0" b="0" l="0"/>
-            <wp:docPr id="1" name="" descr="" title=""/>
+            <wp:effectExtent l="0" t="0" r="0" b="0"/>
+            <wp:docPr id="1448825584" name="Picture 1448825584"/>
             <wp:cNvGraphicFramePr>
               <a:graphicFrameLocks xmlns:a="http://schemas.openxmlformats.org/drawingml/2006/main" noChangeAspect="1"/>
             </wp:cNvGraphicFramePr>
@@ -1368,13 +1490,13 @@
               <a:graphicData uri="http://schemas.openxmlformats.org/drawingml/2006/picture">
                 <pic:pic xmlns:pic="http://schemas.openxmlformats.org/drawingml/2006/picture">
                   <pic:nvPicPr>
-                    <pic:cNvPr id="0" name="" descr=""/>
+                    <pic:cNvPr id="0" name=""/>
                     <pic:cNvPicPr>
                       <a:picLocks noChangeAspect="1" noChangeArrowheads="1"/>
                     </pic:cNvPicPr>
                   </pic:nvPicPr>
                   <pic:blipFill>
-                    <a:blip r:embed="rId19" cstate="none"/>
+                    <a:blip r:embed="rId17"/>
                     <a:srcRect/>
                     <a:stretch>
                       <a:fillRect/>
@@ -1398,16 +1520,27 @@
     </w:p>
     <w:p>
       <w:pPr>
-        <w:spacing w:after="70" w:line="270"/>
-      </w:pPr>
-      <w:r>
-        <w:rPr>
-          <w:rFonts w:ascii="Arial" w:cs="Arial" w:eastAsia="Arial" w:hAnsi="Arial"/>
-          <w:color w:val="27251F"/>
-          <w:sz w:val="21"/>
-          <w:szCs w:val="21"/>
-        </w:rPr>
-        <w:t xml:space="preserve">Month-by-month turnover trend from the selected year to the latest upload, whatever To period you pick.</w:t>
+        <w:spacing w:after="70" w:line="270" w:lineRule="auto"/>
+      </w:pPr>
+      <w:r>
+        <w:rPr>
+          <w:color w:val="27251F"/>
+        </w:rPr>
+        <w:t xml:space="preserve">Month-by-month turnover trend from the selected year to the latest upload, whatever </w:t>
+      </w:r>
+      <w:proofErr w:type="gramStart"/>
+      <w:r>
+        <w:rPr>
+          <w:color w:val="27251F"/>
+        </w:rPr>
+        <w:t>To</w:t>
+      </w:r>
+      <w:proofErr w:type="gramEnd"/>
+      <w:r>
+        <w:rPr>
+          <w:color w:val="27251F"/>
+        </w:rPr>
+        <w:t xml:space="preserve"> period you pick.</w:t>
       </w:r>
     </w:p>
     <w:p>
@@ -1415,21 +1548,24 @@
         <w:pStyle w:val="Heading2"/>
       </w:pPr>
       <w:r>
-        <w:t xml:space="preserve">Step 7 - Which stores lose the most people?</w:t>
+        <w:t>Step 7 - Which stores lose the most people?</w:t>
       </w:r>
     </w:p>
     <w:p>
       <w:pPr>
         <w:keepNext/>
-        <w:spacing w:after="120" w:before="60"/>
+        <w:spacing w:before="60" w:after="120"/>
         <w:jc w:val="center"/>
       </w:pPr>
       <w:r>
+        <w:rPr>
+          <w:noProof/>
+        </w:rPr>
         <w:drawing>
-          <wp:inline distT="0" distB="0" distL="0" distR="0">
+          <wp:inline distT="0" distB="0" distL="0" distR="0" wp14:anchorId="146CFD9C" wp14:editId="3449FF3F">
             <wp:extent cx="6953250" cy="2047875"/>
-            <wp:effectExtent t="0" r="0" b="0" l="0"/>
-            <wp:docPr id="1" name="" descr="" title=""/>
+            <wp:effectExtent l="0" t="0" r="0" b="0"/>
+            <wp:docPr id="2141556755" name="Picture 2141556755"/>
             <wp:cNvGraphicFramePr>
               <a:graphicFrameLocks xmlns:a="http://schemas.openxmlformats.org/drawingml/2006/main" noChangeAspect="1"/>
             </wp:cNvGraphicFramePr>
@@ -1437,13 +1573,13 @@
               <a:graphicData uri="http://schemas.openxmlformats.org/drawingml/2006/picture">
                 <pic:pic xmlns:pic="http://schemas.openxmlformats.org/drawingml/2006/picture">
                   <pic:nvPicPr>
-                    <pic:cNvPr id="0" name="" descr=""/>
+                    <pic:cNvPr id="0" name=""/>
                     <pic:cNvPicPr>
                       <a:picLocks noChangeAspect="1" noChangeArrowheads="1"/>
                     </pic:cNvPicPr>
                   </pic:nvPicPr>
                   <pic:blipFill>
-                    <a:blip r:embed="rId20" cstate="none"/>
+                    <a:blip r:embed="rId18"/>
                     <a:srcRect/>
                     <a:stretch>
                       <a:fillRect/>
@@ -1467,66 +1603,83 @@
     </w:p>
     <w:p>
       <w:pPr>
-        <w:spacing w:after="70" w:line="270"/>
-      </w:pPr>
-      <w:r>
-        <w:rPr>
-          <w:rFonts w:ascii="Arial" w:cs="Arial" w:eastAsia="Arial" w:hAnsi="Arial"/>
-          <w:color w:val="27251F"/>
-          <w:sz w:val="21"/>
-          <w:szCs w:val="21"/>
-        </w:rPr>
-        <w:t xml:space="preserve">Every store in the selected period with its headcount, new hires, resignations and turnover rate (resignations / average headcount x 100). Click a column header to sort.</w:t>
-      </w:r>
-    </w:p>
-    <w:p>
-      <w:pPr>
-        <w:spacing w:after="90" w:line="290"/>
-      </w:pPr>
-      <w:r>
-        <w:rPr>
-          <w:rFonts w:ascii="Arial" w:cs="Arial" w:eastAsia="Arial" w:hAnsi="Arial"/>
+        <w:spacing w:after="70" w:line="270" w:lineRule="auto"/>
+      </w:pPr>
+      <w:r>
+        <w:rPr>
+          <w:color w:val="27251F"/>
+        </w:rPr>
+        <w:t>Every store in the selected period with its headcount, new hires, resignations and turnover rate (resignations / average headcount x 100). Click a column header to sort.</w:t>
+      </w:r>
+    </w:p>
+    <w:p>
+      <w:pPr>
+        <w:spacing w:after="90" w:line="290" w:lineRule="auto"/>
+      </w:pPr>
+      <w:r>
+        <w:rPr>
           <w:b/>
           <w:bCs/>
           <w:color w:val="27251F"/>
-          <w:sz w:val="21"/>
-          <w:szCs w:val="21"/>
         </w:rPr>
         <w:t xml:space="preserve">What to look at: </w:t>
       </w:r>
       <w:r>
         <w:rPr>
-          <w:rFonts w:ascii="Arial" w:cs="Arial" w:eastAsia="Arial" w:hAnsi="Arial"/>
-          <w:color w:val="27251F"/>
-          <w:sz w:val="21"/>
-          <w:szCs w:val="21"/>
-        </w:rPr>
-        <w:t xml:space="preserve">stores with the highest Turnover% and with resignations well above their new hires.</w:t>
-      </w:r>
-    </w:p>
-    <w:p>
-      <w:pPr>
-        <w:spacing w:after="90" w:line="290"/>
-      </w:pPr>
-      <w:r>
-        <w:rPr>
-          <w:rFonts w:ascii="Arial" w:cs="Arial" w:eastAsia="Arial" w:hAnsi="Arial"/>
+          <w:color w:val="27251F"/>
+        </w:rPr>
+        <w:t>stores with the highest Turnover% and with resignations well above their new hires.</w:t>
+      </w:r>
+    </w:p>
+    <w:p>
+      <w:pPr>
+        <w:spacing w:after="90" w:line="290" w:lineRule="auto"/>
+      </w:pPr>
+      <w:r>
+        <w:rPr>
           <w:b/>
           <w:bCs/>
           <w:color w:val="27251F"/>
-          <w:sz w:val="21"/>
-          <w:szCs w:val="21"/>
-        </w:rPr>
-        <w:t xml:space="preserve">Then decide: </w:t>
-      </w:r>
-      <w:r>
-        <w:rPr>
-          <w:rFonts w:ascii="Arial" w:cs="Arial" w:eastAsia="Arial" w:hAnsi="Arial"/>
-          <w:color w:val="27251F"/>
-          <w:sz w:val="21"/>
-          <w:szCs w:val="21"/>
-        </w:rPr>
-        <w:t xml:space="preserve">talk to the Operation Consultant of the stores at the top and agree actions with them.</w:t>
+        </w:rPr>
+        <w:t xml:space="preserve">Then </w:t>
+      </w:r>
+      <w:proofErr w:type="gramStart"/>
+      <w:r>
+        <w:rPr>
+          <w:b/>
+          <w:bCs/>
+          <w:color w:val="27251F"/>
+        </w:rPr>
+        <w:t>decide:</w:t>
+      </w:r>
+      <w:proofErr w:type="gramEnd"/>
+      <w:r>
+        <w:rPr>
+          <w:b/>
+          <w:bCs/>
+          <w:color w:val="27251F"/>
+        </w:rPr>
+        <w:t xml:space="preserve"> </w:t>
+      </w:r>
+      <w:r>
+        <w:rPr>
+          <w:color w:val="27251F"/>
+        </w:rPr>
+        <w:t xml:space="preserve">talk to the Operation Consultant of the stores at the top and </w:t>
+      </w:r>
+      <w:proofErr w:type="gramStart"/>
+      <w:r>
+        <w:rPr>
+          <w:color w:val="27251F"/>
+        </w:rPr>
+        <w:t>agree</w:t>
+      </w:r>
+      <w:proofErr w:type="gramEnd"/>
+      <w:r>
+        <w:rPr>
+          <w:color w:val="27251F"/>
+        </w:rPr>
+        <w:t xml:space="preserve"> actions with them.</w:t>
       </w:r>
     </w:p>
     <w:p>
@@ -1534,55 +1687,73 @@
         <w:pStyle w:val="Heading2"/>
       </w:pPr>
       <w:r>
-        <w:t xml:space="preserve">Step 8 - Who should you talk to?</w:t>
+        <w:lastRenderedPageBreak/>
+        <w:t>Step 8 - Who should you talk to?</w:t>
       </w:r>
     </w:p>
     <w:tbl>
       <w:tblPr>
-        <w:tblW w:type="dxa" w:w="11000"/>
+        <w:tblW w:w="11000" w:type="dxa"/>
         <w:jc w:val="center"/>
         <w:tblBorders>
-          <w:top w:val="single" w:color="auto" w:sz="4"/>
-          <w:left w:val="single" w:color="auto" w:sz="4"/>
-          <w:bottom w:val="single" w:color="auto" w:sz="4"/>
-          <w:right w:val="single" w:color="auto" w:sz="4"/>
-          <w:insideH w:val="single" w:color="auto" w:sz="4"/>
-          <w:insideV w:val="single" w:color="auto" w:sz="4"/>
+          <w:top w:val="single" w:sz="4" w:space="0" w:color="auto"/>
+          <w:left w:val="single" w:sz="4" w:space="0" w:color="auto"/>
+          <w:bottom w:val="single" w:sz="4" w:space="0" w:color="auto"/>
+          <w:right w:val="single" w:sz="4" w:space="0" w:color="auto"/>
+          <w:insideH w:val="single" w:sz="4" w:space="0" w:color="auto"/>
+          <w:insideV w:val="single" w:sz="4" w:space="0" w:color="auto"/>
         </w:tblBorders>
+        <w:tblCellMar>
+          <w:left w:w="10" w:type="dxa"/>
+          <w:right w:w="10" w:type="dxa"/>
+        </w:tblCellMar>
+        <w:tblLook w:val="04A0" w:firstRow="1" w:lastRow="0" w:firstColumn="1" w:lastColumn="0" w:noHBand="0" w:noVBand="1"/>
       </w:tblPr>
       <w:tblGrid>
         <w:gridCol w:w="5500"/>
         <w:gridCol w:w="5500"/>
       </w:tblGrid>
       <w:tr>
+        <w:tblPrEx>
+          <w:tblCellMar>
+            <w:top w:w="0" w:type="dxa"/>
+            <w:bottom w:w="0" w:type="dxa"/>
+          </w:tblCellMar>
+        </w:tblPrEx>
+        <w:trPr>
+          <w:jc w:val="center"/>
+        </w:trPr>
         <w:tc>
           <w:tcPr>
-            <w:tcW w:type="dxa" w:w="5500"/>
+            <w:tcW w:w="5500" w:type="dxa"/>
             <w:tcBorders>
-              <w:top w:val="none" w:color="FFFFFF" w:sz="0"/>
-              <w:left w:val="none" w:color="FFFFFF" w:sz="0"/>
-              <w:bottom w:val="none" w:color="FFFFFF" w:sz="0"/>
-              <w:right w:val="none" w:color="FFFFFF" w:sz="0"/>
+              <w:top w:val="none" w:sz="0" w:space="0" w:color="FFFFFF"/>
+              <w:left w:val="none" w:sz="0" w:space="0" w:color="FFFFFF"/>
+              <w:bottom w:val="none" w:sz="0" w:space="0" w:color="FFFFFF"/>
+              <w:right w:val="none" w:sz="0" w:space="0" w:color="FFFFFF"/>
             </w:tcBorders>
             <w:tcMar>
-              <w:top w:type="dxa" w:w="40"/>
-              <w:left w:type="dxa" w:w="70"/>
-              <w:bottom w:type="dxa" w:w="60"/>
-              <w:right w:type="dxa" w:w="70"/>
+              <w:top w:w="40" w:type="dxa"/>
+              <w:left w:w="70" w:type="dxa"/>
+              <w:bottom w:w="60" w:type="dxa"/>
+              <w:right w:w="70" w:type="dxa"/>
             </w:tcMar>
           </w:tcPr>
           <w:p>
             <w:pPr>
               <w:keepNext/>
-              <w:spacing w:after="120" w:before="60"/>
+              <w:spacing w:before="60" w:after="120"/>
               <w:jc w:val="center"/>
             </w:pPr>
             <w:r>
+              <w:rPr>
+                <w:noProof/>
+              </w:rPr>
               <w:drawing>
-                <wp:inline distT="0" distB="0" distL="0" distR="0">
+                <wp:inline distT="0" distB="0" distL="0" distR="0" wp14:anchorId="15D1E8DC" wp14:editId="30DEF2A6">
                   <wp:extent cx="3286125" cy="3009900"/>
-                  <wp:effectExtent t="0" r="0" b="0" l="0"/>
-                  <wp:docPr id="1" name="" descr="" title=""/>
+                  <wp:effectExtent l="0" t="0" r="0" b="0"/>
+                  <wp:docPr id="452308311" name="Picture 452308311"/>
                   <wp:cNvGraphicFramePr>
                     <a:graphicFrameLocks xmlns:a="http://schemas.openxmlformats.org/drawingml/2006/main" noChangeAspect="1"/>
                   </wp:cNvGraphicFramePr>
@@ -1590,13 +1761,13 @@
                     <a:graphicData uri="http://schemas.openxmlformats.org/drawingml/2006/picture">
                       <pic:pic xmlns:pic="http://schemas.openxmlformats.org/drawingml/2006/picture">
                         <pic:nvPicPr>
-                          <pic:cNvPr id="0" name="" descr=""/>
+                          <pic:cNvPr id="0" name=""/>
                           <pic:cNvPicPr>
                             <a:picLocks noChangeAspect="1" noChangeArrowheads="1"/>
                           </pic:cNvPicPr>
                         </pic:nvPicPr>
                         <pic:blipFill>
-                          <a:blip r:embed="rId21" cstate="none"/>
+                          <a:blip r:embed="rId19"/>
                           <a:srcRect/>
                           <a:stretch>
                             <a:fillRect/>
@@ -1621,32 +1792,35 @@
         </w:tc>
         <w:tc>
           <w:tcPr>
-            <w:tcW w:type="dxa" w:w="5500"/>
+            <w:tcW w:w="5500" w:type="dxa"/>
             <w:tcBorders>
-              <w:top w:val="none" w:color="FFFFFF" w:sz="0"/>
-              <w:left w:val="none" w:color="FFFFFF" w:sz="0"/>
-              <w:bottom w:val="none" w:color="FFFFFF" w:sz="0"/>
-              <w:right w:val="none" w:color="FFFFFF" w:sz="0"/>
+              <w:top w:val="none" w:sz="0" w:space="0" w:color="FFFFFF"/>
+              <w:left w:val="none" w:sz="0" w:space="0" w:color="FFFFFF"/>
+              <w:bottom w:val="none" w:sz="0" w:space="0" w:color="FFFFFF"/>
+              <w:right w:val="none" w:sz="0" w:space="0" w:color="FFFFFF"/>
             </w:tcBorders>
             <w:tcMar>
-              <w:top w:type="dxa" w:w="40"/>
-              <w:left w:type="dxa" w:w="70"/>
-              <w:bottom w:type="dxa" w:w="60"/>
-              <w:right w:type="dxa" w:w="70"/>
+              <w:top w:w="40" w:type="dxa"/>
+              <w:left w:w="70" w:type="dxa"/>
+              <w:bottom w:w="60" w:type="dxa"/>
+              <w:right w:w="70" w:type="dxa"/>
             </w:tcMar>
           </w:tcPr>
           <w:p>
             <w:pPr>
               <w:keepNext/>
-              <w:spacing w:after="120" w:before="60"/>
+              <w:spacing w:before="60" w:after="120"/>
               <w:jc w:val="center"/>
             </w:pPr>
             <w:r>
+              <w:rPr>
+                <w:noProof/>
+              </w:rPr>
               <w:drawing>
-                <wp:inline distT="0" distB="0" distL="0" distR="0">
+                <wp:inline distT="0" distB="0" distL="0" distR="0" wp14:anchorId="740FA304" wp14:editId="16EDD30E">
                   <wp:extent cx="3286125" cy="914400"/>
-                  <wp:effectExtent t="0" r="0" b="0" l="0"/>
-                  <wp:docPr id="1" name="" descr="" title=""/>
+                  <wp:effectExtent l="0" t="0" r="0" b="0"/>
+                  <wp:docPr id="466728050" name="Picture 466728050"/>
                   <wp:cNvGraphicFramePr>
                     <a:graphicFrameLocks xmlns:a="http://schemas.openxmlformats.org/drawingml/2006/main" noChangeAspect="1"/>
                   </wp:cNvGraphicFramePr>
@@ -1654,13 +1828,13 @@
                     <a:graphicData uri="http://schemas.openxmlformats.org/drawingml/2006/picture">
                       <pic:pic xmlns:pic="http://schemas.openxmlformats.org/drawingml/2006/picture">
                         <pic:nvPicPr>
-                          <pic:cNvPr id="0" name="" descr=""/>
+                          <pic:cNvPr id="0" name=""/>
                           <pic:cNvPicPr>
                             <a:picLocks noChangeAspect="1" noChangeArrowheads="1"/>
                           </pic:cNvPicPr>
                         </pic:nvPicPr>
                         <pic:blipFill>
-                          <a:blip r:embed="rId22" cstate="none"/>
+                          <a:blip r:embed="rId20"/>
                           <a:srcRect/>
                           <a:stretch>
                             <a:fillRect/>
@@ -1685,15 +1859,18 @@
           <w:p>
             <w:pPr>
               <w:keepNext/>
-              <w:spacing w:after="120" w:before="60"/>
+              <w:spacing w:before="60" w:after="120"/>
               <w:jc w:val="center"/>
             </w:pPr>
             <w:r>
+              <w:rPr>
+                <w:noProof/>
+              </w:rPr>
               <w:drawing>
-                <wp:inline distT="0" distB="0" distL="0" distR="0">
+                <wp:inline distT="0" distB="0" distL="0" distR="0" wp14:anchorId="3CC68AA4" wp14:editId="27C18527">
                   <wp:extent cx="3286125" cy="914400"/>
-                  <wp:effectExtent t="0" r="0" b="0" l="0"/>
-                  <wp:docPr id="1" name="" descr="" title=""/>
+                  <wp:effectExtent l="0" t="0" r="0" b="0"/>
+                  <wp:docPr id="1579509274" name="Picture 1579509274"/>
                   <wp:cNvGraphicFramePr>
                     <a:graphicFrameLocks xmlns:a="http://schemas.openxmlformats.org/drawingml/2006/main" noChangeAspect="1"/>
                   </wp:cNvGraphicFramePr>
@@ -1701,13 +1878,13 @@
                     <a:graphicData uri="http://schemas.openxmlformats.org/drawingml/2006/picture">
                       <pic:pic xmlns:pic="http://schemas.openxmlformats.org/drawingml/2006/picture">
                         <pic:nvPicPr>
-                          <pic:cNvPr id="0" name="" descr=""/>
+                          <pic:cNvPr id="0" name=""/>
                           <pic:cNvPicPr>
                             <a:picLocks noChangeAspect="1" noChangeArrowheads="1"/>
                           </pic:cNvPicPr>
                         </pic:nvPicPr>
                         <pic:blipFill>
-                          <a:blip r:embed="rId23" cstate="none"/>
+                          <a:blip r:embed="rId21"/>
                           <a:srcRect/>
                           <a:stretch>
                             <a:fillRect/>
@@ -1732,15 +1909,18 @@
           <w:p>
             <w:pPr>
               <w:keepNext/>
-              <w:spacing w:after="120" w:before="60"/>
+              <w:spacing w:before="60" w:after="120"/>
               <w:jc w:val="center"/>
             </w:pPr>
             <w:r>
+              <w:rPr>
+                <w:noProof/>
+              </w:rPr>
               <w:drawing>
-                <wp:inline distT="0" distB="0" distL="0" distR="0">
+                <wp:inline distT="0" distB="0" distL="0" distR="0" wp14:anchorId="461DFF43" wp14:editId="07D67BDE">
                   <wp:extent cx="3286125" cy="1095375"/>
-                  <wp:effectExtent t="0" r="0" b="0" l="0"/>
-                  <wp:docPr id="1" name="" descr="" title=""/>
+                  <wp:effectExtent l="0" t="0" r="0" b="0"/>
+                  <wp:docPr id="2066080803" name="Picture 2066080803"/>
                   <wp:cNvGraphicFramePr>
                     <a:graphicFrameLocks xmlns:a="http://schemas.openxmlformats.org/drawingml/2006/main" noChangeAspect="1"/>
                   </wp:cNvGraphicFramePr>
@@ -1748,13 +1928,13 @@
                     <a:graphicData uri="http://schemas.openxmlformats.org/drawingml/2006/picture">
                       <pic:pic xmlns:pic="http://schemas.openxmlformats.org/drawingml/2006/picture">
                         <pic:nvPicPr>
-                          <pic:cNvPr id="0" name="" descr=""/>
+                          <pic:cNvPr id="0" name=""/>
                           <pic:cNvPicPr>
                             <a:picLocks noChangeAspect="1" noChangeArrowheads="1"/>
                           </pic:cNvPicPr>
                         </pic:nvPicPr>
                         <pic:blipFill>
-                          <a:blip r:embed="rId24" cstate="none"/>
+                          <a:blip r:embed="rId22"/>
                           <a:srcRect/>
                           <a:stretch>
                             <a:fillRect/>
@@ -1781,16 +1961,13 @@
     </w:tbl>
     <w:p>
       <w:pPr>
-        <w:spacing w:after="70" w:line="270"/>
-      </w:pPr>
-      <w:r>
-        <w:rPr>
-          <w:rFonts w:ascii="Arial" w:cs="Arial" w:eastAsia="Arial" w:hAnsi="Arial"/>
-          <w:color w:val="27251F"/>
-          <w:sz w:val="21"/>
-          <w:szCs w:val="21"/>
-        </w:rPr>
-        <w:t xml:space="preserve">Operation Consultants, Directors, Managers and Senior Consultants ranked by their weighted average turnover rate: the sum of resignations across all their stores divided by the sum of average headcount across those stores - not a simple average of each store's rate.</w:t>
+        <w:spacing w:after="70" w:line="270" w:lineRule="auto"/>
+      </w:pPr>
+      <w:r>
+        <w:rPr>
+          <w:color w:val="27251F"/>
+        </w:rPr>
+        <w:t>Operation Consultants, Directors, Managers and Senior Consultants ranked by their weighted average turnover rate: the sum of resignations across all their stores divided by the sum of average headcount across those stores - not a simple average of each store's rate.</w:t>
       </w:r>
     </w:p>
     <w:p>
@@ -1798,21 +1975,24 @@
         <w:pStyle w:val="Heading2"/>
       </w:pPr>
       <w:r>
-        <w:t xml:space="preserve">Step 9 - Spot the pattern store by store</w:t>
+        <w:t>Step 9 - Spot the pattern store by store</w:t>
       </w:r>
     </w:p>
     <w:p>
       <w:pPr>
         <w:keepNext/>
-        <w:spacing w:after="120" w:before="60"/>
+        <w:spacing w:before="60" w:after="120"/>
         <w:jc w:val="center"/>
       </w:pPr>
       <w:r>
+        <w:rPr>
+          <w:noProof/>
+        </w:rPr>
         <w:drawing>
-          <wp:inline distT="0" distB="0" distL="0" distR="0">
+          <wp:inline distT="0" distB="0" distL="0" distR="0" wp14:anchorId="4A5AB4E9" wp14:editId="14DB3081">
             <wp:extent cx="6953250" cy="2305050"/>
-            <wp:effectExtent t="0" r="0" b="0" l="0"/>
-            <wp:docPr id="1" name="" descr="" title=""/>
+            <wp:effectExtent l="0" t="0" r="0" b="0"/>
+            <wp:docPr id="1222421176" name="Picture 1222421176"/>
             <wp:cNvGraphicFramePr>
               <a:graphicFrameLocks xmlns:a="http://schemas.openxmlformats.org/drawingml/2006/main" noChangeAspect="1"/>
             </wp:cNvGraphicFramePr>
@@ -1820,13 +2000,13 @@
               <a:graphicData uri="http://schemas.openxmlformats.org/drawingml/2006/picture">
                 <pic:pic xmlns:pic="http://schemas.openxmlformats.org/drawingml/2006/picture">
                   <pic:nvPicPr>
-                    <pic:cNvPr id="0" name="" descr=""/>
+                    <pic:cNvPr id="0" name=""/>
                     <pic:cNvPicPr>
                       <a:picLocks noChangeAspect="1" noChangeArrowheads="1"/>
                     </pic:cNvPicPr>
                   </pic:nvPicPr>
                   <pic:blipFill>
-                    <a:blip r:embed="rId25" cstate="none"/>
+                    <a:blip r:embed="rId23"/>
                     <a:srcRect/>
                     <a:stretch>
                       <a:fillRect/>
@@ -1850,72 +2030,64 @@
     </w:p>
     <w:p>
       <w:pPr>
-        <w:spacing w:after="70" w:line="270"/>
-      </w:pPr>
-      <w:r>
-        <w:rPr>
-          <w:rFonts w:ascii="Arial" w:cs="Arial" w:eastAsia="Arial" w:hAnsi="Arial"/>
-          <w:color w:val="27251F"/>
-          <w:sz w:val="21"/>
-          <w:szCs w:val="21"/>
-        </w:rPr>
-        <w:t xml:space="preserve">A full matrix of every store against every period from the selected year to the latest upload. It always shows the full year range, not just the From/To filter.</w:t>
-      </w:r>
-    </w:p>
-    <w:p>
-      <w:pPr>
-        <w:spacing w:after="90" w:line="290"/>
-      </w:pPr>
-      <w:r>
-        <w:rPr>
-          <w:rFonts w:ascii="Arial" w:cs="Arial" w:eastAsia="Arial" w:hAnsi="Arial"/>
+        <w:spacing w:after="70" w:line="270" w:lineRule="auto"/>
+      </w:pPr>
+      <w:r>
+        <w:rPr>
+          <w:color w:val="27251F"/>
+        </w:rPr>
+        <w:t xml:space="preserve">A full matrix of every store against every period from the selected year to the latest upload. It always shows the full year range, not just the </w:t>
+      </w:r>
+      <w:proofErr w:type="gramStart"/>
+      <w:r>
+        <w:rPr>
+          <w:color w:val="27251F"/>
+        </w:rPr>
+        <w:t>From</w:t>
+      </w:r>
+      <w:proofErr w:type="gramEnd"/>
+      <w:r>
+        <w:rPr>
+          <w:color w:val="27251F"/>
+        </w:rPr>
+        <w:t>/To filter.</w:t>
+      </w:r>
+    </w:p>
+    <w:p>
+      <w:pPr>
+        <w:spacing w:after="90" w:line="290" w:lineRule="auto"/>
+      </w:pPr>
+      <w:r>
+        <w:rPr>
           <w:b/>
           <w:bCs/>
           <w:color w:val="27251F"/>
-          <w:sz w:val="21"/>
-          <w:szCs w:val="21"/>
         </w:rPr>
         <w:t xml:space="preserve">What to look at: </w:t>
       </w:r>
       <w:r>
         <w:rPr>
-          <w:rFonts w:ascii="Arial" w:cs="Arial" w:eastAsia="Arial" w:hAnsi="Arial"/>
-          <w:color w:val="27251F"/>
-          <w:sz w:val="21"/>
-          <w:szCs w:val="21"/>
-        </w:rPr>
-        <w:t xml:space="preserve">stores with a high rate in many months in a row - they have a lasting problem, not a one-off.</w:t>
+          <w:color w:val="27251F"/>
+        </w:rPr>
+        <w:t>stores with a high rate in many months in a row - they have a lasting problem, not a one-off.</w:t>
       </w:r>
     </w:p>
     <w:sectPr>
-      <w:headerReference w:type="default" r:id="rId7"/>
-      <w:footerReference w:type="default" r:id="rId8"/>
-      <w:pgSz w:w="11906" w:h="16838" w:orient="portrait"/>
-      <w:pgMar w:top="1500" w:right="432" w:bottom="994" w:left="432" w:header="706" w:footer="706" w:gutter="0"/>
-      <w:pgNumType/>
+      <w:headerReference w:type="default" r:id="rId24"/>
+      <w:footerReference w:type="default" r:id="rId25"/>
+      <w:pgSz w:w="11906" w:h="16838"/>
+      <w:pgMar w:top="1260" w:right="432" w:bottom="994" w:left="432" w:header="706" w:footer="706" w:gutter="0"/>
+      <w:cols w:space="720"/>
       <w:docGrid w:linePitch="360"/>
     </w:sectPr>
   </w:body>
 </w:document>
 </file>
 
-<file path=word/comments.xml><?xml version="1.0" encoding="utf-8"?>
-<w:comments xmlns:cx="http://schemas.microsoft.com/office/drawing/2014/chartex" xmlns:cx1="http://schemas.microsoft.com/office/drawing/2015/9/8/chartex" xmlns:cx2="http://schemas.microsoft.com/office/drawing/2015/10/21/chartex" xmlns:cx3="http://schemas.microsoft.com/office/drawing/2016/5/9/chartex" xmlns:cx4="http://schemas.microsoft.com/office/drawing/2016/5/10/chartex" xmlns:cx5="http://schemas.microsoft.com/office/drawing/2016/5/11/chartex" xmlns:cx6="http://schemas.microsoft.com/office/drawing/2016/5/12/chartex" xmlns:cx7="http://schemas.microsoft.com/office/drawing/2016/5/13/chartex" xmlns:cx8="http://schemas.microsoft.com/office/drawing/2016/5/14/chartex" xmlns:mc="http://schemas.openxmlformats.org/markup-compatibility/2006" xmlns:aink="http://schemas.microsoft.com/office/drawing/2016/ink" xmlns:am3d="http://schemas.microsoft.com/office/drawing/2017/model3d" xmlns:o="urn:schemas-microsoft-com:office:office" xmlns:r="http://schemas.openxmlformats.org/officeDocument/2006/relationships" xmlns:m="http://schemas.openxmlformats.org/officeDocument/2006/math" xmlns:v="urn:schemas-microsoft-com:vml" xmlns:wp14="http://schemas.microsoft.com/office/word/2010/wordprocessingDrawing" xmlns:wp="http://schemas.openxmlformats.org/drawingml/2006/wordprocessingDrawing" xmlns:w10="urn:schemas-microsoft-com:office:word" xmlns:w="http://schemas.openxmlformats.org/wordprocessingml/2006/main" xmlns:w14="http://schemas.microsoft.com/office/word/2010/wordml" xmlns:w15="http://schemas.microsoft.com/office/word/2012/wordml" xmlns:w16cex="http://schemas.microsoft.com/office/word/2018/wordml/cex" xmlns:w16cid="http://schemas.microsoft.com/office/word/2016/wordml/cid" xmlns:w16="http://schemas.microsoft.com/office/word/2018/wordml" xmlns:w16sdtdh="http://schemas.microsoft.com/office/word/2020/wordml/sdtdatahash" xmlns:w16se="http://schemas.microsoft.com/office/word/2015/wordml/symex" xmlns:wpg="http://schemas.microsoft.com/office/word/2010/wordprocessingGroup" xmlns:wpi="http://schemas.microsoft.com/office/word/2010/wordprocessingInk" xmlns:wne="http://schemas.microsoft.com/office/word/2006/wordml" xmlns:wps="http://schemas.microsoft.com/office/word/2010/wordprocessingShape"/>
-</file>
-
 <file path=word/endnotes.xml><?xml version="1.0" encoding="utf-8"?>
-<w:endnotes xmlns:wpc="http://schemas.microsoft.com/office/word/2010/wordprocessingCanvas" xmlns:mc="http://schemas.openxmlformats.org/markup-compatibility/2006" xmlns:o="urn:schemas-microsoft-com:office:office" xmlns:r="http://schemas.openxmlformats.org/officeDocument/2006/relationships" xmlns:m="http://schemas.openxmlformats.org/officeDocument/2006/math" xmlns:v="urn:schemas-microsoft-com:vml" xmlns:wp14="http://schemas.microsoft.com/office/word/2010/wordprocessingDrawing" xmlns:wp="http://schemas.openxmlformats.org/drawingml/2006/wordprocessingDrawing" xmlns:w10="urn:schemas-microsoft-com:office:word" xmlns:w="http://schemas.openxmlformats.org/wordprocessingml/2006/main" xmlns:w14="http://schemas.microsoft.com/office/word/2010/wordml" xmlns:w15="http://schemas.microsoft.com/office/word/2012/wordml" xmlns:wpg="http://schemas.microsoft.com/office/word/2010/wordprocessingGroup" xmlns:wpi="http://schemas.microsoft.com/office/word/2010/wordprocessingInk" xmlns:wne="http://schemas.microsoft.com/office/word/2006/wordml" xmlns:wps="http://schemas.microsoft.com/office/word/2010/wordprocessingShape" mc:Ignorable="w14 w15 wp14">
+<w:endnotes xmlns:wpc="http://schemas.microsoft.com/office/word/2010/wordprocessingCanvas" xmlns:cx="http://schemas.microsoft.com/office/drawing/2014/chartex" xmlns:cx1="http://schemas.microsoft.com/office/drawing/2015/9/8/chartex" xmlns:cx2="http://schemas.microsoft.com/office/drawing/2015/10/21/chartex" xmlns:cx3="http://schemas.microsoft.com/office/drawing/2016/5/9/chartex" xmlns:cx4="http://schemas.microsoft.com/office/drawing/2016/5/10/chartex" xmlns:cx5="http://schemas.microsoft.com/office/drawing/2016/5/11/chartex" xmlns:cx6="http://schemas.microsoft.com/office/drawing/2016/5/12/chartex" xmlns:cx7="http://schemas.microsoft.com/office/drawing/2016/5/13/chartex" xmlns:cx8="http://schemas.microsoft.com/office/drawing/2016/5/14/chartex" xmlns:mc="http://schemas.openxmlformats.org/markup-compatibility/2006" xmlns:aink="http://schemas.microsoft.com/office/drawing/2016/ink" xmlns:am3d="http://schemas.microsoft.com/office/drawing/2017/model3d" xmlns:o="urn:schemas-microsoft-com:office:office" xmlns:oel="http://schemas.microsoft.com/office/2019/extlst" xmlns:r="http://schemas.openxmlformats.org/officeDocument/2006/relationships" xmlns:m="http://schemas.openxmlformats.org/officeDocument/2006/math" xmlns:v="urn:schemas-microsoft-com:vml" xmlns:wp14="http://schemas.microsoft.com/office/word/2010/wordprocessingDrawing" xmlns:wp="http://schemas.openxmlformats.org/drawingml/2006/wordprocessingDrawing" xmlns:w10="urn:schemas-microsoft-com:office:word" xmlns:w="http://schemas.openxmlformats.org/wordprocessingml/2006/main" xmlns:w14="http://schemas.microsoft.com/office/word/2010/wordml" xmlns:w15="http://schemas.microsoft.com/office/word/2012/wordml" xmlns:w16cex="http://schemas.microsoft.com/office/word/2018/wordml/cex" xmlns:w16cid="http://schemas.microsoft.com/office/word/2016/wordml/cid" xmlns:w16="http://schemas.microsoft.com/office/word/2018/wordml" xmlns:w16du="http://schemas.microsoft.com/office/word/2023/wordml/word16du" xmlns:w16sdtdh="http://schemas.microsoft.com/office/word/2020/wordml/sdtdatahash" xmlns:w16sdtfl="http://schemas.microsoft.com/office/word/2024/wordml/sdtformatlock" xmlns:w16se="http://schemas.microsoft.com/office/word/2015/wordml/symex" xmlns:wpg="http://schemas.microsoft.com/office/word/2010/wordprocessingGroup" xmlns:wpi="http://schemas.microsoft.com/office/word/2010/wordprocessingInk" xmlns:wne="http://schemas.microsoft.com/office/word/2006/wordml" xmlns:wps="http://schemas.microsoft.com/office/word/2010/wordprocessingShape" mc:Ignorable="w14 w15 w16se w16cid w16 w16cex w16sdtdh w16sdtfl w16du wp14">
   <w:endnote w:type="separator" w:id="-1">
     <w:p>
-      <w:pPr>
-        <w:spacing w:after="0" w:line="240" w:lineRule="auto"/>
-      </w:pPr>
-      <w:r>
-        <w:rPr>
-          <w:rStyle w:val="EndnoteReference"/>
-        </w:rPr>
-        <w:endnoteRef/>
-      </w:r>
       <w:r>
         <w:separator/>
       </w:r>
@@ -1923,15 +2095,6 @@
   </w:endnote>
   <w:endnote w:type="continuationSeparator" w:id="0">
     <w:p>
-      <w:pPr>
-        <w:spacing w:after="0" w:line="240" w:lineRule="auto"/>
-      </w:pPr>
-      <w:r>
-        <w:rPr>
-          <w:rStyle w:val="EndnoteReference"/>
-        </w:rPr>
-        <w:endnoteRef/>
-      </w:r>
       <w:r>
         <w:continuationSeparator/>
       </w:r>
@@ -1941,14 +2104,13 @@
 </file>
 
 <file path=word/footer1.xml><?xml version="1.0" encoding="utf-8"?>
-<w:ftr xmlns:wpc="http://schemas.microsoft.com/office/word/2010/wordprocessingCanvas" xmlns:mc="http://schemas.openxmlformats.org/markup-compatibility/2006" xmlns:o="urn:schemas-microsoft-com:office:office" xmlns:r="http://schemas.openxmlformats.org/officeDocument/2006/relationships" xmlns:m="http://schemas.openxmlformats.org/officeDocument/2006/math" xmlns:v="urn:schemas-microsoft-com:vml" xmlns:wp14="http://schemas.microsoft.com/office/word/2010/wordprocessingDrawing" xmlns:wp="http://schemas.openxmlformats.org/drawingml/2006/wordprocessingDrawing" xmlns:w10="urn:schemas-microsoft-com:office:word" xmlns:w="http://schemas.openxmlformats.org/wordprocessingml/2006/main" xmlns:w14="http://schemas.microsoft.com/office/word/2010/wordml" xmlns:w15="http://schemas.microsoft.com/office/word/2012/wordml" xmlns:wpg="http://schemas.microsoft.com/office/word/2010/wordprocessingGroup" xmlns:wpi="http://schemas.microsoft.com/office/word/2010/wordprocessingInk" xmlns:wne="http://schemas.microsoft.com/office/word/2006/wordml" xmlns:wps="http://schemas.microsoft.com/office/word/2010/wordprocessingShape">
+<w:ftr xmlns:wpc="http://schemas.microsoft.com/office/word/2010/wordprocessingCanvas" xmlns:cx="http://schemas.microsoft.com/office/drawing/2014/chartex" xmlns:cx1="http://schemas.microsoft.com/office/drawing/2015/9/8/chartex" xmlns:cx2="http://schemas.microsoft.com/office/drawing/2015/10/21/chartex" xmlns:cx3="http://schemas.microsoft.com/office/drawing/2016/5/9/chartex" xmlns:cx4="http://schemas.microsoft.com/office/drawing/2016/5/10/chartex" xmlns:cx5="http://schemas.microsoft.com/office/drawing/2016/5/11/chartex" xmlns:cx6="http://schemas.microsoft.com/office/drawing/2016/5/12/chartex" xmlns:cx7="http://schemas.microsoft.com/office/drawing/2016/5/13/chartex" xmlns:cx8="http://schemas.microsoft.com/office/drawing/2016/5/14/chartex" xmlns:mc="http://schemas.openxmlformats.org/markup-compatibility/2006" xmlns:aink="http://schemas.microsoft.com/office/drawing/2016/ink" xmlns:am3d="http://schemas.microsoft.com/office/drawing/2017/model3d" xmlns:o="urn:schemas-microsoft-com:office:office" xmlns:oel="http://schemas.microsoft.com/office/2019/extlst" xmlns:r="http://schemas.openxmlformats.org/officeDocument/2006/relationships" xmlns:m="http://schemas.openxmlformats.org/officeDocument/2006/math" xmlns:v="urn:schemas-microsoft-com:vml" xmlns:wp14="http://schemas.microsoft.com/office/word/2010/wordprocessingDrawing" xmlns:wp="http://schemas.openxmlformats.org/drawingml/2006/wordprocessingDrawing" xmlns:w10="urn:schemas-microsoft-com:office:word" xmlns:w="http://schemas.openxmlformats.org/wordprocessingml/2006/main" xmlns:w14="http://schemas.microsoft.com/office/word/2010/wordml" xmlns:w15="http://schemas.microsoft.com/office/word/2012/wordml" xmlns:w16cex="http://schemas.microsoft.com/office/word/2018/wordml/cex" xmlns:w16cid="http://schemas.microsoft.com/office/word/2016/wordml/cid" xmlns:w16="http://schemas.microsoft.com/office/word/2018/wordml" xmlns:w16du="http://schemas.microsoft.com/office/word/2023/wordml/word16du" xmlns:w16sdtdh="http://schemas.microsoft.com/office/word/2020/wordml/sdtdatahash" xmlns:w16sdtfl="http://schemas.microsoft.com/office/word/2024/wordml/sdtformatlock" xmlns:w16se="http://schemas.microsoft.com/office/word/2015/wordml/symex" xmlns:wpg="http://schemas.microsoft.com/office/word/2010/wordprocessingGroup" xmlns:wpi="http://schemas.microsoft.com/office/word/2010/wordprocessingInk" xmlns:wne="http://schemas.microsoft.com/office/word/2006/wordml" xmlns:wps="http://schemas.microsoft.com/office/word/2010/wordprocessingShape" mc:Ignorable="w14 w15 w16se w16cid w16 w16cex w16sdtdh w16sdtfl w16du wp14">
   <w:p>
     <w:pPr>
       <w:jc w:val="center"/>
     </w:pPr>
     <w:r>
       <w:rPr>
-        <w:rFonts w:ascii="Arial" w:cs="Arial" w:eastAsia="Arial" w:hAnsi="Arial"/>
         <w:color w:val="666666"/>
         <w:sz w:val="16"/>
         <w:szCs w:val="16"/>
@@ -1957,14 +2119,43 @@
     </w:r>
     <w:r>
       <w:rPr>
-        <w:rFonts w:ascii="Arial" w:cs="Arial" w:eastAsia="Arial" w:hAnsi="Arial"/>
         <w:color w:val="666666"/>
         <w:sz w:val="16"/>
         <w:szCs w:val="16"/>
       </w:rPr>
       <w:fldChar w:fldCharType="begin"/>
-      <w:instrText xml:space="preserve">PAGE</w:instrText>
+    </w:r>
+    <w:r>
+      <w:rPr>
+        <w:color w:val="666666"/>
+        <w:sz w:val="16"/>
+        <w:szCs w:val="16"/>
+      </w:rPr>
+      <w:instrText>PAGE</w:instrText>
+    </w:r>
+    <w:r>
+      <w:rPr>
+        <w:color w:val="666666"/>
+        <w:sz w:val="16"/>
+        <w:szCs w:val="16"/>
+      </w:rPr>
       <w:fldChar w:fldCharType="separate"/>
+    </w:r>
+    <w:r>
+      <w:rPr>
+        <w:noProof/>
+        <w:color w:val="666666"/>
+        <w:sz w:val="16"/>
+        <w:szCs w:val="16"/>
+      </w:rPr>
+      <w:t>1</w:t>
+    </w:r>
+    <w:r>
+      <w:rPr>
+        <w:color w:val="666666"/>
+        <w:sz w:val="16"/>
+        <w:szCs w:val="16"/>
+      </w:rPr>
       <w:fldChar w:fldCharType="end"/>
     </w:r>
   </w:p>
@@ -1972,18 +2163,9 @@
 </file>
 
 <file path=word/footnotes.xml><?xml version="1.0" encoding="utf-8"?>
-<w:footnotes xmlns:wpc="http://schemas.microsoft.com/office/word/2010/wordprocessingCanvas" xmlns:mc="http://schemas.openxmlformats.org/markup-compatibility/2006" xmlns:o="urn:schemas-microsoft-com:office:office" xmlns:r="http://schemas.openxmlformats.org/officeDocument/2006/relationships" xmlns:m="http://schemas.openxmlformats.org/officeDocument/2006/math" xmlns:v="urn:schemas-microsoft-com:vml" xmlns:wp14="http://schemas.microsoft.com/office/word/2010/wordprocessingDrawing" xmlns:wp="http://schemas.openxmlformats.org/drawingml/2006/wordprocessingDrawing" xmlns:w10="urn:schemas-microsoft-com:office:word" xmlns:w="http://schemas.openxmlformats.org/wordprocessingml/2006/main" xmlns:w14="http://schemas.microsoft.com/office/word/2010/wordml" xmlns:w15="http://schemas.microsoft.com/office/word/2012/wordml" xmlns:wpg="http://schemas.microsoft.com/office/word/2010/wordprocessingGroup" xmlns:wpi="http://schemas.microsoft.com/office/word/2010/wordprocessingInk" xmlns:wne="http://schemas.microsoft.com/office/word/2006/wordml" xmlns:wps="http://schemas.microsoft.com/office/word/2010/wordprocessingShape" mc:Ignorable="w14 w15 wp14">
+<w:footnotes xmlns:wpc="http://schemas.microsoft.com/office/word/2010/wordprocessingCanvas" xmlns:cx="http://schemas.microsoft.com/office/drawing/2014/chartex" xmlns:cx1="http://schemas.microsoft.com/office/drawing/2015/9/8/chartex" xmlns:cx2="http://schemas.microsoft.com/office/drawing/2015/10/21/chartex" xmlns:cx3="http://schemas.microsoft.com/office/drawing/2016/5/9/chartex" xmlns:cx4="http://schemas.microsoft.com/office/drawing/2016/5/10/chartex" xmlns:cx5="http://schemas.microsoft.com/office/drawing/2016/5/11/chartex" xmlns:cx6="http://schemas.microsoft.com/office/drawing/2016/5/12/chartex" xmlns:cx7="http://schemas.microsoft.com/office/drawing/2016/5/13/chartex" xmlns:cx8="http://schemas.microsoft.com/office/drawing/2016/5/14/chartex" xmlns:mc="http://schemas.openxmlformats.org/markup-compatibility/2006" xmlns:aink="http://schemas.microsoft.com/office/drawing/2016/ink" xmlns:am3d="http://schemas.microsoft.com/office/drawing/2017/model3d" xmlns:o="urn:schemas-microsoft-com:office:office" xmlns:oel="http://schemas.microsoft.com/office/2019/extlst" xmlns:r="http://schemas.openxmlformats.org/officeDocument/2006/relationships" xmlns:m="http://schemas.openxmlformats.org/officeDocument/2006/math" xmlns:v="urn:schemas-microsoft-com:vml" xmlns:wp14="http://schemas.microsoft.com/office/word/2010/wordprocessingDrawing" xmlns:wp="http://schemas.openxmlformats.org/drawingml/2006/wordprocessingDrawing" xmlns:w10="urn:schemas-microsoft-com:office:word" xmlns:w="http://schemas.openxmlformats.org/wordprocessingml/2006/main" xmlns:w14="http://schemas.microsoft.com/office/word/2010/wordml" xmlns:w15="http://schemas.microsoft.com/office/word/2012/wordml" xmlns:w16cex="http://schemas.microsoft.com/office/word/2018/wordml/cex" xmlns:w16cid="http://schemas.microsoft.com/office/word/2016/wordml/cid" xmlns:w16="http://schemas.microsoft.com/office/word/2018/wordml" xmlns:w16du="http://schemas.microsoft.com/office/word/2023/wordml/word16du" xmlns:w16sdtdh="http://schemas.microsoft.com/office/word/2020/wordml/sdtdatahash" xmlns:w16sdtfl="http://schemas.microsoft.com/office/word/2024/wordml/sdtformatlock" xmlns:w16se="http://schemas.microsoft.com/office/word/2015/wordml/symex" xmlns:wpg="http://schemas.microsoft.com/office/word/2010/wordprocessingGroup" xmlns:wpi="http://schemas.microsoft.com/office/word/2010/wordprocessingInk" xmlns:wne="http://schemas.microsoft.com/office/word/2006/wordml" xmlns:wps="http://schemas.microsoft.com/office/word/2010/wordprocessingShape" mc:Ignorable="w14 w15 w16se w16cid w16 w16cex w16sdtdh w16sdtfl w16du wp14">
   <w:footnote w:type="separator" w:id="-1">
     <w:p>
-      <w:pPr>
-        <w:spacing w:after="0" w:line="240" w:lineRule="auto"/>
-      </w:pPr>
-      <w:r>
-        <w:rPr>
-          <w:rStyle w:val="FootnoteReference"/>
-        </w:rPr>
-        <w:footnoteRef/>
-      </w:r>
       <w:r>
         <w:separator/>
       </w:r>
@@ -1991,15 +2173,6 @@
   </w:footnote>
   <w:footnote w:type="continuationSeparator" w:id="0">
     <w:p>
-      <w:pPr>
-        <w:spacing w:after="0" w:line="240" w:lineRule="auto"/>
-      </w:pPr>
-      <w:r>
-        <w:rPr>
-          <w:rStyle w:val="FootnoteReference"/>
-        </w:rPr>
-        <w:footnoteRef/>
-      </w:r>
       <w:r>
         <w:continuationSeparator/>
       </w:r>
@@ -2009,19 +2182,22 @@
 </file>
 
 <file path=word/header1.xml><?xml version="1.0" encoding="utf-8"?>
-<w:hdr xmlns:wpc="http://schemas.microsoft.com/office/word/2010/wordprocessingCanvas" xmlns:mc="http://schemas.openxmlformats.org/markup-compatibility/2006" xmlns:o="urn:schemas-microsoft-com:office:office" xmlns:r="http://schemas.openxmlformats.org/officeDocument/2006/relationships" xmlns:m="http://schemas.openxmlformats.org/officeDocument/2006/math" xmlns:v="urn:schemas-microsoft-com:vml" xmlns:wp14="http://schemas.microsoft.com/office/word/2010/wordprocessingDrawing" xmlns:wp="http://schemas.openxmlformats.org/drawingml/2006/wordprocessingDrawing" xmlns:w10="urn:schemas-microsoft-com:office:word" xmlns:w="http://schemas.openxmlformats.org/wordprocessingml/2006/main" xmlns:w14="http://schemas.microsoft.com/office/word/2010/wordml" xmlns:w15="http://schemas.microsoft.com/office/word/2012/wordml" xmlns:wpg="http://schemas.microsoft.com/office/word/2010/wordprocessingGroup" xmlns:wpi="http://schemas.microsoft.com/office/word/2010/wordprocessingInk" xmlns:wne="http://schemas.microsoft.com/office/word/2006/wordml" xmlns:wps="http://schemas.microsoft.com/office/word/2010/wordprocessingShape" xmlns:cx="http://schemas.microsoft.com/office/drawing/2014/chartex" xmlns:cx1="http://schemas.microsoft.com/office/drawing/2015/9/8/chartex" xmlns:cx2="http://schemas.microsoft.com/office/drawing/2015/10/21/chartex" xmlns:cx3="http://schemas.microsoft.com/office/drawing/2016/5/9/chartex" xmlns:cx4="http://schemas.microsoft.com/office/drawing/2016/5/10/chartex" xmlns:cx5="http://schemas.microsoft.com/office/drawing/2016/5/11/chartex" xmlns:cx6="http://schemas.microsoft.com/office/drawing/2016/5/12/chartex" xmlns:cx7="http://schemas.microsoft.com/office/drawing/2016/5/13/chartex" xmlns:cx8="http://schemas.microsoft.com/office/drawing/2016/5/14/chartex" xmlns:w16cid="http://schemas.microsoft.com/office/word/2016/wordml/cid" xmlns:w16se="http://schemas.microsoft.com/office/word/2015/wordml/symex">
+<w:hdr xmlns:wpc="http://schemas.microsoft.com/office/word/2010/wordprocessingCanvas" xmlns:cx="http://schemas.microsoft.com/office/drawing/2014/chartex" xmlns:cx1="http://schemas.microsoft.com/office/drawing/2015/9/8/chartex" xmlns:cx2="http://schemas.microsoft.com/office/drawing/2015/10/21/chartex" xmlns:cx3="http://schemas.microsoft.com/office/drawing/2016/5/9/chartex" xmlns:cx4="http://schemas.microsoft.com/office/drawing/2016/5/10/chartex" xmlns:cx5="http://schemas.microsoft.com/office/drawing/2016/5/11/chartex" xmlns:cx6="http://schemas.microsoft.com/office/drawing/2016/5/12/chartex" xmlns:cx7="http://schemas.microsoft.com/office/drawing/2016/5/13/chartex" xmlns:cx8="http://schemas.microsoft.com/office/drawing/2016/5/14/chartex" xmlns:mc="http://schemas.openxmlformats.org/markup-compatibility/2006" xmlns:aink="http://schemas.microsoft.com/office/drawing/2016/ink" xmlns:am3d="http://schemas.microsoft.com/office/drawing/2017/model3d" xmlns:o="urn:schemas-microsoft-com:office:office" xmlns:oel="http://schemas.microsoft.com/office/2019/extlst" xmlns:r="http://schemas.openxmlformats.org/officeDocument/2006/relationships" xmlns:m="http://schemas.openxmlformats.org/officeDocument/2006/math" xmlns:v="urn:schemas-microsoft-com:vml" xmlns:wp14="http://schemas.microsoft.com/office/word/2010/wordprocessingDrawing" xmlns:wp="http://schemas.openxmlformats.org/drawingml/2006/wordprocessingDrawing" xmlns:w10="urn:schemas-microsoft-com:office:word" xmlns:w="http://schemas.openxmlformats.org/wordprocessingml/2006/main" xmlns:w14="http://schemas.microsoft.com/office/word/2010/wordml" xmlns:w15="http://schemas.microsoft.com/office/word/2012/wordml" xmlns:w16cex="http://schemas.microsoft.com/office/word/2018/wordml/cex" xmlns:w16cid="http://schemas.microsoft.com/office/word/2016/wordml/cid" xmlns:w16="http://schemas.microsoft.com/office/word/2018/wordml" xmlns:w16du="http://schemas.microsoft.com/office/word/2023/wordml/word16du" xmlns:w16sdtdh="http://schemas.microsoft.com/office/word/2020/wordml/sdtdatahash" xmlns:w16sdtfl="http://schemas.microsoft.com/office/word/2024/wordml/sdtformatlock" xmlns:w16se="http://schemas.microsoft.com/office/word/2015/wordml/symex" xmlns:wpg="http://schemas.microsoft.com/office/word/2010/wordprocessingGroup" xmlns:wpi="http://schemas.microsoft.com/office/word/2010/wordprocessingInk" xmlns:wne="http://schemas.microsoft.com/office/word/2006/wordml" xmlns:wps="http://schemas.microsoft.com/office/word/2010/wordprocessingShape" mc:Ignorable="w14 w15 w16se w16cid w16 w16cex w16sdtdh w16sdtfl w16du wp14">
   <w:p>
     <w:pPr>
       <w:pBdr>
-        <w:bottom w:val="single" w:color="DA291C" w:sz="12" w:space="4"/>
+        <w:bottom w:val="single" w:sz="12" w:space="4" w:color="DA291C"/>
       </w:pBdr>
     </w:pPr>
     <w:r>
+      <w:rPr>
+        <w:noProof/>
+      </w:rPr>
       <w:drawing>
-        <wp:inline distT="0" distB="0" distL="0" distR="0">
+        <wp:inline distT="0" distB="0" distL="0" distR="0" wp14:anchorId="2FAE2732" wp14:editId="47226AF3">
           <wp:extent cx="323850" cy="285750"/>
-          <wp:effectExtent t="0" r="0" b="0" l="0"/>
-          <wp:docPr id="1" name="" descr="" title=""/>
+          <wp:effectExtent l="0" t="0" r="0" b="0"/>
+          <wp:docPr id="8154391" name="Picture 8154391"/>
           <wp:cNvGraphicFramePr>
             <a:graphicFrameLocks xmlns:a="http://schemas.openxmlformats.org/drawingml/2006/main" noChangeAspect="1"/>
           </wp:cNvGraphicFramePr>
@@ -2029,13 +2205,13 @@
             <a:graphicData uri="http://schemas.openxmlformats.org/drawingml/2006/picture">
               <pic:pic xmlns:pic="http://schemas.openxmlformats.org/drawingml/2006/picture">
                 <pic:nvPicPr>
-                  <pic:cNvPr id="0" name="" descr=""/>
+                  <pic:cNvPr id="0" name=""/>
                   <pic:cNvPicPr>
                     <a:picLocks noChangeAspect="1" noChangeArrowheads="1"/>
                   </pic:cNvPicPr>
                 </pic:nvPicPr>
                 <pic:blipFill>
-                  <a:blip r:embed="rId0" cstate="none"/>
+                  <a:blip r:embed="rId1"/>
                   <a:srcRect/>
                   <a:stretch>
                     <a:fillRect/>
@@ -2058,24 +2234,47 @@
     </w:r>
     <w:r>
       <w:rPr>
-        <w:rFonts w:ascii="Arial" w:cs="Arial" w:eastAsia="Arial" w:hAnsi="Arial"/>
         <w:b/>
         <w:bCs/>
         <w:color w:val="27251F"/>
         <w:sz w:val="18"/>
         <w:szCs w:val="18"/>
       </w:rPr>
-      <w:t xml:space="preserve">   McDonald's Egypt - Crew Insights Hub  |  User Guide</w:t>
+      <w:t xml:space="preserve">   McDonald's Egypt - Crew Insights </w:t>
+    </w:r>
+    <w:proofErr w:type="gramStart"/>
+    <w:r>
+      <w:rPr>
+        <w:b/>
+        <w:bCs/>
+        <w:color w:val="27251F"/>
+        <w:sz w:val="18"/>
+        <w:szCs w:val="18"/>
+      </w:rPr>
+      <w:t>Hub  |</w:t>
+    </w:r>
+    <w:proofErr w:type="gramEnd"/>
+    <w:r>
+      <w:rPr>
+        <w:b/>
+        <w:bCs/>
+        <w:color w:val="27251F"/>
+        <w:sz w:val="18"/>
+        <w:szCs w:val="18"/>
+      </w:rPr>
+      <w:t xml:space="preserve">  User Guide</w:t>
     </w:r>
   </w:p>
 </w:hdr>
 </file>
 
 <file path=word/numbering.xml><?xml version="1.0" encoding="utf-8"?>
-<w:numbering xmlns:wpc="http://schemas.microsoft.com/office/word/2010/wordprocessingCanvas" xmlns:mc="http://schemas.openxmlformats.org/markup-compatibility/2006" xmlns:o="urn:schemas-microsoft-com:office:office" xmlns:r="http://schemas.openxmlformats.org/officeDocument/2006/relationships" xmlns:m="http://schemas.openxmlformats.org/officeDocument/2006/math" xmlns:v="urn:schemas-microsoft-com:vml" xmlns:wp14="http://schemas.microsoft.com/office/word/2010/wordprocessingDrawing" xmlns:wp="http://schemas.openxmlformats.org/drawingml/2006/wordprocessingDrawing" xmlns:w10="urn:schemas-microsoft-com:office:word" xmlns:w="http://schemas.openxmlformats.org/wordprocessingml/2006/main" xmlns:w14="http://schemas.microsoft.com/office/word/2010/wordml" xmlns:w15="http://schemas.microsoft.com/office/word/2012/wordml" xmlns:wpg="http://schemas.microsoft.com/office/word/2010/wordprocessingGroup" xmlns:wpi="http://schemas.microsoft.com/office/word/2010/wordprocessingInk" xmlns:wne="http://schemas.microsoft.com/office/word/2006/wordml" xmlns:wps="http://schemas.microsoft.com/office/word/2010/wordprocessingShape" mc:Ignorable="w14 w15 wp14">
-  <w:abstractNum w:abstractNumId="1" w15:restartNumberingAfterBreak="0">
+<w:numbering xmlns:wpc="http://schemas.microsoft.com/office/word/2010/wordprocessingCanvas" xmlns:cx="http://schemas.microsoft.com/office/drawing/2014/chartex" xmlns:cx1="http://schemas.microsoft.com/office/drawing/2015/9/8/chartex" xmlns:cx2="http://schemas.microsoft.com/office/drawing/2015/10/21/chartex" xmlns:cx3="http://schemas.microsoft.com/office/drawing/2016/5/9/chartex" xmlns:cx4="http://schemas.microsoft.com/office/drawing/2016/5/10/chartex" xmlns:cx5="http://schemas.microsoft.com/office/drawing/2016/5/11/chartex" xmlns:cx6="http://schemas.microsoft.com/office/drawing/2016/5/12/chartex" xmlns:cx7="http://schemas.microsoft.com/office/drawing/2016/5/13/chartex" xmlns:cx8="http://schemas.microsoft.com/office/drawing/2016/5/14/chartex" xmlns:mc="http://schemas.openxmlformats.org/markup-compatibility/2006" xmlns:aink="http://schemas.microsoft.com/office/drawing/2016/ink" xmlns:am3d="http://schemas.microsoft.com/office/drawing/2017/model3d" xmlns:o="urn:schemas-microsoft-com:office:office" xmlns:oel="http://schemas.microsoft.com/office/2019/extlst" xmlns:r="http://schemas.openxmlformats.org/officeDocument/2006/relationships" xmlns:m="http://schemas.openxmlformats.org/officeDocument/2006/math" xmlns:v="urn:schemas-microsoft-com:vml" xmlns:wp14="http://schemas.microsoft.com/office/word/2010/wordprocessingDrawing" xmlns:wp="http://schemas.openxmlformats.org/drawingml/2006/wordprocessingDrawing" xmlns:w10="urn:schemas-microsoft-com:office:word" xmlns:w="http://schemas.openxmlformats.org/wordprocessingml/2006/main" xmlns:w14="http://schemas.microsoft.com/office/word/2010/wordml" xmlns:w15="http://schemas.microsoft.com/office/word/2012/wordml" xmlns:w16cex="http://schemas.microsoft.com/office/word/2018/wordml/cex" xmlns:w16cid="http://schemas.microsoft.com/office/word/2016/wordml/cid" xmlns:w16="http://schemas.microsoft.com/office/word/2018/wordml" xmlns:w16du="http://schemas.microsoft.com/office/word/2023/wordml/word16du" xmlns:w16sdtdh="http://schemas.microsoft.com/office/word/2020/wordml/sdtdatahash" xmlns:w16sdtfl="http://schemas.microsoft.com/office/word/2024/wordml/sdtformatlock" xmlns:w16se="http://schemas.microsoft.com/office/word/2015/wordml/symex" xmlns:wpg="http://schemas.microsoft.com/office/word/2010/wordprocessingGroup" xmlns:wpi="http://schemas.microsoft.com/office/word/2010/wordprocessingInk" xmlns:wne="http://schemas.microsoft.com/office/word/2006/wordml" xmlns:wps="http://schemas.microsoft.com/office/word/2010/wordprocessingShape" mc:Ignorable="w14 w15 w16se w16cid w16 w16cex w16sdtdh w16sdtfl w16du wp14">
+  <w:abstractNum w:abstractNumId="0" w15:restartNumberingAfterBreak="0">
+    <w:nsid w:val="0FD3519B"/>
     <w:multiLevelType w:val="hybridMultilevel"/>
-    <w:lvl w:ilvl="0" w15:tentative="1">
+    <w:tmpl w:val="8548BF1C"/>
+    <w:lvl w:ilvl="0" w:tplc="490822D8">
       <w:start w:val="1"/>
       <w:numFmt w:val="bullet"/>
       <w:lvlText w:val="●"/>
@@ -2084,7 +2283,7 @@
         <w:ind w:left="720" w:hanging="360"/>
       </w:pPr>
     </w:lvl>
-    <w:lvl w:ilvl="1" w15:tentative="1">
+    <w:lvl w:ilvl="1" w:tplc="07B40872">
       <w:start w:val="1"/>
       <w:numFmt w:val="bullet"/>
       <w:lvlText w:val="○"/>
@@ -2093,7 +2292,7 @@
         <w:ind w:left="1440" w:hanging="360"/>
       </w:pPr>
     </w:lvl>
-    <w:lvl w:ilvl="2" w15:tentative="1">
+    <w:lvl w:ilvl="2" w:tplc="4D02B03A">
       <w:start w:val="1"/>
       <w:numFmt w:val="bullet"/>
       <w:lvlText w:val="■"/>
@@ -2102,7 +2301,7 @@
         <w:ind w:left="2160" w:hanging="360"/>
       </w:pPr>
     </w:lvl>
-    <w:lvl w:ilvl="3" w15:tentative="1">
+    <w:lvl w:ilvl="3" w:tplc="37F05348">
       <w:start w:val="1"/>
       <w:numFmt w:val="bullet"/>
       <w:lvlText w:val="●"/>
@@ -2111,7 +2310,7 @@
         <w:ind w:left="2880" w:hanging="360"/>
       </w:pPr>
     </w:lvl>
-    <w:lvl w:ilvl="4" w15:tentative="1">
+    <w:lvl w:ilvl="4" w:tplc="717E6B1E">
       <w:start w:val="1"/>
       <w:numFmt w:val="bullet"/>
       <w:lvlText w:val="○"/>
@@ -2120,7 +2319,7 @@
         <w:ind w:left="3600" w:hanging="360"/>
       </w:pPr>
     </w:lvl>
-    <w:lvl w:ilvl="5" w15:tentative="1">
+    <w:lvl w:ilvl="5" w:tplc="D722E0A4">
       <w:start w:val="1"/>
       <w:numFmt w:val="bullet"/>
       <w:lvlText w:val="■"/>
@@ -2129,7 +2328,7 @@
         <w:ind w:left="4320" w:hanging="360"/>
       </w:pPr>
     </w:lvl>
-    <w:lvl w:ilvl="6" w15:tentative="1">
+    <w:lvl w:ilvl="6" w:tplc="99362B36">
       <w:start w:val="1"/>
       <w:numFmt w:val="bullet"/>
       <w:lvlText w:val="●"/>
@@ -2138,7 +2337,7 @@
         <w:ind w:left="5040" w:hanging="360"/>
       </w:pPr>
     </w:lvl>
-    <w:lvl w:ilvl="7" w15:tentative="1">
+    <w:lvl w:ilvl="7" w:tplc="FA009274">
       <w:start w:val="1"/>
       <w:numFmt w:val="bullet"/>
       <w:lvlText w:val="●"/>
@@ -2147,7 +2346,7 @@
         <w:ind w:left="5760" w:hanging="360"/>
       </w:pPr>
     </w:lvl>
-    <w:lvl w:ilvl="8" w15:tentative="1">
+    <w:lvl w:ilvl="8" w:tplc="E9DADAC4">
       <w:start w:val="1"/>
       <w:numFmt w:val="bullet"/>
       <w:lvlText w:val="●"/>
@@ -2157,9 +2356,11 @@
       </w:pPr>
     </w:lvl>
   </w:abstractNum>
-  <w:abstractNum w:abstractNumId="2" w15:restartNumberingAfterBreak="0">
+  <w:abstractNum w:abstractNumId="1" w15:restartNumberingAfterBreak="0">
+    <w:nsid w:val="76002D4B"/>
     <w:multiLevelType w:val="hybridMultilevel"/>
-    <w:lvl w:ilvl="0" w15:tentative="1">
+    <w:tmpl w:val="9976D386"/>
+    <w:lvl w:ilvl="0" w:tplc="72E6644A">
       <w:start w:val="1"/>
       <w:numFmt w:val="bullet"/>
       <w:lvlText w:val="•"/>
@@ -2168,9 +2369,49 @@
         <w:ind w:left="540" w:hanging="260"/>
       </w:pPr>
     </w:lvl>
+    <w:lvl w:ilvl="1" w:tplc="E34A0D7E">
+      <w:numFmt w:val="decimal"/>
+      <w:lvlText w:val=""/>
+      <w:lvlJc w:val="left"/>
+    </w:lvl>
+    <w:lvl w:ilvl="2" w:tplc="05945480">
+      <w:numFmt w:val="decimal"/>
+      <w:lvlText w:val=""/>
+      <w:lvlJc w:val="left"/>
+    </w:lvl>
+    <w:lvl w:ilvl="3" w:tplc="02720D4C">
+      <w:numFmt w:val="decimal"/>
+      <w:lvlText w:val=""/>
+      <w:lvlJc w:val="left"/>
+    </w:lvl>
+    <w:lvl w:ilvl="4" w:tplc="8744D88A">
+      <w:numFmt w:val="decimal"/>
+      <w:lvlText w:val=""/>
+      <w:lvlJc w:val="left"/>
+    </w:lvl>
+    <w:lvl w:ilvl="5" w:tplc="B860EA88">
+      <w:numFmt w:val="decimal"/>
+      <w:lvlText w:val=""/>
+      <w:lvlJc w:val="left"/>
+    </w:lvl>
+    <w:lvl w:ilvl="6" w:tplc="EF0E8FAE">
+      <w:numFmt w:val="decimal"/>
+      <w:lvlText w:val=""/>
+      <w:lvlJc w:val="left"/>
+    </w:lvl>
+    <w:lvl w:ilvl="7" w:tplc="6C6257F8">
+      <w:numFmt w:val="decimal"/>
+      <w:lvlText w:val=""/>
+      <w:lvlJc w:val="left"/>
+    </w:lvl>
+    <w:lvl w:ilvl="8" w:tplc="3BDCC4E4">
+      <w:numFmt w:val="decimal"/>
+      <w:lvlText w:val=""/>
+      <w:lvlJc w:val="left"/>
+    </w:lvl>
   </w:abstractNum>
-  <w:num w:numId="1">
-    <w:abstractNumId w:val="1"/>
+  <w:num w:numId="1" w16cid:durableId="1903982709">
+    <w:abstractNumId w:val="0"/>
     <w:lvlOverride w:ilvl="0">
       <w:startOverride w:val="1"/>
     </w:lvlOverride>
@@ -2179,54 +2420,446 @@
 </file>
 
 <file path=word/styles.xml><?xml version="1.0" encoding="utf-8"?>
-<w:styles xmlns:mc="http://schemas.openxmlformats.org/markup-compatibility/2006" xmlns:r="http://schemas.openxmlformats.org/officeDocument/2006/relationships" xmlns:w="http://schemas.openxmlformats.org/wordprocessingml/2006/main" xmlns:w14="http://schemas.microsoft.com/office/word/2010/wordml" xmlns:w15="http://schemas.microsoft.com/office/word/2012/wordml" mc:Ignorable="w14 w15">
+<w:styles xmlns:mc="http://schemas.openxmlformats.org/markup-compatibility/2006" xmlns:r="http://schemas.openxmlformats.org/officeDocument/2006/relationships" xmlns:w="http://schemas.openxmlformats.org/wordprocessingml/2006/main" xmlns:w14="http://schemas.microsoft.com/office/word/2010/wordml" xmlns:w15="http://schemas.microsoft.com/office/word/2012/wordml" xmlns:w16cex="http://schemas.microsoft.com/office/word/2018/wordml/cex" xmlns:w16cid="http://schemas.microsoft.com/office/word/2016/wordml/cid" xmlns:w16="http://schemas.microsoft.com/office/word/2018/wordml" xmlns:w16du="http://schemas.microsoft.com/office/word/2023/wordml/word16du" xmlns:w16sdtdh="http://schemas.microsoft.com/office/word/2020/wordml/sdtdatahash" xmlns:w16sdtfl="http://schemas.microsoft.com/office/word/2024/wordml/sdtformatlock" xmlns:w16se="http://schemas.microsoft.com/office/word/2015/wordml/symex" mc:Ignorable="w14 w15 w16se w16cid w16 w16cex w16sdtdh w16sdtfl w16du">
   <w:docDefaults>
     <w:rPrDefault>
       <w:rPr>
-        <w:rFonts w:ascii="Arial" w:cs="Arial" w:eastAsia="Arial" w:hAnsi="Arial"/>
+        <w:rFonts w:ascii="Arial" w:eastAsia="Arial" w:hAnsi="Arial" w:cs="Arial"/>
         <w:sz w:val="21"/>
         <w:szCs w:val="21"/>
+        <w:lang w:val="en-US" w:eastAsia="en-US" w:bidi="ar-SA"/>
       </w:rPr>
     </w:rPrDefault>
     <w:pPrDefault/>
   </w:docDefaults>
-  <w:style w:type="paragraph" w:styleId="Title">
-    <w:name w:val="Title"/>
-    <w:basedOn w:val="Normal"/>
-    <w:next w:val="Normal"/>
+  <w:latentStyles w:defLockedState="0" w:defUIPriority="99" w:defSemiHidden="0" w:defUnhideWhenUsed="0" w:defQFormat="0" w:count="376">
+    <w:lsdException w:name="Normal" w:uiPriority="0" w:qFormat="1"/>
+    <w:lsdException w:name="heading 1" w:uiPriority="9" w:qFormat="1"/>
+    <w:lsdException w:name="heading 2" w:semiHidden="1" w:uiPriority="9" w:unhideWhenUsed="1" w:qFormat="1"/>
+    <w:lsdException w:name="heading 3" w:semiHidden="1" w:uiPriority="9" w:unhideWhenUsed="1" w:qFormat="1"/>
+    <w:lsdException w:name="heading 4" w:semiHidden="1" w:uiPriority="9" w:unhideWhenUsed="1" w:qFormat="1"/>
+    <w:lsdException w:name="heading 5" w:semiHidden="1" w:uiPriority="9" w:unhideWhenUsed="1" w:qFormat="1"/>
+    <w:lsdException w:name="heading 6" w:semiHidden="1" w:uiPriority="9" w:unhideWhenUsed="1" w:qFormat="1"/>
+    <w:lsdException w:name="heading 7" w:semiHidden="1" w:uiPriority="9" w:unhideWhenUsed="1" w:qFormat="1"/>
+    <w:lsdException w:name="heading 8" w:semiHidden="1" w:uiPriority="9" w:unhideWhenUsed="1" w:qFormat="1"/>
+    <w:lsdException w:name="heading 9" w:semiHidden="1" w:uiPriority="9" w:unhideWhenUsed="1" w:qFormat="1"/>
+    <w:lsdException w:name="index 1" w:semiHidden="1" w:unhideWhenUsed="1"/>
+    <w:lsdException w:name="index 2" w:semiHidden="1" w:unhideWhenUsed="1"/>
+    <w:lsdException w:name="index 3" w:semiHidden="1" w:unhideWhenUsed="1"/>
+    <w:lsdException w:name="index 4" w:semiHidden="1" w:unhideWhenUsed="1"/>
+    <w:lsdException w:name="index 5" w:semiHidden="1" w:unhideWhenUsed="1"/>
+    <w:lsdException w:name="index 6" w:semiHidden="1" w:unhideWhenUsed="1"/>
+    <w:lsdException w:name="index 7" w:semiHidden="1" w:unhideWhenUsed="1"/>
+    <w:lsdException w:name="index 8" w:semiHidden="1" w:unhideWhenUsed="1"/>
+    <w:lsdException w:name="index 9" w:semiHidden="1" w:unhideWhenUsed="1"/>
+    <w:lsdException w:name="toc 1" w:semiHidden="1" w:uiPriority="39" w:unhideWhenUsed="1"/>
+    <w:lsdException w:name="toc 2" w:semiHidden="1" w:uiPriority="39" w:unhideWhenUsed="1"/>
+    <w:lsdException w:name="toc 3" w:semiHidden="1" w:uiPriority="39" w:unhideWhenUsed="1"/>
+    <w:lsdException w:name="toc 4" w:semiHidden="1" w:uiPriority="39" w:unhideWhenUsed="1"/>
+    <w:lsdException w:name="toc 5" w:semiHidden="1" w:uiPriority="39" w:unhideWhenUsed="1"/>
+    <w:lsdException w:name="toc 6" w:semiHidden="1" w:uiPriority="39" w:unhideWhenUsed="1"/>
+    <w:lsdException w:name="toc 7" w:semiHidden="1" w:uiPriority="39" w:unhideWhenUsed="1"/>
+    <w:lsdException w:name="toc 8" w:semiHidden="1" w:uiPriority="39" w:unhideWhenUsed="1"/>
+    <w:lsdException w:name="toc 9" w:semiHidden="1" w:uiPriority="39" w:unhideWhenUsed="1"/>
+    <w:lsdException w:name="Normal Indent" w:semiHidden="1" w:unhideWhenUsed="1"/>
+    <w:lsdException w:name="footnote text" w:semiHidden="1" w:unhideWhenUsed="1"/>
+    <w:lsdException w:name="annotation text" w:semiHidden="1" w:unhideWhenUsed="1"/>
+    <w:lsdException w:name="header" w:semiHidden="1" w:unhideWhenUsed="1"/>
+    <w:lsdException w:name="footer" w:semiHidden="1" w:unhideWhenUsed="1"/>
+    <w:lsdException w:name="index heading" w:semiHidden="1" w:unhideWhenUsed="1"/>
+    <w:lsdException w:name="caption" w:semiHidden="1" w:uiPriority="35" w:unhideWhenUsed="1" w:qFormat="1"/>
+    <w:lsdException w:name="table of figures" w:semiHidden="1" w:unhideWhenUsed="1"/>
+    <w:lsdException w:name="envelope address" w:semiHidden="1" w:unhideWhenUsed="1"/>
+    <w:lsdException w:name="envelope return" w:semiHidden="1" w:unhideWhenUsed="1"/>
+    <w:lsdException w:name="footnote reference" w:semiHidden="1" w:unhideWhenUsed="1"/>
+    <w:lsdException w:name="annotation reference" w:semiHidden="1" w:unhideWhenUsed="1"/>
+    <w:lsdException w:name="line number" w:semiHidden="1" w:unhideWhenUsed="1"/>
+    <w:lsdException w:name="page number" w:semiHidden="1" w:unhideWhenUsed="1"/>
+    <w:lsdException w:name="endnote reference" w:semiHidden="1" w:unhideWhenUsed="1"/>
+    <w:lsdException w:name="endnote text" w:semiHidden="1" w:unhideWhenUsed="1"/>
+    <w:lsdException w:name="table of authorities" w:semiHidden="1" w:unhideWhenUsed="1"/>
+    <w:lsdException w:name="macro" w:semiHidden="1" w:unhideWhenUsed="1"/>
+    <w:lsdException w:name="toa heading" w:semiHidden="1" w:unhideWhenUsed="1"/>
+    <w:lsdException w:name="List" w:semiHidden="1" w:unhideWhenUsed="1"/>
+    <w:lsdException w:name="List Bullet" w:semiHidden="1" w:unhideWhenUsed="1"/>
+    <w:lsdException w:name="List Number" w:semiHidden="1" w:unhideWhenUsed="1"/>
+    <w:lsdException w:name="List 2" w:semiHidden="1" w:unhideWhenUsed="1"/>
+    <w:lsdException w:name="List 3" w:semiHidden="1" w:unhideWhenUsed="1"/>
+    <w:lsdException w:name="List 4" w:semiHidden="1" w:unhideWhenUsed="1"/>
+    <w:lsdException w:name="List 5" w:semiHidden="1" w:unhideWhenUsed="1"/>
+    <w:lsdException w:name="List Bullet 2" w:semiHidden="1" w:unhideWhenUsed="1"/>
+    <w:lsdException w:name="List Bullet 3" w:semiHidden="1" w:unhideWhenUsed="1"/>
+    <w:lsdException w:name="List Bullet 4" w:semiHidden="1" w:unhideWhenUsed="1"/>
+    <w:lsdException w:name="List Bullet 5" w:semiHidden="1" w:unhideWhenUsed="1"/>
+    <w:lsdException w:name="List Number 2" w:semiHidden="1" w:unhideWhenUsed="1"/>
+    <w:lsdException w:name="List Number 3" w:semiHidden="1" w:unhideWhenUsed="1"/>
+    <w:lsdException w:name="List Number 4" w:semiHidden="1" w:unhideWhenUsed="1"/>
+    <w:lsdException w:name="List Number 5" w:semiHidden="1" w:unhideWhenUsed="1"/>
+    <w:lsdException w:name="Title" w:uiPriority="10" w:qFormat="1"/>
+    <w:lsdException w:name="Closing" w:semiHidden="1" w:unhideWhenUsed="1"/>
+    <w:lsdException w:name="Signature" w:semiHidden="1" w:unhideWhenUsed="1"/>
+    <w:lsdException w:name="Default Paragraph Font" w:semiHidden="1" w:uiPriority="1" w:unhideWhenUsed="1"/>
+    <w:lsdException w:name="Body Text" w:semiHidden="1" w:unhideWhenUsed="1"/>
+    <w:lsdException w:name="Body Text Indent" w:semiHidden="1" w:unhideWhenUsed="1"/>
+    <w:lsdException w:name="List Continue" w:semiHidden="1" w:unhideWhenUsed="1"/>
+    <w:lsdException w:name="List Continue 2" w:semiHidden="1" w:unhideWhenUsed="1"/>
+    <w:lsdException w:name="List Continue 3" w:semiHidden="1" w:unhideWhenUsed="1"/>
+    <w:lsdException w:name="List Continue 4" w:semiHidden="1" w:unhideWhenUsed="1"/>
+    <w:lsdException w:name="List Continue 5" w:semiHidden="1" w:unhideWhenUsed="1"/>
+    <w:lsdException w:name="Message Header" w:semiHidden="1" w:unhideWhenUsed="1"/>
+    <w:lsdException w:name="Subtitle" w:uiPriority="11" w:qFormat="1"/>
+    <w:lsdException w:name="Salutation" w:semiHidden="1" w:unhideWhenUsed="1"/>
+    <w:lsdException w:name="Date" w:semiHidden="1" w:unhideWhenUsed="1"/>
+    <w:lsdException w:name="Body Text First Indent" w:semiHidden="1" w:unhideWhenUsed="1"/>
+    <w:lsdException w:name="Body Text First Indent 2" w:semiHidden="1" w:unhideWhenUsed="1"/>
+    <w:lsdException w:name="Note Heading" w:semiHidden="1" w:unhideWhenUsed="1"/>
+    <w:lsdException w:name="Body Text 2" w:semiHidden="1" w:unhideWhenUsed="1"/>
+    <w:lsdException w:name="Body Text 3" w:semiHidden="1" w:unhideWhenUsed="1"/>
+    <w:lsdException w:name="Body Text Indent 2" w:semiHidden="1" w:unhideWhenUsed="1"/>
+    <w:lsdException w:name="Body Text Indent 3" w:semiHidden="1" w:unhideWhenUsed="1"/>
+    <w:lsdException w:name="Block Text" w:semiHidden="1" w:unhideWhenUsed="1"/>
+    <w:lsdException w:name="Hyperlink" w:semiHidden="1" w:unhideWhenUsed="1"/>
+    <w:lsdException w:name="FollowedHyperlink" w:semiHidden="1" w:unhideWhenUsed="1"/>
+    <w:lsdException w:name="Strong" w:uiPriority="22" w:qFormat="1"/>
+    <w:lsdException w:name="Emphasis" w:uiPriority="20" w:qFormat="1"/>
+    <w:lsdException w:name="Document Map" w:semiHidden="1" w:unhideWhenUsed="1"/>
+    <w:lsdException w:name="Plain Text" w:semiHidden="1" w:unhideWhenUsed="1"/>
+    <w:lsdException w:name="E-mail Signature" w:semiHidden="1" w:unhideWhenUsed="1"/>
+    <w:lsdException w:name="HTML Top of Form" w:semiHidden="1" w:unhideWhenUsed="1"/>
+    <w:lsdException w:name="HTML Bottom of Form" w:semiHidden="1" w:unhideWhenUsed="1"/>
+    <w:lsdException w:name="Normal (Web)" w:semiHidden="1" w:unhideWhenUsed="1"/>
+    <w:lsdException w:name="HTML Acronym" w:semiHidden="1" w:unhideWhenUsed="1"/>
+    <w:lsdException w:name="HTML Address" w:semiHidden="1" w:unhideWhenUsed="1"/>
+    <w:lsdException w:name="HTML Cite" w:semiHidden="1" w:unhideWhenUsed="1"/>
+    <w:lsdException w:name="HTML Code" w:semiHidden="1" w:unhideWhenUsed="1"/>
+    <w:lsdException w:name="HTML Definition" w:semiHidden="1" w:unhideWhenUsed="1"/>
+    <w:lsdException w:name="HTML Keyboard" w:semiHidden="1" w:unhideWhenUsed="1"/>
+    <w:lsdException w:name="HTML Preformatted" w:semiHidden="1" w:unhideWhenUsed="1"/>
+    <w:lsdException w:name="HTML Sample" w:semiHidden="1" w:unhideWhenUsed="1"/>
+    <w:lsdException w:name="HTML Typewriter" w:semiHidden="1" w:unhideWhenUsed="1"/>
+    <w:lsdException w:name="HTML Variable" w:semiHidden="1" w:unhideWhenUsed="1"/>
+    <w:lsdException w:name="Normal Table" w:semiHidden="1" w:unhideWhenUsed="1"/>
+    <w:lsdException w:name="annotation subject" w:semiHidden="1" w:unhideWhenUsed="1"/>
+    <w:lsdException w:name="No List" w:semiHidden="1" w:unhideWhenUsed="1"/>
+    <w:lsdException w:name="Outline List 1" w:semiHidden="1" w:unhideWhenUsed="1"/>
+    <w:lsdException w:name="Outline List 2" w:semiHidden="1" w:unhideWhenUsed="1"/>
+    <w:lsdException w:name="Outline List 3" w:semiHidden="1" w:unhideWhenUsed="1"/>
+    <w:lsdException w:name="Table Simple 1" w:semiHidden="1" w:unhideWhenUsed="1"/>
+    <w:lsdException w:name="Table Simple 2" w:semiHidden="1" w:unhideWhenUsed="1"/>
+    <w:lsdException w:name="Table Simple 3" w:semiHidden="1" w:unhideWhenUsed="1"/>
+    <w:lsdException w:name="Table Classic 1" w:semiHidden="1" w:unhideWhenUsed="1"/>
+    <w:lsdException w:name="Table Classic 2" w:semiHidden="1" w:unhideWhenUsed="1"/>
+    <w:lsdException w:name="Table Classic 3" w:semiHidden="1" w:unhideWhenUsed="1"/>
+    <w:lsdException w:name="Table Classic 4" w:semiHidden="1" w:unhideWhenUsed="1"/>
+    <w:lsdException w:name="Table Colorful 1" w:semiHidden="1" w:unhideWhenUsed="1"/>
+    <w:lsdException w:name="Table Colorful 2" w:semiHidden="1" w:unhideWhenUsed="1"/>
+    <w:lsdException w:name="Table Colorful 3" w:semiHidden="1" w:unhideWhenUsed="1"/>
+    <w:lsdException w:name="Table Columns 1" w:semiHidden="1" w:unhideWhenUsed="1"/>
+    <w:lsdException w:name="Table Columns 2" w:semiHidden="1" w:unhideWhenUsed="1"/>
+    <w:lsdException w:name="Table Columns 3" w:semiHidden="1" w:unhideWhenUsed="1"/>
+    <w:lsdException w:name="Table Columns 4" w:semiHidden="1" w:unhideWhenUsed="1"/>
+    <w:lsdException w:name="Table Columns 5" w:semiHidden="1" w:unhideWhenUsed="1"/>
+    <w:lsdException w:name="Table Grid 1" w:semiHidden="1" w:unhideWhenUsed="1"/>
+    <w:lsdException w:name="Table Grid 2" w:semiHidden="1" w:unhideWhenUsed="1"/>
+    <w:lsdException w:name="Table Grid 3" w:semiHidden="1" w:unhideWhenUsed="1"/>
+    <w:lsdException w:name="Table Grid 4" w:semiHidden="1" w:unhideWhenUsed="1"/>
+    <w:lsdException w:name="Table Grid 5" w:semiHidden="1" w:unhideWhenUsed="1"/>
+    <w:lsdException w:name="Table Grid 6" w:semiHidden="1" w:unhideWhenUsed="1"/>
+    <w:lsdException w:name="Table Grid 7" w:semiHidden="1" w:unhideWhenUsed="1"/>
+    <w:lsdException w:name="Table Grid 8" w:semiHidden="1" w:unhideWhenUsed="1"/>
+    <w:lsdException w:name="Table List 1" w:semiHidden="1" w:unhideWhenUsed="1"/>
+    <w:lsdException w:name="Table List 2" w:semiHidden="1" w:unhideWhenUsed="1"/>
+    <w:lsdException w:name="Table List 3" w:semiHidden="1" w:unhideWhenUsed="1"/>
+    <w:lsdException w:name="Table List 4" w:semiHidden="1" w:unhideWhenUsed="1"/>
+    <w:lsdException w:name="Table List 5" w:semiHidden="1" w:unhideWhenUsed="1"/>
+    <w:lsdException w:name="Table List 6" w:semiHidden="1" w:unhideWhenUsed="1"/>
+    <w:lsdException w:name="Table List 7" w:semiHidden="1" w:unhideWhenUsed="1"/>
+    <w:lsdException w:name="Table List 8" w:semiHidden="1" w:unhideWhenUsed="1"/>
+    <w:lsdException w:name="Table 3D effects 1" w:semiHidden="1" w:unhideWhenUsed="1"/>
+    <w:lsdException w:name="Table 3D effects 2" w:semiHidden="1" w:unhideWhenUsed="1"/>
+    <w:lsdException w:name="Table 3D effects 3" w:semiHidden="1" w:unhideWhenUsed="1"/>
+    <w:lsdException w:name="Table Contemporary" w:semiHidden="1" w:unhideWhenUsed="1"/>
+    <w:lsdException w:name="Table Elegant" w:semiHidden="1" w:unhideWhenUsed="1"/>
+    <w:lsdException w:name="Table Professional" w:semiHidden="1" w:unhideWhenUsed="1"/>
+    <w:lsdException w:name="Table Subtle 1" w:semiHidden="1" w:unhideWhenUsed="1"/>
+    <w:lsdException w:name="Table Subtle 2" w:semiHidden="1" w:unhideWhenUsed="1"/>
+    <w:lsdException w:name="Table Web 1" w:semiHidden="1" w:unhideWhenUsed="1"/>
+    <w:lsdException w:name="Table Web 2" w:semiHidden="1" w:unhideWhenUsed="1"/>
+    <w:lsdException w:name="Table Web 3" w:semiHidden="1" w:unhideWhenUsed="1"/>
+    <w:lsdException w:name="Balloon Text" w:semiHidden="1" w:unhideWhenUsed="1"/>
+    <w:lsdException w:name="Table Grid" w:uiPriority="39"/>
+    <w:lsdException w:name="Table Theme" w:semiHidden="1" w:unhideWhenUsed="1"/>
+    <w:lsdException w:name="Placeholder Text" w:semiHidden="1"/>
+    <w:lsdException w:name="No Spacing" w:uiPriority="1" w:qFormat="1"/>
+    <w:lsdException w:name="Light Shading" w:uiPriority="60"/>
+    <w:lsdException w:name="Light List" w:uiPriority="61"/>
+    <w:lsdException w:name="Light Grid" w:uiPriority="62"/>
+    <w:lsdException w:name="Medium Shading 1" w:uiPriority="63"/>
+    <w:lsdException w:name="Medium Shading 2" w:uiPriority="64"/>
+    <w:lsdException w:name="Medium List 1" w:uiPriority="65"/>
+    <w:lsdException w:name="Medium List 2" w:uiPriority="66"/>
+    <w:lsdException w:name="Medium Grid 1" w:uiPriority="67"/>
+    <w:lsdException w:name="Medium Grid 2" w:uiPriority="68"/>
+    <w:lsdException w:name="Medium Grid 3" w:uiPriority="69"/>
+    <w:lsdException w:name="Dark List" w:uiPriority="70"/>
+    <w:lsdException w:name="Colorful Shading" w:uiPriority="71"/>
+    <w:lsdException w:name="Colorful List" w:uiPriority="72"/>
+    <w:lsdException w:name="Colorful Grid" w:uiPriority="73"/>
+    <w:lsdException w:name="Light Shading Accent 1" w:uiPriority="60"/>
+    <w:lsdException w:name="Light List Accent 1" w:uiPriority="61"/>
+    <w:lsdException w:name="Light Grid Accent 1" w:uiPriority="62"/>
+    <w:lsdException w:name="Medium Shading 1 Accent 1" w:uiPriority="63"/>
+    <w:lsdException w:name="Medium Shading 2 Accent 1" w:uiPriority="64"/>
+    <w:lsdException w:name="Medium List 1 Accent 1" w:uiPriority="65"/>
+    <w:lsdException w:name="Revision" w:semiHidden="1"/>
+    <w:lsdException w:name="List Paragraph" w:uiPriority="34" w:qFormat="1"/>
+    <w:lsdException w:name="Quote" w:uiPriority="29" w:qFormat="1"/>
+    <w:lsdException w:name="Intense Quote" w:uiPriority="30" w:qFormat="1"/>
+    <w:lsdException w:name="Medium List 2 Accent 1" w:uiPriority="66"/>
+    <w:lsdException w:name="Medium Grid 1 Accent 1" w:uiPriority="67"/>
+    <w:lsdException w:name="Medium Grid 2 Accent 1" w:uiPriority="68"/>
+    <w:lsdException w:name="Medium Grid 3 Accent 1" w:uiPriority="69"/>
+    <w:lsdException w:name="Dark List Accent 1" w:uiPriority="70"/>
+    <w:lsdException w:name="Colorful Shading Accent 1" w:uiPriority="71"/>
+    <w:lsdException w:name="Colorful List Accent 1" w:uiPriority="72"/>
+    <w:lsdException w:name="Colorful Grid Accent 1" w:uiPriority="73"/>
+    <w:lsdException w:name="Light Shading Accent 2" w:uiPriority="60"/>
+    <w:lsdException w:name="Light List Accent 2" w:uiPriority="61"/>
+    <w:lsdException w:name="Light Grid Accent 2" w:uiPriority="62"/>
+    <w:lsdException w:name="Medium Shading 1 Accent 2" w:uiPriority="63"/>
+    <w:lsdException w:name="Medium Shading 2 Accent 2" w:uiPriority="64"/>
+    <w:lsdException w:name="Medium List 1 Accent 2" w:uiPriority="65"/>
+    <w:lsdException w:name="Medium List 2 Accent 2" w:uiPriority="66"/>
+    <w:lsdException w:name="Medium Grid 1 Accent 2" w:uiPriority="67"/>
+    <w:lsdException w:name="Medium Grid 2 Accent 2" w:uiPriority="68"/>
+    <w:lsdException w:name="Medium Grid 3 Accent 2" w:uiPriority="69"/>
+    <w:lsdException w:name="Dark List Accent 2" w:uiPriority="70"/>
+    <w:lsdException w:name="Colorful Shading Accent 2" w:uiPriority="71"/>
+    <w:lsdException w:name="Colorful List Accent 2" w:uiPriority="72"/>
+    <w:lsdException w:name="Colorful Grid Accent 2" w:uiPriority="73"/>
+    <w:lsdException w:name="Light Shading Accent 3" w:uiPriority="60"/>
+    <w:lsdException w:name="Light List Accent 3" w:uiPriority="61"/>
+    <w:lsdException w:name="Light Grid Accent 3" w:uiPriority="62"/>
+    <w:lsdException w:name="Medium Shading 1 Accent 3" w:uiPriority="63"/>
+    <w:lsdException w:name="Medium Shading 2 Accent 3" w:uiPriority="64"/>
+    <w:lsdException w:name="Medium List 1 Accent 3" w:uiPriority="65"/>
+    <w:lsdException w:name="Medium List 2 Accent 3" w:uiPriority="66"/>
+    <w:lsdException w:name="Medium Grid 1 Accent 3" w:uiPriority="67"/>
+    <w:lsdException w:name="Medium Grid 2 Accent 3" w:uiPriority="68"/>
+    <w:lsdException w:name="Medium Grid 3 Accent 3" w:uiPriority="69"/>
+    <w:lsdException w:name="Dark List Accent 3" w:uiPriority="70"/>
+    <w:lsdException w:name="Colorful Shading Accent 3" w:uiPriority="71"/>
+    <w:lsdException w:name="Colorful List Accent 3" w:uiPriority="72"/>
+    <w:lsdException w:name="Colorful Grid Accent 3" w:uiPriority="73"/>
+    <w:lsdException w:name="Light Shading Accent 4" w:uiPriority="60"/>
+    <w:lsdException w:name="Light List Accent 4" w:uiPriority="61"/>
+    <w:lsdException w:name="Light Grid Accent 4" w:uiPriority="62"/>
+    <w:lsdException w:name="Medium Shading 1 Accent 4" w:uiPriority="63"/>
+    <w:lsdException w:name="Medium Shading 2 Accent 4" w:uiPriority="64"/>
+    <w:lsdException w:name="Medium List 1 Accent 4" w:uiPriority="65"/>
+    <w:lsdException w:name="Medium List 2 Accent 4" w:uiPriority="66"/>
+    <w:lsdException w:name="Medium Grid 1 Accent 4" w:uiPriority="67"/>
+    <w:lsdException w:name="Medium Grid 2 Accent 4" w:uiPriority="68"/>
+    <w:lsdException w:name="Medium Grid 3 Accent 4" w:uiPriority="69"/>
+    <w:lsdException w:name="Dark List Accent 4" w:uiPriority="70"/>
+    <w:lsdException w:name="Colorful Shading Accent 4" w:uiPriority="71"/>
+    <w:lsdException w:name="Colorful List Accent 4" w:uiPriority="72"/>
+    <w:lsdException w:name="Colorful Grid Accent 4" w:uiPriority="73"/>
+    <w:lsdException w:name="Light Shading Accent 5" w:uiPriority="60"/>
+    <w:lsdException w:name="Light List Accent 5" w:uiPriority="61"/>
+    <w:lsdException w:name="Light Grid Accent 5" w:uiPriority="62"/>
+    <w:lsdException w:name="Medium Shading 1 Accent 5" w:uiPriority="63"/>
+    <w:lsdException w:name="Medium Shading 2 Accent 5" w:uiPriority="64"/>
+    <w:lsdException w:name="Medium List 1 Accent 5" w:uiPriority="65"/>
+    <w:lsdException w:name="Medium List 2 Accent 5" w:uiPriority="66"/>
+    <w:lsdException w:name="Medium Grid 1 Accent 5" w:uiPriority="67"/>
+    <w:lsdException w:name="Medium Grid 2 Accent 5" w:uiPriority="68"/>
+    <w:lsdException w:name="Medium Grid 3 Accent 5" w:uiPriority="69"/>
+    <w:lsdException w:name="Dark List Accent 5" w:uiPriority="70"/>
+    <w:lsdException w:name="Colorful Shading Accent 5" w:uiPriority="71"/>
+    <w:lsdException w:name="Colorful List Accent 5" w:uiPriority="72"/>
+    <w:lsdException w:name="Colorful Grid Accent 5" w:uiPriority="73"/>
+    <w:lsdException w:name="Light Shading Accent 6" w:uiPriority="60"/>
+    <w:lsdException w:name="Light List Accent 6" w:uiPriority="61"/>
+    <w:lsdException w:name="Light Grid Accent 6" w:uiPriority="62"/>
+    <w:lsdException w:name="Medium Shading 1 Accent 6" w:uiPriority="63"/>
+    <w:lsdException w:name="Medium Shading 2 Accent 6" w:uiPriority="64"/>
+    <w:lsdException w:name="Medium List 1 Accent 6" w:uiPriority="65"/>
+    <w:lsdException w:name="Medium List 2 Accent 6" w:uiPriority="66"/>
+    <w:lsdException w:name="Medium Grid 1 Accent 6" w:uiPriority="67"/>
+    <w:lsdException w:name="Medium Grid 2 Accent 6" w:uiPriority="68"/>
+    <w:lsdException w:name="Medium Grid 3 Accent 6" w:uiPriority="69"/>
+    <w:lsdException w:name="Dark List Accent 6" w:uiPriority="70"/>
+    <w:lsdException w:name="Colorful Shading Accent 6" w:uiPriority="71"/>
+    <w:lsdException w:name="Colorful List Accent 6" w:uiPriority="72"/>
+    <w:lsdException w:name="Colorful Grid Accent 6" w:uiPriority="73"/>
+    <w:lsdException w:name="Subtle Emphasis" w:uiPriority="19" w:qFormat="1"/>
+    <w:lsdException w:name="Intense Emphasis" w:uiPriority="21" w:qFormat="1"/>
+    <w:lsdException w:name="Subtle Reference" w:uiPriority="31" w:qFormat="1"/>
+    <w:lsdException w:name="Intense Reference" w:uiPriority="32" w:qFormat="1"/>
+    <w:lsdException w:name="Book Title" w:uiPriority="33" w:qFormat="1"/>
+    <w:lsdException w:name="Bibliography" w:semiHidden="1" w:uiPriority="37" w:unhideWhenUsed="1"/>
+    <w:lsdException w:name="TOC Heading" w:semiHidden="1" w:uiPriority="39" w:unhideWhenUsed="1" w:qFormat="1"/>
+    <w:lsdException w:name="Plain Table 1" w:uiPriority="41"/>
+    <w:lsdException w:name="Plain Table 2" w:uiPriority="42"/>
+    <w:lsdException w:name="Plain Table 3" w:uiPriority="43"/>
+    <w:lsdException w:name="Plain Table 4" w:uiPriority="44"/>
+    <w:lsdException w:name="Plain Table 5" w:uiPriority="45"/>
+    <w:lsdException w:name="Grid Table Light" w:uiPriority="40"/>
+    <w:lsdException w:name="Grid Table 1 Light" w:uiPriority="46"/>
+    <w:lsdException w:name="Grid Table 2" w:uiPriority="47"/>
+    <w:lsdException w:name="Grid Table 3" w:uiPriority="48"/>
+    <w:lsdException w:name="Grid Table 4" w:uiPriority="49"/>
+    <w:lsdException w:name="Grid Table 5 Dark" w:uiPriority="50"/>
+    <w:lsdException w:name="Grid Table 6 Colorful" w:uiPriority="51"/>
+    <w:lsdException w:name="Grid Table 7 Colorful" w:uiPriority="52"/>
+    <w:lsdException w:name="Grid Table 1 Light Accent 1" w:uiPriority="46"/>
+    <w:lsdException w:name="Grid Table 2 Accent 1" w:uiPriority="47"/>
+    <w:lsdException w:name="Grid Table 3 Accent 1" w:uiPriority="48"/>
+    <w:lsdException w:name="Grid Table 4 Accent 1" w:uiPriority="49"/>
+    <w:lsdException w:name="Grid Table 5 Dark Accent 1" w:uiPriority="50"/>
+    <w:lsdException w:name="Grid Table 6 Colorful Accent 1" w:uiPriority="51"/>
+    <w:lsdException w:name="Grid Table 7 Colorful Accent 1" w:uiPriority="52"/>
+    <w:lsdException w:name="Grid Table 1 Light Accent 2" w:uiPriority="46"/>
+    <w:lsdException w:name="Grid Table 2 Accent 2" w:uiPriority="47"/>
+    <w:lsdException w:name="Grid Table 3 Accent 2" w:uiPriority="48"/>
+    <w:lsdException w:name="Grid Table 4 Accent 2" w:uiPriority="49"/>
+    <w:lsdException w:name="Grid Table 5 Dark Accent 2" w:uiPriority="50"/>
+    <w:lsdException w:name="Grid Table 6 Colorful Accent 2" w:uiPriority="51"/>
+    <w:lsdException w:name="Grid Table 7 Colorful Accent 2" w:uiPriority="52"/>
+    <w:lsdException w:name="Grid Table 1 Light Accent 3" w:uiPriority="46"/>
+    <w:lsdException w:name="Grid Table 2 Accent 3" w:uiPriority="47"/>
+    <w:lsdException w:name="Grid Table 3 Accent 3" w:uiPriority="48"/>
+    <w:lsdException w:name="Grid Table 4 Accent 3" w:uiPriority="49"/>
+    <w:lsdException w:name="Grid Table 5 Dark Accent 3" w:uiPriority="50"/>
+    <w:lsdException w:name="Grid Table 6 Colorful Accent 3" w:uiPriority="51"/>
+    <w:lsdException w:name="Grid Table 7 Colorful Accent 3" w:uiPriority="52"/>
+    <w:lsdException w:name="Grid Table 1 Light Accent 4" w:uiPriority="46"/>
+    <w:lsdException w:name="Grid Table 2 Accent 4" w:uiPriority="47"/>
+    <w:lsdException w:name="Grid Table 3 Accent 4" w:uiPriority="48"/>
+    <w:lsdException w:name="Grid Table 4 Accent 4" w:uiPriority="49"/>
+    <w:lsdException w:name="Grid Table 5 Dark Accent 4" w:uiPriority="50"/>
+    <w:lsdException w:name="Grid Table 6 Colorful Accent 4" w:uiPriority="51"/>
+    <w:lsdException w:name="Grid Table 7 Colorful Accent 4" w:uiPriority="52"/>
+    <w:lsdException w:name="Grid Table 1 Light Accent 5" w:uiPriority="46"/>
+    <w:lsdException w:name="Grid Table 2 Accent 5" w:uiPriority="47"/>
+    <w:lsdException w:name="Grid Table 3 Accent 5" w:uiPriority="48"/>
+    <w:lsdException w:name="Grid Table 4 Accent 5" w:uiPriority="49"/>
+    <w:lsdException w:name="Grid Table 5 Dark Accent 5" w:uiPriority="50"/>
+    <w:lsdException w:name="Grid Table 6 Colorful Accent 5" w:uiPriority="51"/>
+    <w:lsdException w:name="Grid Table 7 Colorful Accent 5" w:uiPriority="52"/>
+    <w:lsdException w:name="Grid Table 1 Light Accent 6" w:uiPriority="46"/>
+    <w:lsdException w:name="Grid Table 2 Accent 6" w:uiPriority="47"/>
+    <w:lsdException w:name="Grid Table 3 Accent 6" w:uiPriority="48"/>
+    <w:lsdException w:name="Grid Table 4 Accent 6" w:uiPriority="49"/>
+    <w:lsdException w:name="Grid Table 5 Dark Accent 6" w:uiPriority="50"/>
+    <w:lsdException w:name="Grid Table 6 Colorful Accent 6" w:uiPriority="51"/>
+    <w:lsdException w:name="Grid Table 7 Colorful Accent 6" w:uiPriority="52"/>
+    <w:lsdException w:name="List Table 1 Light" w:uiPriority="46"/>
+    <w:lsdException w:name="List Table 2" w:uiPriority="47"/>
+    <w:lsdException w:name="List Table 3" w:uiPriority="48"/>
+    <w:lsdException w:name="List Table 4" w:uiPriority="49"/>
+    <w:lsdException w:name="List Table 5 Dark" w:uiPriority="50"/>
+    <w:lsdException w:name="List Table 6 Colorful" w:uiPriority="51"/>
+    <w:lsdException w:name="List Table 7 Colorful" w:uiPriority="52"/>
+    <w:lsdException w:name="List Table 1 Light Accent 1" w:uiPriority="46"/>
+    <w:lsdException w:name="List Table 2 Accent 1" w:uiPriority="47"/>
+    <w:lsdException w:name="List Table 3 Accent 1" w:uiPriority="48"/>
+    <w:lsdException w:name="List Table 4 Accent 1" w:uiPriority="49"/>
+    <w:lsdException w:name="List Table 5 Dark Accent 1" w:uiPriority="50"/>
+    <w:lsdException w:name="List Table 6 Colorful Accent 1" w:uiPriority="51"/>
+    <w:lsdException w:name="List Table 7 Colorful Accent 1" w:uiPriority="52"/>
+    <w:lsdException w:name="List Table 1 Light Accent 2" w:uiPriority="46"/>
+    <w:lsdException w:name="List Table 2 Accent 2" w:uiPriority="47"/>
+    <w:lsdException w:name="List Table 3 Accent 2" w:uiPriority="48"/>
+    <w:lsdException w:name="List Table 4 Accent 2" w:uiPriority="49"/>
+    <w:lsdException w:name="List Table 5 Dark Accent 2" w:uiPriority="50"/>
+    <w:lsdException w:name="List Table 6 Colorful Accent 2" w:uiPriority="51"/>
+    <w:lsdException w:name="List Table 7 Colorful Accent 2" w:uiPriority="52"/>
+    <w:lsdException w:name="List Table 1 Light Accent 3" w:uiPriority="46"/>
+    <w:lsdException w:name="List Table 2 Accent 3" w:uiPriority="47"/>
+    <w:lsdException w:name="List Table 3 Accent 3" w:uiPriority="48"/>
+    <w:lsdException w:name="List Table 4 Accent 3" w:uiPriority="49"/>
+    <w:lsdException w:name="List Table 5 Dark Accent 3" w:uiPriority="50"/>
+    <w:lsdException w:name="List Table 6 Colorful Accent 3" w:uiPriority="51"/>
+    <w:lsdException w:name="List Table 7 Colorful Accent 3" w:uiPriority="52"/>
+    <w:lsdException w:name="List Table 1 Light Accent 4" w:uiPriority="46"/>
+    <w:lsdException w:name="List Table 2 Accent 4" w:uiPriority="47"/>
+    <w:lsdException w:name="List Table 3 Accent 4" w:uiPriority="48"/>
+    <w:lsdException w:name="List Table 4 Accent 4" w:uiPriority="49"/>
+    <w:lsdException w:name="List Table 5 Dark Accent 4" w:uiPriority="50"/>
+    <w:lsdException w:name="List Table 6 Colorful Accent 4" w:uiPriority="51"/>
+    <w:lsdException w:name="List Table 7 Colorful Accent 4" w:uiPriority="52"/>
+    <w:lsdException w:name="List Table 1 Light Accent 5" w:uiPriority="46"/>
+    <w:lsdException w:name="List Table 2 Accent 5" w:uiPriority="47"/>
+    <w:lsdException w:name="List Table 3 Accent 5" w:uiPriority="48"/>
+    <w:lsdException w:name="List Table 4 Accent 5" w:uiPriority="49"/>
+    <w:lsdException w:name="List Table 5 Dark Accent 5" w:uiPriority="50"/>
+    <w:lsdException w:name="List Table 6 Colorful Accent 5" w:uiPriority="51"/>
+    <w:lsdException w:name="List Table 7 Colorful Accent 5" w:uiPriority="52"/>
+    <w:lsdException w:name="List Table 1 Light Accent 6" w:uiPriority="46"/>
+    <w:lsdException w:name="List Table 2 Accent 6" w:uiPriority="47"/>
+    <w:lsdException w:name="List Table 3 Accent 6" w:uiPriority="48"/>
+    <w:lsdException w:name="List Table 4 Accent 6" w:uiPriority="49"/>
+    <w:lsdException w:name="List Table 5 Dark Accent 6" w:uiPriority="50"/>
+    <w:lsdException w:name="List Table 6 Colorful Accent 6" w:uiPriority="51"/>
+    <w:lsdException w:name="List Table 7 Colorful Accent 6" w:uiPriority="52"/>
+    <w:lsdException w:name="Mention" w:semiHidden="1" w:unhideWhenUsed="1"/>
+    <w:lsdException w:name="Smart Hyperlink" w:semiHidden="1" w:unhideWhenUsed="1"/>
+    <w:lsdException w:name="Hashtag" w:semiHidden="1" w:unhideWhenUsed="1"/>
+    <w:lsdException w:name="Unresolved Mention" w:semiHidden="1" w:unhideWhenUsed="1"/>
+    <w:lsdException w:name="Smart Link" w:semiHidden="1" w:unhideWhenUsed="1"/>
+  </w:latentStyles>
+  <w:style w:type="paragraph" w:default="1" w:styleId="Normal">
+    <w:name w:val="Normal"/>
     <w:qFormat/>
-    <w:rPr>
-      <w:sz w:val="56"/>
-      <w:szCs w:val="56"/>
-    </w:rPr>
   </w:style>
   <w:style w:type="paragraph" w:styleId="Heading1">
-    <w:name w:val="Heading 1"/>
-    <w:basedOn w:val="Normal"/>
-    <w:next w:val="Normal"/>
+    <w:name w:val="heading 1"/>
+    <w:uiPriority w:val="9"/>
     <w:qFormat/>
+    <w:pPr>
+      <w:spacing w:before="120" w:after="60"/>
+      <w:outlineLvl w:val="0"/>
+    </w:pPr>
     <w:rPr>
-      <w:color w:val="2E74B5"/>
-      <w:sz w:val="32"/>
-      <w:szCs w:val="32"/>
+      <w:b/>
+      <w:bCs/>
+      <w:color w:val="DA291C"/>
+      <w:sz w:val="40"/>
+      <w:szCs w:val="40"/>
     </w:rPr>
   </w:style>
   <w:style w:type="paragraph" w:styleId="Heading2">
-    <w:name w:val="Heading 2"/>
-    <w:basedOn w:val="Normal"/>
-    <w:next w:val="Normal"/>
+    <w:name w:val="heading 2"/>
+    <w:uiPriority w:val="9"/>
+    <w:unhideWhenUsed/>
     <w:qFormat/>
+    <w:pPr>
+      <w:keepNext/>
+      <w:pBdr>
+        <w:left w:val="single" w:sz="24" w:space="6" w:color="DA291C"/>
+      </w:pBdr>
+      <w:spacing w:before="260" w:after="100"/>
+      <w:outlineLvl w:val="1"/>
+    </w:pPr>
     <w:rPr>
-      <w:color w:val="2E74B5"/>
+      <w:b/>
+      <w:bCs/>
+      <w:color w:val="27251F"/>
       <w:sz w:val="26"/>
       <w:szCs w:val="26"/>
     </w:rPr>
   </w:style>
   <w:style w:type="paragraph" w:styleId="Heading3">
-    <w:name w:val="Heading 3"/>
-    <w:basedOn w:val="Normal"/>
-    <w:next w:val="Normal"/>
+    <w:name w:val="heading 3"/>
+    <w:uiPriority w:val="9"/>
+    <w:semiHidden/>
+    <w:unhideWhenUsed/>
     <w:qFormat/>
+    <w:pPr>
+      <w:outlineLvl w:val="2"/>
+    </w:pPr>
     <w:rPr>
       <w:color w:val="1F4D78"/>
       <w:sz w:val="24"/>
@@ -2234,10 +2867,14 @@
     </w:rPr>
   </w:style>
   <w:style w:type="paragraph" w:styleId="Heading4">
-    <w:name w:val="Heading 4"/>
-    <w:basedOn w:val="Normal"/>
-    <w:next w:val="Normal"/>
+    <w:name w:val="heading 4"/>
+    <w:uiPriority w:val="9"/>
+    <w:semiHidden/>
+    <w:unhideWhenUsed/>
     <w:qFormat/>
+    <w:pPr>
+      <w:outlineLvl w:val="3"/>
+    </w:pPr>
     <w:rPr>
       <w:i/>
       <w:iCs/>
@@ -2245,27 +2882,69 @@
     </w:rPr>
   </w:style>
   <w:style w:type="paragraph" w:styleId="Heading5">
-    <w:name w:val="Heading 5"/>
-    <w:basedOn w:val="Normal"/>
-    <w:next w:val="Normal"/>
+    <w:name w:val="heading 5"/>
+    <w:uiPriority w:val="9"/>
+    <w:semiHidden/>
+    <w:unhideWhenUsed/>
     <w:qFormat/>
+    <w:pPr>
+      <w:outlineLvl w:val="4"/>
+    </w:pPr>
     <w:rPr>
       <w:color w:val="2E74B5"/>
     </w:rPr>
   </w:style>
   <w:style w:type="paragraph" w:styleId="Heading6">
-    <w:name w:val="Heading 6"/>
-    <w:basedOn w:val="Normal"/>
-    <w:next w:val="Normal"/>
+    <w:name w:val="heading 6"/>
+    <w:uiPriority w:val="9"/>
+    <w:semiHidden/>
+    <w:unhideWhenUsed/>
     <w:qFormat/>
+    <w:pPr>
+      <w:outlineLvl w:val="5"/>
+    </w:pPr>
     <w:rPr>
       <w:color w:val="1F4D78"/>
     </w:rPr>
   </w:style>
-  <w:style w:type="paragraph" w:styleId="Strong">
-    <w:name w:val="Strong"/>
-    <w:basedOn w:val="Normal"/>
-    <w:next w:val="Normal"/>
+  <w:style w:type="character" w:default="1" w:styleId="DefaultParagraphFont">
+    <w:name w:val="Default Paragraph Font"/>
+    <w:uiPriority w:val="1"/>
+    <w:semiHidden/>
+    <w:unhideWhenUsed/>
+  </w:style>
+  <w:style w:type="table" w:default="1" w:styleId="TableNormal">
+    <w:name w:val="Normal Table"/>
+    <w:uiPriority w:val="99"/>
+    <w:semiHidden/>
+    <w:unhideWhenUsed/>
+    <w:tblPr>
+      <w:tblInd w:w="0" w:type="dxa"/>
+      <w:tblCellMar>
+        <w:top w:w="0" w:type="dxa"/>
+        <w:left w:w="108" w:type="dxa"/>
+        <w:bottom w:w="0" w:type="dxa"/>
+        <w:right w:w="108" w:type="dxa"/>
+      </w:tblCellMar>
+    </w:tblPr>
+  </w:style>
+  <w:style w:type="numbering" w:default="1" w:styleId="NoList">
+    <w:name w:val="No List"/>
+    <w:uiPriority w:val="99"/>
+    <w:semiHidden/>
+    <w:unhideWhenUsed/>
+  </w:style>
+  <w:style w:type="paragraph" w:styleId="Title">
+    <w:name w:val="Title"/>
+    <w:uiPriority w:val="10"/>
+    <w:qFormat/>
+    <w:rPr>
+      <w:sz w:val="56"/>
+      <w:szCs w:val="56"/>
+    </w:rPr>
+  </w:style>
+  <w:style w:type="paragraph" w:customStyle="1" w:styleId="Strong1">
+    <w:name w:val="Strong1"/>
     <w:qFormat/>
     <w:rPr>
       <w:b/>
@@ -2274,12 +2953,10 @@
   </w:style>
   <w:style w:type="paragraph" w:styleId="ListParagraph">
     <w:name w:val="List Paragraph"/>
-    <w:basedOn w:val="Normal"/>
     <w:qFormat/>
   </w:style>
   <w:style w:type="character" w:styleId="Hyperlink">
     <w:name w:val="Hyperlink"/>
-    <w:basedOn w:val="DefaultParagraphFont"/>
     <w:uiPriority w:val="99"/>
     <w:unhideWhenUsed/>
     <w:rPr>
@@ -2289,7 +2966,6 @@
   </w:style>
   <w:style w:type="character" w:styleId="FootnoteReference">
     <w:name w:val="footnote reference"/>
-    <w:basedOn w:val="DefaultParagraphFont"/>
     <w:uiPriority w:val="99"/>
     <w:semiHidden/>
     <w:unhideWhenUsed/>
@@ -2299,22 +2975,17 @@
   </w:style>
   <w:style w:type="paragraph" w:styleId="FootnoteText">
     <w:name w:val="footnote text"/>
-    <w:basedOn w:val="Normal"/>
     <w:link w:val="FootnoteTextChar"/>
     <w:uiPriority w:val="99"/>
     <w:semiHidden/>
     <w:unhideWhenUsed/>
-    <w:pPr>
-      <w:spacing w:after="0" w:line="240" w:lineRule="auto"/>
-    </w:pPr>
     <w:rPr>
       <w:sz w:val="20"/>
       <w:szCs w:val="20"/>
     </w:rPr>
   </w:style>
-  <w:style w:type="character" w:styleId="FootnoteTextChar">
+  <w:style w:type="character" w:customStyle="1" w:styleId="FootnoteTextChar">
     <w:name w:val="Footnote Text Char"/>
-    <w:basedOn w:val="DefaultParagraphFont"/>
     <w:link w:val="FootnoteText"/>
     <w:uiPriority w:val="99"/>
     <w:semiHidden/>
@@ -2326,7 +2997,6 @@
   </w:style>
   <w:style w:type="character" w:styleId="EndnoteReference">
     <w:name w:val="endnote reference"/>
-    <w:basedOn w:val="DefaultParagraphFont"/>
     <w:uiPriority w:val="99"/>
     <w:semiHidden/>
     <w:unhideWhenUsed/>
@@ -2336,22 +3006,17 @@
   </w:style>
   <w:style w:type="paragraph" w:styleId="EndnoteText">
     <w:name w:val="endnote text"/>
-    <w:basedOn w:val="Normal"/>
     <w:link w:val="EndnoteTextChar"/>
     <w:uiPriority w:val="99"/>
     <w:semiHidden/>
     <w:unhideWhenUsed/>
-    <w:pPr>
-      <w:spacing w:after="0" w:line="240" w:lineRule="auto"/>
-    </w:pPr>
     <w:rPr>
       <w:sz w:val="20"/>
       <w:szCs w:val="20"/>
     </w:rPr>
   </w:style>
-  <w:style w:type="character" w:styleId="EndnoteTextChar">
+  <w:style w:type="character" w:customStyle="1" w:styleId="EndnoteTextChar">
     <w:name w:val="Endnote Text Char"/>
-    <w:basedOn w:val="DefaultParagraphFont"/>
     <w:link w:val="EndnoteText"/>
     <w:uiPriority w:val="99"/>
     <w:semiHidden/>
@@ -2361,45 +3026,320 @@
       <w:szCs w:val="20"/>
     </w:rPr>
   </w:style>
-  <w:style w:type="paragraph" w:styleId="Heading1">
-    <w:name w:val="Heading 1"/>
-    <w:basedOn w:val="Normal"/>
-    <w:next w:val="Normal"/>
-    <w:qFormat/>
-    <w:pPr>
-      <w:spacing w:after="60" w:before="120"/>
-      <w:outlineLvl w:val="0"/>
-    </w:pPr>
-    <w:rPr>
-      <w:rFonts w:ascii="Arial" w:cs="Arial" w:eastAsia="Arial" w:hAnsi="Arial"/>
-      <w:b/>
-      <w:bCs/>
-      <w:color w:val="DA291C"/>
-      <w:sz w:val="40"/>
-      <w:szCs w:val="40"/>
-    </w:rPr>
-  </w:style>
-  <w:style w:type="paragraph" w:styleId="Heading2">
-    <w:name w:val="Heading 2"/>
-    <w:basedOn w:val="Normal"/>
-    <w:next w:val="Normal"/>
-    <w:qFormat/>
-    <w:pPr>
-      <w:keepNext/>
-      <w:pBdr>
-        <w:left w:val="single" w:color="DA291C" w:sz="24" w:space="6"/>
-      </w:pBdr>
-      <w:spacing w:after="100" w:before="260"/>
-      <w:outlineLvl w:val="1"/>
-    </w:pPr>
-    <w:rPr>
-      <w:rFonts w:ascii="Arial" w:cs="Arial" w:eastAsia="Arial" w:hAnsi="Arial"/>
-      <w:b/>
-      <w:bCs/>
-      <w:color w:val="27251F"/>
-      <w:sz w:val="26"/>
-      <w:szCs w:val="26"/>
-    </w:rPr>
-  </w:style>
 </w:styles>
+</file>
+
+<file path=word/theme/theme1.xml><?xml version="1.0" encoding="utf-8"?>
+<a:theme xmlns:a="http://schemas.openxmlformats.org/drawingml/2006/main" name="Office Theme">
+  <a:themeElements>
+    <a:clrScheme name="Office">
+      <a:dk1>
+        <a:sysClr val="windowText" lastClr="000000"/>
+      </a:dk1>
+      <a:lt1>
+        <a:sysClr val="window" lastClr="FFFFFF"/>
+      </a:lt1>
+      <a:dk2>
+        <a:srgbClr val="0E2841"/>
+      </a:dk2>
+      <a:lt2>
+        <a:srgbClr val="E8E8E8"/>
+      </a:lt2>
+      <a:accent1>
+        <a:srgbClr val="156082"/>
+      </a:accent1>
+      <a:accent2>
+        <a:srgbClr val="E97132"/>
+      </a:accent2>
+      <a:accent3>
+        <a:srgbClr val="196B24"/>
+      </a:accent3>
+      <a:accent4>
+        <a:srgbClr val="0F9ED5"/>
+      </a:accent4>
+      <a:accent5>
+        <a:srgbClr val="A02B93"/>
+      </a:accent5>
+      <a:accent6>
+        <a:srgbClr val="4EA72E"/>
+      </a:accent6>
+      <a:hlink>
+        <a:srgbClr val="467886"/>
+      </a:hlink>
+      <a:folHlink>
+        <a:srgbClr val="96607D"/>
+      </a:folHlink>
+    </a:clrScheme>
+    <a:fontScheme name="Office">
+      <a:majorFont>
+        <a:latin typeface="Aptos Display" panose="02110004020202020204"/>
+        <a:ea typeface=""/>
+        <a:cs typeface=""/>
+        <a:font script="Jpan" typeface="游ゴシック Light"/>
+        <a:font script="Hang" typeface="맑은 고딕"/>
+        <a:font script="Hans" typeface="等线 Light"/>
+        <a:font script="Hant" typeface="新細明體"/>
+        <a:font script="Arab" typeface="Times New Roman"/>
+        <a:font script="Hebr" typeface="Times New Roman"/>
+        <a:font script="Thai" typeface="Angsana New"/>
+        <a:font script="Ethi" typeface="Nyala"/>
+        <a:font script="Beng" typeface="Vrinda"/>
+        <a:font script="Gujr" typeface="Shruti"/>
+        <a:font script="Khmr" typeface="MoolBoran"/>
+        <a:font script="Knda" typeface="Tunga"/>
+        <a:font script="Guru" typeface="Raavi"/>
+        <a:font script="Cans" typeface="Euphemia"/>
+        <a:font script="Cher" typeface="Plantagenet Cherokee"/>
+        <a:font script="Yiii" typeface="Microsoft Yi Baiti"/>
+        <a:font script="Tibt" typeface="Microsoft Himalaya"/>
+        <a:font script="Thaa" typeface="MV Boli"/>
+        <a:font script="Deva" typeface="Mangal"/>
+        <a:font script="Telu" typeface="Gautami"/>
+        <a:font script="Taml" typeface="Latha"/>
+        <a:font script="Syrc" typeface="Estrangelo Edessa"/>
+        <a:font script="Orya" typeface="Kalinga"/>
+        <a:font script="Mlym" typeface="Kartika"/>
+        <a:font script="Laoo" typeface="DokChampa"/>
+        <a:font script="Sinh" typeface="Iskoola Pota"/>
+        <a:font script="Mong" typeface="Mongolian Baiti"/>
+        <a:font script="Viet" typeface="Times New Roman"/>
+        <a:font script="Uigh" typeface="Microsoft Uighur"/>
+        <a:font script="Geor" typeface="Sylfaen"/>
+        <a:font script="Armn" typeface="Arial"/>
+        <a:font script="Bugi" typeface="Leelawadee UI"/>
+        <a:font script="Bopo" typeface="Microsoft JhengHei"/>
+        <a:font script="Java" typeface="Javanese Text"/>
+        <a:font script="Lisu" typeface="Segoe UI"/>
+        <a:font script="Mymr" typeface="Myanmar Text"/>
+        <a:font script="Nkoo" typeface="Ebrima"/>
+        <a:font script="Olck" typeface="Nirmala UI"/>
+        <a:font script="Osma" typeface="Ebrima"/>
+        <a:font script="Phag" typeface="Phagspa"/>
+        <a:font script="Syrn" typeface="Estrangelo Edessa"/>
+        <a:font script="Syrj" typeface="Estrangelo Edessa"/>
+        <a:font script="Syre" typeface="Estrangelo Edessa"/>
+        <a:font script="Sora" typeface="Nirmala UI"/>
+        <a:font script="Tale" typeface="Microsoft Tai Le"/>
+        <a:font script="Talu" typeface="Microsoft New Tai Lue"/>
+        <a:font script="Tfng" typeface="Ebrima"/>
+      </a:majorFont>
+      <a:minorFont>
+        <a:latin typeface="Aptos" panose="02110004020202020204"/>
+        <a:ea typeface=""/>
+        <a:cs typeface=""/>
+        <a:font script="Jpan" typeface="游明朝"/>
+        <a:font script="Hang" typeface="맑은 고딕"/>
+        <a:font script="Hans" typeface="等线"/>
+        <a:font script="Hant" typeface="新細明體"/>
+        <a:font script="Arab" typeface="Arial"/>
+        <a:font script="Hebr" typeface="Arial"/>
+        <a:font script="Thai" typeface="Cordia New"/>
+        <a:font script="Ethi" typeface="Nyala"/>
+        <a:font script="Beng" typeface="Vrinda"/>
+        <a:font script="Gujr" typeface="Shruti"/>
+        <a:font script="Khmr" typeface="DaunPenh"/>
+        <a:font script="Knda" typeface="Tunga"/>
+        <a:font script="Guru" typeface="Raavi"/>
+        <a:font script="Cans" typeface="Euphemia"/>
+        <a:font script="Cher" typeface="Plantagenet Cherokee"/>
+        <a:font script="Yiii" typeface="Microsoft Yi Baiti"/>
+        <a:font script="Tibt" typeface="Microsoft Himalaya"/>
+        <a:font script="Thaa" typeface="MV Boli"/>
+        <a:font script="Deva" typeface="Mangal"/>
+        <a:font script="Telu" typeface="Gautami"/>
+        <a:font script="Taml" typeface="Latha"/>
+        <a:font script="Syrc" typeface="Estrangelo Edessa"/>
+        <a:font script="Orya" typeface="Kalinga"/>
+        <a:font script="Mlym" typeface="Kartika"/>
+        <a:font script="Laoo" typeface="DokChampa"/>
+        <a:font script="Sinh" typeface="Iskoola Pota"/>
+        <a:font script="Mong" typeface="Mongolian Baiti"/>
+        <a:font script="Viet" typeface="Arial"/>
+        <a:font script="Uigh" typeface="Microsoft Uighur"/>
+        <a:font script="Geor" typeface="Sylfaen"/>
+        <a:font script="Armn" typeface="Arial"/>
+        <a:font script="Bugi" typeface="Leelawadee UI"/>
+        <a:font script="Bopo" typeface="Microsoft JhengHei"/>
+        <a:font script="Java" typeface="Javanese Text"/>
+        <a:font script="Lisu" typeface="Segoe UI"/>
+        <a:font script="Mymr" typeface="Myanmar Text"/>
+        <a:font script="Nkoo" typeface="Ebrima"/>
+        <a:font script="Olck" typeface="Nirmala UI"/>
+        <a:font script="Osma" typeface="Ebrima"/>
+        <a:font script="Phag" typeface="Phagspa"/>
+        <a:font script="Syrn" typeface="Estrangelo Edessa"/>
+        <a:font script="Syrj" typeface="Estrangelo Edessa"/>
+        <a:font script="Syre" typeface="Estrangelo Edessa"/>
+        <a:font script="Sora" typeface="Nirmala UI"/>
+        <a:font script="Tale" typeface="Microsoft Tai Le"/>
+        <a:font script="Talu" typeface="Microsoft New Tai Lue"/>
+        <a:font script="Tfng" typeface="Ebrima"/>
+      </a:minorFont>
+    </a:fontScheme>
+    <a:fmtScheme name="Office">
+      <a:fillStyleLst>
+        <a:solidFill>
+          <a:schemeClr val="phClr"/>
+        </a:solidFill>
+        <a:gradFill rotWithShape="1">
+          <a:gsLst>
+            <a:gs pos="0">
+              <a:schemeClr val="phClr">
+                <a:lumMod val="110000"/>
+                <a:satMod val="105000"/>
+                <a:tint val="67000"/>
+              </a:schemeClr>
+            </a:gs>
+            <a:gs pos="50000">
+              <a:schemeClr val="phClr">
+                <a:lumMod val="105000"/>
+                <a:satMod val="103000"/>
+                <a:tint val="73000"/>
+              </a:schemeClr>
+            </a:gs>
+            <a:gs pos="100000">
+              <a:schemeClr val="phClr">
+                <a:lumMod val="105000"/>
+                <a:satMod val="109000"/>
+                <a:tint val="81000"/>
+              </a:schemeClr>
+            </a:gs>
+          </a:gsLst>
+          <a:lin ang="5400000" scaled="0"/>
+        </a:gradFill>
+        <a:gradFill rotWithShape="1">
+          <a:gsLst>
+            <a:gs pos="0">
+              <a:schemeClr val="phClr">
+                <a:satMod val="103000"/>
+                <a:lumMod val="102000"/>
+                <a:tint val="94000"/>
+              </a:schemeClr>
+            </a:gs>
+            <a:gs pos="50000">
+              <a:schemeClr val="phClr">
+                <a:satMod val="110000"/>
+                <a:lumMod val="100000"/>
+                <a:shade val="100000"/>
+              </a:schemeClr>
+            </a:gs>
+            <a:gs pos="100000">
+              <a:schemeClr val="phClr">
+                <a:lumMod val="99000"/>
+                <a:satMod val="120000"/>
+                <a:shade val="78000"/>
+              </a:schemeClr>
+            </a:gs>
+          </a:gsLst>
+          <a:lin ang="5400000" scaled="0"/>
+        </a:gradFill>
+      </a:fillStyleLst>
+      <a:lnStyleLst>
+        <a:ln w="12700" cap="flat" cmpd="sng" algn="ctr">
+          <a:solidFill>
+            <a:schemeClr val="phClr"/>
+          </a:solidFill>
+          <a:prstDash val="solid"/>
+          <a:miter lim="800000"/>
+        </a:ln>
+        <a:ln w="19050" cap="flat" cmpd="sng" algn="ctr">
+          <a:solidFill>
+            <a:schemeClr val="phClr"/>
+          </a:solidFill>
+          <a:prstDash val="solid"/>
+          <a:miter lim="800000"/>
+        </a:ln>
+        <a:ln w="25400" cap="flat" cmpd="sng" algn="ctr">
+          <a:solidFill>
+            <a:schemeClr val="phClr"/>
+          </a:solidFill>
+          <a:prstDash val="solid"/>
+          <a:miter lim="800000"/>
+        </a:ln>
+      </a:lnStyleLst>
+      <a:effectStyleLst>
+        <a:effectStyle>
+          <a:effectLst/>
+        </a:effectStyle>
+        <a:effectStyle>
+          <a:effectLst/>
+        </a:effectStyle>
+        <a:effectStyle>
+          <a:effectLst>
+            <a:outerShdw blurRad="57150" dist="19050" dir="5400000" algn="ctr" rotWithShape="0">
+              <a:srgbClr val="000000">
+                <a:alpha val="63000"/>
+              </a:srgbClr>
+            </a:outerShdw>
+          </a:effectLst>
+        </a:effectStyle>
+      </a:effectStyleLst>
+      <a:bgFillStyleLst>
+        <a:solidFill>
+          <a:schemeClr val="phClr"/>
+        </a:solidFill>
+        <a:solidFill>
+          <a:schemeClr val="phClr">
+            <a:tint val="95000"/>
+            <a:satMod val="170000"/>
+          </a:schemeClr>
+        </a:solidFill>
+        <a:gradFill rotWithShape="1">
+          <a:gsLst>
+            <a:gs pos="0">
+              <a:schemeClr val="phClr">
+                <a:tint val="93000"/>
+                <a:satMod val="150000"/>
+                <a:shade val="98000"/>
+                <a:lumMod val="102000"/>
+              </a:schemeClr>
+            </a:gs>
+            <a:gs pos="50000">
+              <a:schemeClr val="phClr">
+                <a:tint val="98000"/>
+                <a:satMod val="130000"/>
+                <a:shade val="90000"/>
+                <a:lumMod val="103000"/>
+              </a:schemeClr>
+            </a:gs>
+            <a:gs pos="100000">
+              <a:schemeClr val="phClr">
+                <a:shade val="63000"/>
+                <a:satMod val="120000"/>
+              </a:schemeClr>
+            </a:gs>
+          </a:gsLst>
+          <a:lin ang="5400000" scaled="0"/>
+        </a:gradFill>
+      </a:bgFillStyleLst>
+    </a:fmtScheme>
+  </a:themeElements>
+  <a:objectDefaults>
+    <a:lnDef>
+      <a:spPr/>
+      <a:bodyPr/>
+      <a:lstStyle/>
+      <a:style>
+        <a:lnRef idx="2">
+          <a:schemeClr val="accent1"/>
+        </a:lnRef>
+        <a:fillRef idx="0">
+          <a:schemeClr val="accent1"/>
+        </a:fillRef>
+        <a:effectRef idx="1">
+          <a:schemeClr val="accent1"/>
+        </a:effectRef>
+        <a:fontRef idx="minor">
+          <a:schemeClr val="tx1"/>
+        </a:fontRef>
+      </a:style>
+    </a:lnDef>
+  </a:objectDefaults>
+  <a:extraClrSchemeLst/>
+  <a:extLst>
+    <a:ext uri="{05A4C25C-085E-4340-85A3-A5531E510DB2}">
+      <thm15:themeFamily xmlns:thm15="http://schemas.microsoft.com/office/thememl/2012/main" name="Office Theme" id="{2E142A2C-CD16-42D6-873A-C26D2A0506FA}" vid="{1BDDFF52-6CD6-40A5-AB3C-68EB2F1E4D0A}"/>
+    </a:ext>
+  </a:extLst>
+</a:theme>
 </file>
--- a/docs/user-guide/en/pages/05-turnover.docx
+++ b/docs/user-guide/en/pages/05-turnover.docx
@@ -756,7 +756,7 @@
         </w:rPr>
         <w:drawing>
           <wp:inline distT="0" distB="0" distL="0" distR="0" wp14:anchorId="1159D602" wp14:editId="11C29C9B">
-            <wp:extent cx="6910104" cy="1949975"/>
+            <wp:extent cx="4953000" cy="1397696"/>
             <wp:effectExtent l="0" t="0" r="5080" b="0"/>
             <wp:docPr id="1617171494" name="Picture 1617171494"/>
             <wp:cNvGraphicFramePr>
@@ -781,7 +781,7 @@
                   <pic:spPr bwMode="auto">
                     <a:xfrm>
                       <a:off x="0" y="0"/>
-                      <a:ext cx="7040565" cy="1986790"/>
+                      <a:ext cx="4953000" cy="1397696"/>
                     </a:xfrm>
                     <a:prstGeom prst="rect">
                       <a:avLst/>

--- a/docs/user-guide/en/pages/05-turnover.docx
+++ b/docs/user-guide/en/pages/05-turnover.docx
@@ -133,7 +133,7 @@
         <w:rPr>
           <w:color w:val="27251F"/>
         </w:rPr>
-        <w:t>Pick a Store, Operation Manager, Operation Consultant, Senior Operation Consultant or Operation Director and every chart and table on the page switches to that selection. The From/To period narrows the cards, the job title / tenure / payroll / gender / reasons charts and the store table.</w:t>
+        <w:t xml:space="preserve">Pick a Store, Operation Manager, Operation Consultant, Senior Operation Consultant or Operation Director or Job and the cards, the charts and the matrix switch to that selection. The Store filter does not narrow the store table, the Operation Consultant / Director / Manager / Senior Consultant tables, or the Trend vs Prior Period card, which always cover all the stores you can access. The From/To period narrows the cards, the job title / tenure / payroll / gender charts, the store table and the leader tables.</w:t>
       </w:r>
     </w:p>
     <w:p>
@@ -152,7 +152,7 @@
         <w:rPr>
           <w:color w:val="27251F"/>
         </w:rPr>
-        <w:t>the "Turnover Rate by Month" chart, the "Monthly Turnover Trend" chart and the full matrix always show the complete history from the selected year onward, because they are built to show trends over time.</w:t>
+        <w:t xml:space="preserve">the "Turnover Rate by Month" chart always shows every uploaded month. The "Monthly Turnover Trend" chart and the full matrix always show every month from the From year to the latest upload, whatever From/To month you pick, because they are built to show trends over time.</w:t>
       </w:r>
     </w:p>
     <w:p>
@@ -820,21 +820,21 @@
         <w:rPr>
           <w:color w:val="27251F"/>
         </w:rPr>
-        <w:t xml:space="preserve">Turnover rate for every calendar month on record. Each bar = (resignations that month / average headcount that month) x 100. This chart always shows the full history and ignores the </w:t>
+        <w:t xml:space="preserve">Turnover rate for every uploaded month (one bar per month and year). Each bar = (resignations that month / headcount that month) x 100. This chart ignores the From/To filter, so you can see long-term seasonality; the Store, leader and Job filters still apply.</w:t>
       </w:r>
       <w:proofErr w:type="gramStart"/>
       <w:r>
         <w:rPr>
           <w:color w:val="27251F"/>
         </w:rPr>
-        <w:t>From</w:t>
+        <w:t/>
       </w:r>
       <w:proofErr w:type="gramEnd"/>
       <w:r>
         <w:rPr>
           <w:color w:val="27251F"/>
         </w:rPr>
-        <w:t>/To filter, so you can see long-term seasonality.</w:t>
+        <w:t/>
       </w:r>
     </w:p>
     <w:p>
@@ -1346,7 +1346,7 @@
               <w:rPr>
                 <w:color w:val="27251F"/>
               </w:rPr>
-              <w:t>Gender split of the resignations in the selected period, with counts and percentages on the side.</w:t>
+              <w:t xml:space="preserve">Gender split of the active employees in the selected period (each month in the From-To range added together), shown as a doughnut with counts and percentages on the side.</w:t>
             </w:r>
           </w:p>
         </w:tc>
@@ -1424,21 +1424,21 @@
         <w:rPr>
           <w:color w:val="27251F"/>
         </w:rPr>
-        <w:t xml:space="preserve">Every resignation in the selected period </w:t>
+        <w:t xml:space="preserve">The reasons given in exit interviews, grouped by reason. Only employees who completed an exit interview are counted, not every resignation. The period filter applies only when From and To are in the same year; otherwise all exit interviews are used.</w:t>
       </w:r>
       <w:proofErr w:type="gramStart"/>
       <w:r>
         <w:rPr>
           <w:color w:val="27251F"/>
         </w:rPr>
-        <w:t>grouped</w:t>
+        <w:t/>
       </w:r>
       <w:proofErr w:type="gramEnd"/>
       <w:r>
         <w:rPr>
           <w:color w:val="27251F"/>
         </w:rPr>
-        <w:t xml:space="preserve"> by the reason the employee gave for leaving.</w:t>
+        <w:t xml:space="preserve"/>
       </w:r>
     </w:p>
     <w:p>
@@ -1526,21 +1526,21 @@
         <w:rPr>
           <w:color w:val="27251F"/>
         </w:rPr>
-        <w:t xml:space="preserve">Month-by-month turnover trend from the selected year to the latest upload, whatever </w:t>
+        <w:t xml:space="preserve">Month-by-month turnover rate of the 6 stores with the highest average rate (or of the selected store), from the From year to the latest upload, whatever To period you pick.</w:t>
       </w:r>
       <w:proofErr w:type="gramStart"/>
       <w:r>
         <w:rPr>
           <w:color w:val="27251F"/>
         </w:rPr>
-        <w:t>To</w:t>
+        <w:t/>
       </w:r>
       <w:proofErr w:type="gramEnd"/>
       <w:r>
         <w:rPr>
           <w:color w:val="27251F"/>
         </w:rPr>
-        <w:t xml:space="preserve"> period you pick.</w:t>
+        <w:t xml:space="preserve"/>
       </w:r>
     </w:p>
     <w:p>
@@ -1609,7 +1609,7 @@
         <w:rPr>
           <w:color w:val="27251F"/>
         </w:rPr>
-        <w:t>Every store in the selected period with its headcount, new hires, resignations and turnover rate (resignations / average headcount x 100). Click a column header to sort.</w:t>
+        <w:t xml:space="preserve">Every store with employees in the selected period, with its headcount (added up over the months of the range), new hires, resignations and turnover rate (resignations / average headcount x 100). Rows start sorted by Turnover% (highest first). Click a column header to sort.</w:t>
       </w:r>
     </w:p>
     <w:p>
